--- a/hin/docx/019.content.docx
+++ b/hin/docx/019.content.docx
@@ -150,26 +150,6 @@
           <w:lang w:val="hi_IN" w:bidi="hi_IN"/>
         </w:rPr>
         <w:t>ध</w:t>
-      </w:r>
-      <w:r>
-        <w:rPr>
-          <w:lang w:val="hi_IN" w:bidi="hi_IN"/>
-        </w:rPr>
-      </w:r>
-    </w:p>
-    <w:p>
-      <w:pPr/>
-      <w:r>
-        <w:rPr>
-          <w:lang w:val="hi_IN" w:bidi="hi_IN"/>
-        </w:rPr>
-      </w:r>
-      <w:r>
-        <w:rPr>
-          <w:i/>
-          <w:lang w:val="hi_IN" w:bidi="hi_IN"/>
-        </w:rPr>
-        <w:t>धर्मत्याग, धर्मत्याग और नवीनीकरण, धर्मत्याग पर परमेश्वर का शोक, धर्मविज्ञान के रूप में मन्दिर विधान, धर्मशास्त्र के रूप में इस्राएल का भूगोल, धर्मी का दुःख, धार्मिक पाखंड, धीरज</w:t>
       </w:r>
       <w:r>
         <w:rPr>

--- a/hin/docx/019.content.docx
+++ b/hin/docx/019.content.docx
@@ -19,7 +19,7 @@
         <w:rPr>
           <w:lang w:val="hi_IN" w:bidi="hi_IN"/>
         </w:rPr>
-        <w:t>Resource: Study Notes - Themes (Tyndale)</w:t>
+        <w:t>Resource: Tyndale Open Study Notes</w:t>
       </w:r>
       <w:r>
         <w:rPr>
@@ -112,7 +112,7 @@
         <w:rPr>
           <w:lang w:val="hi_IN" w:bidi="hi_IN"/>
         </w:rPr>
-        <w:t>Study Notes - Themes (Tyndale)</w:t>
+        <w:t>Tyndale Open Study Notes</w:t>
       </w:r>
     </w:p>
     <w:p>

--- a/hin/docx/019.content.docx
+++ b/hin/docx/019.content.docx
@@ -19,7 +19,7 @@
         <w:rPr>
           <w:lang w:val="hi_IN" w:bidi="hi_IN"/>
         </w:rPr>
-        <w:t>Resource: Tyndale Open Study Notes</w:t>
+        <w:t>Resource: Aquifer Open Study Notes (Themes)</w:t>
       </w:r>
       <w:r>
         <w:rPr>
@@ -112,7 +112,7 @@
         <w:rPr>
           <w:lang w:val="hi_IN" w:bidi="hi_IN"/>
         </w:rPr>
-        <w:t>Tyndale Open Study Notes</w:t>
+        <w:t>Aquifer Open Study Notes (Themes)</w:t>
       </w:r>
     </w:p>
     <w:p>

--- a/hin/docx/019.content.docx
+++ b/hin/docx/019.content.docx
@@ -247,36 +247,24 @@
         </w:rPr>
         <w:t>पुरानी वाचा उस समझौते को सन्दर्भित करती है जो परमेश्वर ने इस्राएल के लोगों के साथ मिस्र में दासत्व से छुड़ाने के बाद सीनै पर्वत पर किया था। सीनै की वाचा का मुख्य वादा यह था, "मैं तुम को अपनी प्रजा बनाने के लिये अपना लूँगा, और मैं तुम्हारा परमेश्वर ठहरूँगा" (</w:t>
       </w:r>
-      <w:hyperlink r:id="rId13">
-        <w:r>
-          <w:rPr>
-            <w:lang w:val="hi_IN" w:bidi="hi_IN"/>
-          </w:rPr>
-          <w:rPr>
-            <w:color w:val="0000EE"/>
-            <w:u w:val="single"/>
-          </w:rPr>
-          <w:t>निर्ग 6:7</w:t>
-        </w:r>
-      </w:hyperlink>
+      <w:r>
+        <w:rPr>
+          <w:lang w:val="hi_IN" w:bidi="hi_IN"/>
+        </w:rPr>
+        <w:t>निर्ग 6:7</w:t>
+      </w:r>
       <w:r>
         <w:rPr>
           <w:lang w:val="hi_IN" w:bidi="hi_IN"/>
         </w:rPr>
         <w:t xml:space="preserve">; देखें </w:t>
       </w:r>
-      <w:hyperlink r:id="rId14">
-        <w:r>
-          <w:rPr>
-            <w:lang w:val="hi_IN" w:bidi="hi_IN"/>
-          </w:rPr>
-          <w:rPr>
-            <w:color w:val="0000EE"/>
-            <w:u w:val="single"/>
-          </w:rPr>
-          <w:t>यिर्म 31:33</w:t>
-        </w:r>
-      </w:hyperlink>
+      <w:r>
+        <w:rPr>
+          <w:lang w:val="hi_IN" w:bidi="hi_IN"/>
+        </w:rPr>
+        <w:t>यिर्म 31:33</w:t>
+      </w:r>
       <w:r>
         <w:rPr>
           <w:lang w:val="hi_IN" w:bidi="hi_IN"/>
@@ -297,54 +285,36 @@
         </w:rPr>
         <w:t>नई वाचा वह समझौता है जो परमेश्वर ने यीशु मसीह के माध्यम से मनुष्यों के साथ किया। यह नई वाचा, एक मुख्य बात में पुरानी वाचा से भिन्न होगी। नई वाचा आराधकों के लिए बाहरी नहीं होगी, बल्कि उनके हृदयों पर लिखी जाएगी (</w:t>
       </w:r>
-      <w:hyperlink r:id="rId14">
-        <w:r>
-          <w:rPr>
-            <w:lang w:val="hi_IN" w:bidi="hi_IN"/>
-          </w:rPr>
-          <w:rPr>
-            <w:color w:val="0000EE"/>
-            <w:u w:val="single"/>
-          </w:rPr>
-          <w:t>यिर्म 31:33</w:t>
-        </w:r>
-      </w:hyperlink>
+      <w:r>
+        <w:rPr>
+          <w:lang w:val="hi_IN" w:bidi="hi_IN"/>
+        </w:rPr>
+        <w:t>यिर्म 31:33</w:t>
+      </w:r>
       <w:r>
         <w:rPr>
           <w:lang w:val="hi_IN" w:bidi="hi_IN"/>
         </w:rPr>
         <w:t>)। पुराने नियम की सबसे बड़ी कमजोरी यह थी कि इसमें लोगों को उसकी आज्ञाओं का पालन करने में सहायता करने की शक्ति का अभाव था (</w:t>
       </w:r>
-      <w:hyperlink r:id="rId15">
-        <w:r>
-          <w:rPr>
-            <w:lang w:val="hi_IN" w:bidi="hi_IN"/>
-          </w:rPr>
-          <w:rPr>
-            <w:color w:val="0000EE"/>
-            <w:u w:val="single"/>
-          </w:rPr>
-          <w:t>रोम 8:3</w:t>
-        </w:r>
-      </w:hyperlink>
+      <w:r>
+        <w:rPr>
+          <w:lang w:val="hi_IN" w:bidi="hi_IN"/>
+        </w:rPr>
+        <w:t>रोम 8:3</w:t>
+      </w:r>
       <w:r>
         <w:rPr>
           <w:lang w:val="hi_IN" w:bidi="hi_IN"/>
         </w:rPr>
         <w:t>)। नई वाचा पवित्र आत्मा की सामर्थ से लोगों के हृदयों और मनों के भीतर रखी जाएगी (</w:t>
       </w:r>
-      <w:hyperlink r:id="rId16">
-        <w:r>
-          <w:rPr>
-            <w:lang w:val="hi_IN" w:bidi="hi_IN"/>
-          </w:rPr>
-          <w:rPr>
-            <w:color w:val="0000EE"/>
-            <w:u w:val="single"/>
-          </w:rPr>
-          <w:t>यहेज 36:24–27</w:t>
-        </w:r>
-      </w:hyperlink>
+      <w:r>
+        <w:rPr>
+          <w:lang w:val="hi_IN" w:bidi="hi_IN"/>
+        </w:rPr>
+        <w:t>यहेज 36:24–27</w:t>
+      </w:r>
       <w:r>
         <w:rPr>
           <w:lang w:val="hi_IN" w:bidi="hi_IN"/>
@@ -365,18 +335,12 @@
         </w:rPr>
         <w:t>इस कारण से, हर जगह के लोगों (सिर्फ़ कुछ चुने हुए लोगों के लिए ही नहीं) के लिए, जीवन के लिए परमेश्वर की वाचा योजना को पूरा करना संभव हो जाएगा। इस योजना का सार उन दो "बड़ी आज्ञाओं" में है (</w:t>
       </w:r>
-      <w:hyperlink r:id="rId17">
-        <w:r>
-          <w:rPr>
-            <w:lang w:val="hi_IN" w:bidi="hi_IN"/>
-          </w:rPr>
-          <w:rPr>
-            <w:color w:val="0000EE"/>
-            <w:u w:val="single"/>
-          </w:rPr>
-          <w:t>मत्ती 22:35–40</w:t>
-        </w:r>
-      </w:hyperlink>
+      <w:r>
+        <w:rPr>
+          <w:lang w:val="hi_IN" w:bidi="hi_IN"/>
+        </w:rPr>
+        <w:t>मत्ती 22:35–40</w:t>
+      </w:r>
       <w:r>
         <w:rPr>
           <w:lang w:val="hi_IN" w:bidi="hi_IN"/>
@@ -405,18 +369,12 @@
         </w:rPr>
         <w:t>"तू अपने परमेश्वर यहोवा से ... प्रेम रखना" (</w:t>
       </w:r>
-      <w:hyperlink r:id="rId18">
-        <w:r>
-          <w:rPr>
-            <w:lang w:val="hi_IN" w:bidi="hi_IN"/>
-          </w:rPr>
-          <w:rPr>
-            <w:color w:val="0000EE"/>
-            <w:u w:val="single"/>
-          </w:rPr>
-          <w:t>व्य.वि. 6:5</w:t>
-        </w:r>
-      </w:hyperlink>
+      <w:r>
+        <w:rPr>
+          <w:lang w:val="hi_IN" w:bidi="hi_IN"/>
+        </w:rPr>
+        <w:t>व्य.वि. 6:5</w:t>
+      </w:r>
       <w:r>
         <w:rPr>
           <w:lang w:val="hi_IN" w:bidi="hi_IN"/>
@@ -441,18 +399,12 @@
         </w:rPr>
         <w:t>"एक दूसरे से अपने समान प्रेम रखना" (</w:t>
       </w:r>
-      <w:hyperlink r:id="rId19">
-        <w:r>
-          <w:rPr>
-            <w:lang w:val="hi_IN" w:bidi="hi_IN"/>
-          </w:rPr>
-          <w:rPr>
-            <w:color w:val="0000EE"/>
-            <w:u w:val="single"/>
-          </w:rPr>
-          <w:t>लैव्य 19:18</w:t>
-        </w:r>
-      </w:hyperlink>
+      <w:r>
+        <w:rPr>
+          <w:lang w:val="hi_IN" w:bidi="hi_IN"/>
+        </w:rPr>
+        <w:t>लैव्य 19:18</w:t>
+      </w:r>
       <w:r>
         <w:rPr>
           <w:lang w:val="hi_IN" w:bidi="hi_IN"/>
@@ -473,36 +425,24 @@
         </w:rPr>
         <w:t>नई वाचा वह सब पूरा करेगी जो पुरानी वाचा करना चाहती थी, पर नहीं कर सकी। यह वाचा नए व्यक्तियों और एक नए समुदाय का निर्माण करेगी। इसका उद्देश्य पापियों का गहरा परिवर्तन है, जो पापों की क्षमा से शुरू होकर अच्छे कार्यों के द्वारा प्रगट होनेवाली पवित्रता तक पहुँचता है (</w:t>
       </w:r>
-      <w:hyperlink r:id="rId20">
-        <w:r>
-          <w:rPr>
-            <w:lang w:val="hi_IN" w:bidi="hi_IN"/>
-          </w:rPr>
-          <w:rPr>
-            <w:color w:val="0000EE"/>
-            <w:u w:val="single"/>
-          </w:rPr>
-          <w:t>इफि 1:4</w:t>
-        </w:r>
-      </w:hyperlink>
-      <w:r>
-        <w:rPr>
-          <w:lang w:val="hi_IN" w:bidi="hi_IN"/>
-        </w:rPr>
-        <w:t xml:space="preserve">; </w:t>
-      </w:r>
-      <w:hyperlink r:id="rId21">
-        <w:r>
-          <w:rPr>
-            <w:lang w:val="hi_IN" w:bidi="hi_IN"/>
-          </w:rPr>
-          <w:rPr>
-            <w:color w:val="0000EE"/>
-            <w:u w:val="single"/>
-          </w:rPr>
-          <w:t>2:8–10</w:t>
-        </w:r>
-      </w:hyperlink>
+      <w:r>
+        <w:rPr>
+          <w:lang w:val="hi_IN" w:bidi="hi_IN"/>
+        </w:rPr>
+        <w:t>इफि 1:4</w:t>
+      </w:r>
+      <w:r>
+        <w:rPr>
+          <w:lang w:val="hi_IN" w:bidi="hi_IN"/>
+        </w:rPr>
+        <w:t xml:space="preserve">; </w:t>
+      </w:r>
+      <w:r>
+        <w:rPr>
+          <w:lang w:val="hi_IN" w:bidi="hi_IN"/>
+        </w:rPr>
+        <w:t>2:8–10</w:t>
+      </w:r>
       <w:r>
         <w:rPr>
           <w:lang w:val="hi_IN" w:bidi="hi_IN"/>
@@ -517,126 +457,84 @@
           <w:lang w:val="hi_IN" w:bidi="hi_IN"/>
         </w:rPr>
       </w:r>
-      <w:hyperlink r:id="rId22">
-        <w:r>
-          <w:rPr>
-            <w:lang w:val="hi_IN" w:bidi="hi_IN"/>
-          </w:rPr>
-          <w:rPr>
-            <w:color w:val="0000EE"/>
-            <w:u w:val="single"/>
-          </w:rPr>
-          <w:t>यिर्मयाह 30–33</w:t>
-        </w:r>
-      </w:hyperlink>
+      <w:r>
+        <w:rPr>
+          <w:lang w:val="hi_IN" w:bidi="hi_IN"/>
+        </w:rPr>
+        <w:t>यिर्मयाह 30–33</w:t>
+      </w:r>
       <w:r>
         <w:rPr>
           <w:lang w:val="hi_IN" w:bidi="hi_IN"/>
         </w:rPr>
         <w:t xml:space="preserve"> इस्राएल के लिए एक आशापूर्ण भविष्य पर जोर देता है। महत्वपूर्ण क्षण वह है, जब प्रभु परमेश्वर अपने लोगों से एक नई वाचा का वादा करते हैं (</w:t>
       </w:r>
-      <w:hyperlink r:id="rId23">
-        <w:r>
-          <w:rPr>
-            <w:lang w:val="hi_IN" w:bidi="hi_IN"/>
-          </w:rPr>
-          <w:rPr>
-            <w:color w:val="0000EE"/>
-            <w:u w:val="single"/>
-          </w:rPr>
-          <w:t>31:31–34</w:t>
-        </w:r>
-      </w:hyperlink>
+      <w:r>
+        <w:rPr>
+          <w:lang w:val="hi_IN" w:bidi="hi_IN"/>
+        </w:rPr>
+        <w:t>31:31–34</w:t>
+      </w:r>
       <w:r>
         <w:rPr>
           <w:lang w:val="hi_IN" w:bidi="hi_IN"/>
         </w:rPr>
         <w:t>)। यह गद्यांश यीशु नासरी की ओर संकेत करता है, जिनकी मृत्यु इस नई वाचा की पुष्टि करेगी। यीशु ने पवित्र भोज की विधि के दौरान इस नई वाचा को अपने साथ जोड़ा (</w:t>
       </w:r>
-      <w:hyperlink r:id="rId24">
-        <w:r>
-          <w:rPr>
-            <w:lang w:val="hi_IN" w:bidi="hi_IN"/>
-          </w:rPr>
-          <w:rPr>
-            <w:color w:val="0000EE"/>
-            <w:u w:val="single"/>
-          </w:rPr>
-          <w:t>मत्ती 26:28</w:t>
-        </w:r>
-      </w:hyperlink>
-      <w:r>
-        <w:rPr>
-          <w:lang w:val="hi_IN" w:bidi="hi_IN"/>
-        </w:rPr>
-        <w:t xml:space="preserve">; </w:t>
-      </w:r>
-      <w:hyperlink r:id="rId25">
-        <w:r>
-          <w:rPr>
-            <w:lang w:val="hi_IN" w:bidi="hi_IN"/>
-          </w:rPr>
-          <w:rPr>
-            <w:color w:val="0000EE"/>
-            <w:u w:val="single"/>
-          </w:rPr>
-          <w:t>मर 14:24</w:t>
-        </w:r>
-      </w:hyperlink>
-      <w:r>
-        <w:rPr>
-          <w:lang w:val="hi_IN" w:bidi="hi_IN"/>
-        </w:rPr>
-        <w:t xml:space="preserve">; </w:t>
-      </w:r>
-      <w:hyperlink r:id="rId26">
-        <w:r>
-          <w:rPr>
-            <w:lang w:val="hi_IN" w:bidi="hi_IN"/>
-          </w:rPr>
-          <w:rPr>
-            <w:color w:val="0000EE"/>
-            <w:u w:val="single"/>
-          </w:rPr>
-          <w:t>लूका 22:20</w:t>
-        </w:r>
-      </w:hyperlink>
+      <w:r>
+        <w:rPr>
+          <w:lang w:val="hi_IN" w:bidi="hi_IN"/>
+        </w:rPr>
+        <w:t>मत्ती 26:28</w:t>
+      </w:r>
+      <w:r>
+        <w:rPr>
+          <w:lang w:val="hi_IN" w:bidi="hi_IN"/>
+        </w:rPr>
+        <w:t xml:space="preserve">; </w:t>
+      </w:r>
+      <w:r>
+        <w:rPr>
+          <w:lang w:val="hi_IN" w:bidi="hi_IN"/>
+        </w:rPr>
+        <w:t>मर 14:24</w:t>
+      </w:r>
+      <w:r>
+        <w:rPr>
+          <w:lang w:val="hi_IN" w:bidi="hi_IN"/>
+        </w:rPr>
+        <w:t xml:space="preserve">; </w:t>
+      </w:r>
+      <w:r>
+        <w:rPr>
+          <w:lang w:val="hi_IN" w:bidi="hi_IN"/>
+        </w:rPr>
+        <w:t>लूका 22:20</w:t>
+      </w:r>
       <w:r>
         <w:rPr>
           <w:lang w:val="hi_IN" w:bidi="hi_IN"/>
         </w:rPr>
         <w:t xml:space="preserve">; देखें </w:t>
       </w:r>
-      <w:hyperlink r:id="rId27">
-        <w:r>
-          <w:rPr>
-            <w:lang w:val="hi_IN" w:bidi="hi_IN"/>
-          </w:rPr>
-          <w:rPr>
-            <w:color w:val="0000EE"/>
-            <w:u w:val="single"/>
-          </w:rPr>
-          <w:t>1 कुरि 11:25</w:t>
-        </w:r>
-      </w:hyperlink>
-      <w:r>
-        <w:rPr>
-          <w:lang w:val="hi_IN" w:bidi="hi_IN"/>
-        </w:rPr>
-        <w:t xml:space="preserve">; </w:t>
-      </w:r>
-      <w:hyperlink r:id="rId28">
-        <w:r>
-          <w:rPr>
-            <w:lang w:val="hi_IN" w:bidi="hi_IN"/>
-          </w:rPr>
-          <w:rPr>
-            <w:color w:val="0000EE"/>
-            <w:u w:val="single"/>
-          </w:rPr>
-          <w:t>2 कुरि 3:6</w:t>
-        </w:r>
-      </w:hyperlink>
+      <w:r>
+        <w:rPr>
+          <w:lang w:val="hi_IN" w:bidi="hi_IN"/>
+        </w:rPr>
+        <w:t>1 कुरि 11:25</w:t>
+      </w:r>
+      <w:r>
+        <w:rPr>
+          <w:lang w:val="hi_IN" w:bidi="hi_IN"/>
+        </w:rPr>
+        <w:t xml:space="preserve">; </w:t>
+      </w:r>
+      <w:r>
+        <w:rPr>
+          <w:lang w:val="hi_IN" w:bidi="hi_IN"/>
+        </w:rPr>
+        <w:t>2 कुरि 3:6</w:t>
+      </w:r>
       <w:r>
         <w:rPr>
           <w:lang w:val="hi_IN" w:bidi="hi_IN"/>
@@ -657,36 +555,24 @@
         </w:rPr>
         <w:t>यीशु की मृत्यु ने उन्हें उन सभी के लिए वाचा का मध्यस्थ बना दिया जो उन पर विश्वास करते हैं (</w:t>
       </w:r>
-      <w:hyperlink r:id="rId29">
-        <w:r>
-          <w:rPr>
-            <w:lang w:val="hi_IN" w:bidi="hi_IN"/>
-          </w:rPr>
-          <w:rPr>
-            <w:color w:val="0000EE"/>
-            <w:u w:val="single"/>
-          </w:rPr>
-          <w:t>इब्रा 8:8–12</w:t>
-        </w:r>
-      </w:hyperlink>
+      <w:r>
+        <w:rPr>
+          <w:lang w:val="hi_IN" w:bidi="hi_IN"/>
+        </w:rPr>
+        <w:t>इब्रा 8:8–12</w:t>
+      </w:r>
       <w:r>
         <w:rPr>
           <w:lang w:val="hi_IN" w:bidi="hi_IN"/>
         </w:rPr>
         <w:t xml:space="preserve">; अध्याय </w:t>
       </w:r>
-      <w:hyperlink r:id="rId30">
-        <w:r>
-          <w:rPr>
-            <w:lang w:val="hi_IN" w:bidi="hi_IN"/>
-          </w:rPr>
-          <w:rPr>
-            <w:color w:val="0000EE"/>
-            <w:u w:val="single"/>
-          </w:rPr>
-          <w:t>9</w:t>
-        </w:r>
-      </w:hyperlink>
+      <w:r>
+        <w:rPr>
+          <w:lang w:val="hi_IN" w:bidi="hi_IN"/>
+        </w:rPr>
+        <w:t>9</w:t>
+      </w:r>
       <w:r>
         <w:rPr>
           <w:lang w:val="hi_IN" w:bidi="hi_IN"/>
@@ -716,180 +602,120 @@
           <w:lang w:val="hi_IN" w:bidi="hi_IN"/>
         </w:rPr>
       </w:r>
-      <w:hyperlink r:id="rId31">
-        <w:r>
-          <w:rPr>
-            <w:lang w:val="hi_IN" w:bidi="hi_IN"/>
-          </w:rPr>
-          <w:rPr>
-            <w:color w:val="0000EE"/>
-            <w:u w:val="single"/>
-          </w:rPr>
-          <w:t>यशायाह 11:1–9</w:t>
-        </w:r>
-      </w:hyperlink>
-      <w:r>
-        <w:rPr>
-          <w:lang w:val="hi_IN" w:bidi="hi_IN"/>
-        </w:rPr>
-        <w:t xml:space="preserve">; </w:t>
-      </w:r>
-      <w:hyperlink r:id="rId32">
-        <w:r>
-          <w:rPr>
-            <w:lang w:val="hi_IN" w:bidi="hi_IN"/>
-          </w:rPr>
-          <w:rPr>
-            <w:color w:val="0000EE"/>
-            <w:u w:val="single"/>
-          </w:rPr>
-          <w:t>54:13–15</w:t>
-        </w:r>
-      </w:hyperlink>
-      <w:r>
-        <w:rPr>
-          <w:lang w:val="hi_IN" w:bidi="hi_IN"/>
-        </w:rPr>
-        <w:t xml:space="preserve">; </w:t>
-      </w:r>
-      <w:hyperlink r:id="rId23">
-        <w:r>
-          <w:rPr>
-            <w:lang w:val="hi_IN" w:bidi="hi_IN"/>
-          </w:rPr>
-          <w:rPr>
-            <w:color w:val="0000EE"/>
-            <w:u w:val="single"/>
-          </w:rPr>
-          <w:t>यिर्मयाह 31:31–34</w:t>
-        </w:r>
-      </w:hyperlink>
-      <w:r>
-        <w:rPr>
-          <w:lang w:val="hi_IN" w:bidi="hi_IN"/>
-        </w:rPr>
-        <w:t xml:space="preserve">; </w:t>
-      </w:r>
-      <w:hyperlink r:id="rId33">
-        <w:r>
-          <w:rPr>
-            <w:lang w:val="hi_IN" w:bidi="hi_IN"/>
-          </w:rPr>
-          <w:rPr>
-            <w:color w:val="0000EE"/>
-            <w:u w:val="single"/>
-          </w:rPr>
-          <w:t>यहेजकेल 37:24–28</w:t>
-        </w:r>
-      </w:hyperlink>
-      <w:r>
-        <w:rPr>
-          <w:lang w:val="hi_IN" w:bidi="hi_IN"/>
-        </w:rPr>
-        <w:t xml:space="preserve">; </w:t>
-      </w:r>
-      <w:hyperlink r:id="rId34">
-        <w:r>
-          <w:rPr>
-            <w:lang w:val="hi_IN" w:bidi="hi_IN"/>
-          </w:rPr>
-          <w:rPr>
-            <w:color w:val="0000EE"/>
-            <w:u w:val="single"/>
-          </w:rPr>
-          <w:t>मत्ती 26:27–28</w:t>
-        </w:r>
-      </w:hyperlink>
-      <w:r>
-        <w:rPr>
-          <w:lang w:val="hi_IN" w:bidi="hi_IN"/>
-        </w:rPr>
-        <w:t xml:space="preserve">; </w:t>
-      </w:r>
-      <w:hyperlink r:id="rId26">
-        <w:r>
-          <w:rPr>
-            <w:lang w:val="hi_IN" w:bidi="hi_IN"/>
-          </w:rPr>
-          <w:rPr>
-            <w:color w:val="0000EE"/>
-            <w:u w:val="single"/>
-          </w:rPr>
-          <w:t>लूका 22:20</w:t>
-        </w:r>
-      </w:hyperlink>
-      <w:r>
-        <w:rPr>
-          <w:lang w:val="hi_IN" w:bidi="hi_IN"/>
-        </w:rPr>
-        <w:t xml:space="preserve">; </w:t>
-      </w:r>
-      <w:hyperlink r:id="rId35">
-        <w:r>
-          <w:rPr>
-            <w:lang w:val="hi_IN" w:bidi="hi_IN"/>
-          </w:rPr>
-          <w:rPr>
-            <w:color w:val="0000EE"/>
-            <w:u w:val="single"/>
-          </w:rPr>
-          <w:t>रोमियों 11:25–36</w:t>
-        </w:r>
-      </w:hyperlink>
-      <w:r>
-        <w:rPr>
-          <w:lang w:val="hi_IN" w:bidi="hi_IN"/>
-        </w:rPr>
-        <w:t xml:space="preserve">; </w:t>
-      </w:r>
-      <w:hyperlink r:id="rId36">
-        <w:r>
-          <w:rPr>
-            <w:lang w:val="hi_IN" w:bidi="hi_IN"/>
-          </w:rPr>
-          <w:rPr>
-            <w:color w:val="0000EE"/>
-            <w:u w:val="single"/>
-          </w:rPr>
-          <w:t>1 कुरिन्थियों 11:23–26</w:t>
-        </w:r>
-      </w:hyperlink>
-      <w:r>
-        <w:rPr>
-          <w:lang w:val="hi_IN" w:bidi="hi_IN"/>
-        </w:rPr>
-        <w:t xml:space="preserve">; </w:t>
-      </w:r>
-      <w:hyperlink r:id="rId37">
-        <w:r>
-          <w:rPr>
-            <w:lang w:val="hi_IN" w:bidi="hi_IN"/>
-          </w:rPr>
-          <w:rPr>
-            <w:color w:val="0000EE"/>
-            <w:u w:val="single"/>
-          </w:rPr>
-          <w:t>2 कुरिन्थियों 3:6–18</w:t>
-        </w:r>
-      </w:hyperlink>
-      <w:r>
-        <w:rPr>
-          <w:lang w:val="hi_IN" w:bidi="hi_IN"/>
-        </w:rPr>
-        <w:t xml:space="preserve">; </w:t>
-      </w:r>
-      <w:hyperlink r:id="rId38">
-        <w:r>
-          <w:rPr>
-            <w:lang w:val="hi_IN" w:bidi="hi_IN"/>
-          </w:rPr>
-          <w:rPr>
-            <w:color w:val="0000EE"/>
-            <w:u w:val="single"/>
-          </w:rPr>
-          <w:t>इब्रानियों 8:8–9:28</w:t>
-        </w:r>
-      </w:hyperlink>
+      <w:r>
+        <w:rPr>
+          <w:lang w:val="hi_IN" w:bidi="hi_IN"/>
+        </w:rPr>
+        <w:t>यशायाह 11:1–9</w:t>
+      </w:r>
+      <w:r>
+        <w:rPr>
+          <w:lang w:val="hi_IN" w:bidi="hi_IN"/>
+        </w:rPr>
+        <w:t xml:space="preserve">; </w:t>
+      </w:r>
+      <w:r>
+        <w:rPr>
+          <w:lang w:val="hi_IN" w:bidi="hi_IN"/>
+        </w:rPr>
+        <w:t>54:13–15</w:t>
+      </w:r>
+      <w:r>
+        <w:rPr>
+          <w:lang w:val="hi_IN" w:bidi="hi_IN"/>
+        </w:rPr>
+        <w:t xml:space="preserve">; </w:t>
+      </w:r>
+      <w:r>
+        <w:rPr>
+          <w:lang w:val="hi_IN" w:bidi="hi_IN"/>
+        </w:rPr>
+        <w:t>यिर्मयाह 31:31–34</w:t>
+      </w:r>
+      <w:r>
+        <w:rPr>
+          <w:lang w:val="hi_IN" w:bidi="hi_IN"/>
+        </w:rPr>
+        <w:t xml:space="preserve">; </w:t>
+      </w:r>
+      <w:r>
+        <w:rPr>
+          <w:lang w:val="hi_IN" w:bidi="hi_IN"/>
+        </w:rPr>
+        <w:t>यहेजकेल 37:24–28</w:t>
+      </w:r>
+      <w:r>
+        <w:rPr>
+          <w:lang w:val="hi_IN" w:bidi="hi_IN"/>
+        </w:rPr>
+        <w:t xml:space="preserve">; </w:t>
+      </w:r>
+      <w:r>
+        <w:rPr>
+          <w:lang w:val="hi_IN" w:bidi="hi_IN"/>
+        </w:rPr>
+        <w:t>मत्ती 26:27–28</w:t>
+      </w:r>
+      <w:r>
+        <w:rPr>
+          <w:lang w:val="hi_IN" w:bidi="hi_IN"/>
+        </w:rPr>
+        <w:t xml:space="preserve">; </w:t>
+      </w:r>
+      <w:r>
+        <w:rPr>
+          <w:lang w:val="hi_IN" w:bidi="hi_IN"/>
+        </w:rPr>
+        <w:t>लूका 22:20</w:t>
+      </w:r>
+      <w:r>
+        <w:rPr>
+          <w:lang w:val="hi_IN" w:bidi="hi_IN"/>
+        </w:rPr>
+        <w:t xml:space="preserve">; </w:t>
+      </w:r>
+      <w:r>
+        <w:rPr>
+          <w:lang w:val="hi_IN" w:bidi="hi_IN"/>
+        </w:rPr>
+        <w:t>रोमियों 11:25–36</w:t>
+      </w:r>
+      <w:r>
+        <w:rPr>
+          <w:lang w:val="hi_IN" w:bidi="hi_IN"/>
+        </w:rPr>
+        <w:t xml:space="preserve">; </w:t>
+      </w:r>
+      <w:r>
+        <w:rPr>
+          <w:lang w:val="hi_IN" w:bidi="hi_IN"/>
+        </w:rPr>
+        <w:t>1 कुरिन्थियों 11:23–26</w:t>
+      </w:r>
+      <w:r>
+        <w:rPr>
+          <w:lang w:val="hi_IN" w:bidi="hi_IN"/>
+        </w:rPr>
+        <w:t xml:space="preserve">; </w:t>
+      </w:r>
+      <w:r>
+        <w:rPr>
+          <w:lang w:val="hi_IN" w:bidi="hi_IN"/>
+        </w:rPr>
+        <w:t>2 कुरिन्थियों 3:6–18</w:t>
+      </w:r>
+      <w:r>
+        <w:rPr>
+          <w:lang w:val="hi_IN" w:bidi="hi_IN"/>
+        </w:rPr>
+        <w:t xml:space="preserve">; </w:t>
+      </w:r>
+      <w:r>
+        <w:rPr>
+          <w:lang w:val="hi_IN" w:bidi="hi_IN"/>
+        </w:rPr>
+        <w:t>इब्रानियों 8:8–9:28</w:t>
+      </w:r>
       <w:r>
         <w:rPr>
           <w:lang w:val="hi_IN" w:bidi="hi_IN"/>
@@ -970,18 +796,12 @@
         </w:rPr>
         <w:t>उदासी नहीं होगी (</w:t>
       </w:r>
-      <w:hyperlink r:id="rId39">
-        <w:r>
-          <w:rPr>
-            <w:lang w:val="hi_IN" w:bidi="hi_IN"/>
-          </w:rPr>
-          <w:rPr>
-            <w:color w:val="0000EE"/>
-            <w:u w:val="single"/>
-          </w:rPr>
-          <w:t>यशा 65:19</w:t>
-        </w:r>
-      </w:hyperlink>
+      <w:r>
+        <w:rPr>
+          <w:lang w:val="hi_IN" w:bidi="hi_IN"/>
+        </w:rPr>
+        <w:t>यशा 65:19</w:t>
+      </w:r>
       <w:r>
         <w:rPr>
           <w:lang w:val="hi_IN" w:bidi="hi_IN"/>
@@ -1006,18 +826,12 @@
         </w:rPr>
         <w:t>मृत्यु (</w:t>
       </w:r>
-      <w:hyperlink r:id="rId40">
-        <w:r>
-          <w:rPr>
-            <w:lang w:val="hi_IN" w:bidi="hi_IN"/>
-          </w:rPr>
-          <w:rPr>
-            <w:color w:val="0000EE"/>
-            <w:u w:val="single"/>
-          </w:rPr>
-          <w:t>65:20</w:t>
-        </w:r>
-      </w:hyperlink>
+      <w:r>
+        <w:rPr>
+          <w:lang w:val="hi_IN" w:bidi="hi_IN"/>
+        </w:rPr>
+        <w:t>65:20</w:t>
+      </w:r>
       <w:r>
         <w:rPr>
           <w:lang w:val="hi_IN" w:bidi="hi_IN"/>
@@ -1042,18 +856,12 @@
         </w:rPr>
         <w:t>अन्याय और हिंसा (</w:t>
       </w:r>
-      <w:hyperlink r:id="rId41">
-        <w:r>
-          <w:rPr>
-            <w:lang w:val="hi_IN" w:bidi="hi_IN"/>
-          </w:rPr>
-          <w:rPr>
-            <w:color w:val="0000EE"/>
-            <w:u w:val="single"/>
-          </w:rPr>
-          <w:t>65:21–22</w:t>
-        </w:r>
-      </w:hyperlink>
+      <w:r>
+        <w:rPr>
+          <w:lang w:val="hi_IN" w:bidi="hi_IN"/>
+        </w:rPr>
+        <w:t>65:21–22</w:t>
+      </w:r>
       <w:r>
         <w:rPr>
           <w:lang w:val="hi_IN" w:bidi="hi_IN"/>
@@ -1078,18 +886,12 @@
         </w:rPr>
         <w:t>परमेश्वर की अनुपस्थिति (</w:t>
       </w:r>
-      <w:hyperlink r:id="rId42">
-        <w:r>
-          <w:rPr>
-            <w:lang w:val="hi_IN" w:bidi="hi_IN"/>
-          </w:rPr>
-          <w:rPr>
-            <w:color w:val="0000EE"/>
-            <w:u w:val="single"/>
-          </w:rPr>
-          <w:t>65:24</w:t>
-        </w:r>
-      </w:hyperlink>
+      <w:r>
+        <w:rPr>
+          <w:lang w:val="hi_IN" w:bidi="hi_IN"/>
+        </w:rPr>
+        <w:t>65:24</w:t>
+      </w:r>
       <w:r>
         <w:rPr>
           <w:lang w:val="hi_IN" w:bidi="hi_IN"/>
@@ -1124,18 +926,12 @@
         </w:rPr>
         <w:t xml:space="preserve">यशायाह के नए क्रम का दर्शन प्रभु पर केन्द्रित है, जो पवित्रता और महिमा में महान राजा हैं (देखें </w:t>
       </w:r>
-      <w:hyperlink r:id="rId43">
-        <w:r>
-          <w:rPr>
-            <w:lang w:val="hi_IN" w:bidi="hi_IN"/>
-          </w:rPr>
-          <w:rPr>
-            <w:color w:val="0000EE"/>
-            <w:u w:val="single"/>
-          </w:rPr>
-          <w:t>6:1–5</w:t>
-        </w:r>
-      </w:hyperlink>
+      <w:r>
+        <w:rPr>
+          <w:lang w:val="hi_IN" w:bidi="hi_IN"/>
+        </w:rPr>
+        <w:t>6:1–5</w:t>
+      </w:r>
       <w:r>
         <w:rPr>
           <w:lang w:val="hi_IN" w:bidi="hi_IN"/>
@@ -1174,18 +970,12 @@
         </w:rPr>
         <w:t>परमेश्वर की शान्ति (</w:t>
       </w:r>
-      <w:hyperlink r:id="rId44">
-        <w:r>
-          <w:rPr>
-            <w:lang w:val="hi_IN" w:bidi="hi_IN"/>
-          </w:rPr>
-          <w:rPr>
-            <w:color w:val="0000EE"/>
-            <w:u w:val="single"/>
-          </w:rPr>
-          <w:t>40:1</w:t>
-        </w:r>
-      </w:hyperlink>
+      <w:r>
+        <w:rPr>
+          <w:lang w:val="hi_IN" w:bidi="hi_IN"/>
+        </w:rPr>
+        <w:t>40:1</w:t>
+      </w:r>
       <w:r>
         <w:rPr>
           <w:lang w:val="hi_IN" w:bidi="hi_IN"/>
@@ -1210,18 +1000,12 @@
         </w:rPr>
         <w:t>उद्धार (</w:t>
       </w:r>
-      <w:hyperlink r:id="rId45">
-        <w:r>
-          <w:rPr>
-            <w:lang w:val="hi_IN" w:bidi="hi_IN"/>
-          </w:rPr>
-          <w:rPr>
-            <w:color w:val="0000EE"/>
-            <w:u w:val="single"/>
-          </w:rPr>
-          <w:t>45:22</w:t>
-        </w:r>
-      </w:hyperlink>
+      <w:r>
+        <w:rPr>
+          <w:lang w:val="hi_IN" w:bidi="hi_IN"/>
+        </w:rPr>
+        <w:t>45:22</w:t>
+      </w:r>
       <w:r>
         <w:rPr>
           <w:lang w:val="hi_IN" w:bidi="hi_IN"/>
@@ -1246,18 +1030,12 @@
         </w:rPr>
         <w:t>जयजयकार (</w:t>
       </w:r>
-      <w:hyperlink r:id="rId46">
-        <w:r>
-          <w:rPr>
-            <w:lang w:val="hi_IN" w:bidi="hi_IN"/>
-          </w:rPr>
-          <w:rPr>
-            <w:color w:val="0000EE"/>
-            <w:u w:val="single"/>
-          </w:rPr>
-          <w:t>24:14–15</w:t>
-        </w:r>
-      </w:hyperlink>
+      <w:r>
+        <w:rPr>
+          <w:lang w:val="hi_IN" w:bidi="hi_IN"/>
+        </w:rPr>
+        <w:t>24:14–15</w:t>
+      </w:r>
       <w:r>
         <w:rPr>
           <w:lang w:val="hi_IN" w:bidi="hi_IN"/>
@@ -1282,18 +1060,12 @@
         </w:rPr>
         <w:t>धार्मिकता (</w:t>
       </w:r>
-      <w:hyperlink r:id="rId47">
-        <w:r>
-          <w:rPr>
-            <w:lang w:val="hi_IN" w:bidi="hi_IN"/>
-          </w:rPr>
-          <w:rPr>
-            <w:color w:val="0000EE"/>
-            <w:u w:val="single"/>
-          </w:rPr>
-          <w:t>24:16</w:t>
-        </w:r>
-      </w:hyperlink>
+      <w:r>
+        <w:rPr>
+          <w:lang w:val="hi_IN" w:bidi="hi_IN"/>
+        </w:rPr>
+        <w:t>24:16</w:t>
+      </w:r>
       <w:r>
         <w:rPr>
           <w:lang w:val="hi_IN" w:bidi="hi_IN"/>
@@ -1318,18 +1090,12 @@
         </w:rPr>
         <w:t>शान्ति (</w:t>
       </w:r>
-      <w:hyperlink r:id="rId48">
-        <w:r>
-          <w:rPr>
-            <w:lang w:val="hi_IN" w:bidi="hi_IN"/>
-          </w:rPr>
-          <w:rPr>
-            <w:color w:val="0000EE"/>
-            <w:u w:val="single"/>
-          </w:rPr>
-          <w:t>26:3</w:t>
-        </w:r>
-      </w:hyperlink>
+      <w:r>
+        <w:rPr>
+          <w:lang w:val="hi_IN" w:bidi="hi_IN"/>
+        </w:rPr>
+        <w:t>26:3</w:t>
+      </w:r>
       <w:r>
         <w:rPr>
           <w:lang w:val="hi_IN" w:bidi="hi_IN"/>
@@ -1386,18 +1152,12 @@
         </w:rPr>
         <w:t>मृत्यु का अन्त (</w:t>
       </w:r>
-      <w:hyperlink r:id="rId49">
-        <w:r>
-          <w:rPr>
-            <w:lang w:val="hi_IN" w:bidi="hi_IN"/>
-          </w:rPr>
-          <w:rPr>
-            <w:color w:val="0000EE"/>
-            <w:u w:val="single"/>
-          </w:rPr>
-          <w:t>25:7–8</w:t>
-        </w:r>
-      </w:hyperlink>
+      <w:r>
+        <w:rPr>
+          <w:lang w:val="hi_IN" w:bidi="hi_IN"/>
+        </w:rPr>
+        <w:t>25:7–8</w:t>
+      </w:r>
       <w:r>
         <w:rPr>
           <w:lang w:val="hi_IN" w:bidi="hi_IN"/>
@@ -1422,18 +1182,12 @@
         </w:rPr>
         <w:t>पुनरुत्थान (</w:t>
       </w:r>
-      <w:hyperlink r:id="rId50">
-        <w:r>
-          <w:rPr>
-            <w:lang w:val="hi_IN" w:bidi="hi_IN"/>
-          </w:rPr>
-          <w:rPr>
-            <w:color w:val="0000EE"/>
-            <w:u w:val="single"/>
-          </w:rPr>
-          <w:t>26:19</w:t>
-        </w:r>
-      </w:hyperlink>
+      <w:r>
+        <w:rPr>
+          <w:lang w:val="hi_IN" w:bidi="hi_IN"/>
+        </w:rPr>
+        <w:t>26:19</w:t>
+      </w:r>
       <w:r>
         <w:rPr>
           <w:lang w:val="hi_IN" w:bidi="hi_IN"/>
@@ -1458,36 +1212,24 @@
         </w:rPr>
         <w:t>युद्ध, पाप और बुराई का अन्त (</w:t>
       </w:r>
-      <w:hyperlink r:id="rId51">
-        <w:r>
-          <w:rPr>
-            <w:lang w:val="hi_IN" w:bidi="hi_IN"/>
-          </w:rPr>
-          <w:rPr>
-            <w:color w:val="0000EE"/>
-            <w:u w:val="single"/>
-          </w:rPr>
-          <w:t>60:18</w:t>
-        </w:r>
-      </w:hyperlink>
-      <w:r>
-        <w:rPr>
-          <w:lang w:val="hi_IN" w:bidi="hi_IN"/>
-        </w:rPr>
-        <w:t xml:space="preserve">; </w:t>
-      </w:r>
-      <w:hyperlink r:id="rId52">
-        <w:r>
-          <w:rPr>
-            <w:lang w:val="hi_IN" w:bidi="hi_IN"/>
-          </w:rPr>
-          <w:rPr>
-            <w:color w:val="0000EE"/>
-            <w:u w:val="single"/>
-          </w:rPr>
-          <w:t>65:25</w:t>
-        </w:r>
-      </w:hyperlink>
+      <w:r>
+        <w:rPr>
+          <w:lang w:val="hi_IN" w:bidi="hi_IN"/>
+        </w:rPr>
+        <w:t>60:18</w:t>
+      </w:r>
+      <w:r>
+        <w:rPr>
+          <w:lang w:val="hi_IN" w:bidi="hi_IN"/>
+        </w:rPr>
+        <w:t xml:space="preserve">; </w:t>
+      </w:r>
+      <w:r>
+        <w:rPr>
+          <w:lang w:val="hi_IN" w:bidi="hi_IN"/>
+        </w:rPr>
+        <w:t>65:25</w:t>
+      </w:r>
       <w:r>
         <w:rPr>
           <w:lang w:val="hi_IN" w:bidi="hi_IN"/>
@@ -1512,18 +1254,12 @@
         </w:rPr>
         <w:t>परमेश्वर की उपस्थिति का पूर्ण आनन्द (</w:t>
       </w:r>
-      <w:hyperlink r:id="rId53">
-        <w:r>
-          <w:rPr>
-            <w:lang w:val="hi_IN" w:bidi="hi_IN"/>
-          </w:rPr>
-          <w:rPr>
-            <w:color w:val="0000EE"/>
-            <w:u w:val="single"/>
-          </w:rPr>
-          <w:t>60:19</w:t>
-        </w:r>
-      </w:hyperlink>
+      <w:r>
+        <w:rPr>
+          <w:lang w:val="hi_IN" w:bidi="hi_IN"/>
+        </w:rPr>
+        <w:t>60:19</w:t>
+      </w:r>
       <w:r>
         <w:rPr>
           <w:lang w:val="hi_IN" w:bidi="hi_IN"/>
@@ -1548,18 +1284,12 @@
         </w:rPr>
         <w:t xml:space="preserve">परमेश्वर बिना किसी विरोध के अपने अनन्त राज्य में शासन कर रहे हैं (देखें </w:t>
       </w:r>
-      <w:hyperlink r:id="rId54">
-        <w:r>
-          <w:rPr>
-            <w:lang w:val="hi_IN" w:bidi="hi_IN"/>
-          </w:rPr>
-          <w:rPr>
-            <w:color w:val="0000EE"/>
-            <w:u w:val="single"/>
-          </w:rPr>
-          <w:t>प्रका 21–22</w:t>
-        </w:r>
-      </w:hyperlink>
+      <w:r>
+        <w:rPr>
+          <w:lang w:val="hi_IN" w:bidi="hi_IN"/>
+        </w:rPr>
+        <w:t>प्रका 21–22</w:t>
+      </w:r>
       <w:r>
         <w:rPr>
           <w:lang w:val="hi_IN" w:bidi="hi_IN"/>
@@ -1603,270 +1333,180 @@
           <w:lang w:val="hi_IN" w:bidi="hi_IN"/>
         </w:rPr>
       </w:r>
-      <w:hyperlink r:id="rId55">
-        <w:r>
-          <w:rPr>
-            <w:lang w:val="hi_IN" w:bidi="hi_IN"/>
-          </w:rPr>
-          <w:rPr>
-            <w:color w:val="0000EE"/>
-            <w:u w:val="single"/>
-          </w:rPr>
-          <w:t>यशायाह 11:1</w:t>
-        </w:r>
-      </w:hyperlink>
-      <w:r>
-        <w:rPr>
-          <w:lang w:val="hi_IN" w:bidi="hi_IN"/>
-        </w:rPr>
-        <w:t xml:space="preserve">; </w:t>
-      </w:r>
-      <w:hyperlink r:id="rId56">
-        <w:r>
-          <w:rPr>
-            <w:lang w:val="hi_IN" w:bidi="hi_IN"/>
-          </w:rPr>
-          <w:rPr>
-            <w:color w:val="0000EE"/>
-            <w:u w:val="single"/>
-          </w:rPr>
-          <w:t>24:14–16</w:t>
-        </w:r>
-      </w:hyperlink>
-      <w:r>
-        <w:rPr>
-          <w:lang w:val="hi_IN" w:bidi="hi_IN"/>
-        </w:rPr>
-        <w:t xml:space="preserve">; </w:t>
-      </w:r>
-      <w:hyperlink r:id="rId49">
-        <w:r>
-          <w:rPr>
-            <w:lang w:val="hi_IN" w:bidi="hi_IN"/>
-          </w:rPr>
-          <w:rPr>
-            <w:color w:val="0000EE"/>
-            <w:u w:val="single"/>
-          </w:rPr>
-          <w:t>25:7–8</w:t>
-        </w:r>
-      </w:hyperlink>
-      <w:r>
-        <w:rPr>
-          <w:lang w:val="hi_IN" w:bidi="hi_IN"/>
-        </w:rPr>
-        <w:t xml:space="preserve">; </w:t>
-      </w:r>
-      <w:hyperlink r:id="rId50">
-        <w:r>
-          <w:rPr>
-            <w:lang w:val="hi_IN" w:bidi="hi_IN"/>
-          </w:rPr>
-          <w:rPr>
-            <w:color w:val="0000EE"/>
-            <w:u w:val="single"/>
-          </w:rPr>
-          <w:t>26:19</w:t>
-        </w:r>
-      </w:hyperlink>
-      <w:r>
-        <w:rPr>
-          <w:lang w:val="hi_IN" w:bidi="hi_IN"/>
-        </w:rPr>
-        <w:t xml:space="preserve">; </w:t>
-      </w:r>
-      <w:hyperlink r:id="rId57">
-        <w:r>
-          <w:rPr>
-            <w:lang w:val="hi_IN" w:bidi="hi_IN"/>
-          </w:rPr>
-          <w:rPr>
-            <w:color w:val="0000EE"/>
-            <w:u w:val="single"/>
-          </w:rPr>
-          <w:t>30:26</w:t>
-        </w:r>
-      </w:hyperlink>
-      <w:r>
-        <w:rPr>
-          <w:lang w:val="hi_IN" w:bidi="hi_IN"/>
-        </w:rPr>
-        <w:t xml:space="preserve">; </w:t>
-      </w:r>
-      <w:hyperlink r:id="rId58">
-        <w:r>
-          <w:rPr>
-            <w:lang w:val="hi_IN" w:bidi="hi_IN"/>
-          </w:rPr>
-          <w:rPr>
-            <w:color w:val="0000EE"/>
-            <w:u w:val="single"/>
-          </w:rPr>
-          <w:t>43:18–19</w:t>
-        </w:r>
-      </w:hyperlink>
-      <w:r>
-        <w:rPr>
-          <w:lang w:val="hi_IN" w:bidi="hi_IN"/>
-        </w:rPr>
-        <w:t xml:space="preserve">; </w:t>
-      </w:r>
-      <w:hyperlink r:id="rId59">
-        <w:r>
-          <w:rPr>
-            <w:lang w:val="hi_IN" w:bidi="hi_IN"/>
-          </w:rPr>
-          <w:rPr>
-            <w:color w:val="0000EE"/>
-            <w:u w:val="single"/>
-          </w:rPr>
-          <w:t>60:18–19</w:t>
-        </w:r>
-      </w:hyperlink>
-      <w:r>
-        <w:rPr>
-          <w:lang w:val="hi_IN" w:bidi="hi_IN"/>
-        </w:rPr>
-        <w:t xml:space="preserve">; </w:t>
-      </w:r>
-      <w:hyperlink r:id="rId60">
-        <w:r>
-          <w:rPr>
-            <w:lang w:val="hi_IN" w:bidi="hi_IN"/>
-          </w:rPr>
-          <w:rPr>
-            <w:color w:val="0000EE"/>
-            <w:u w:val="single"/>
-          </w:rPr>
-          <w:t>62:2</w:t>
-        </w:r>
-      </w:hyperlink>
-      <w:r>
-        <w:rPr>
-          <w:lang w:val="hi_IN" w:bidi="hi_IN"/>
-        </w:rPr>
-        <w:t xml:space="preserve">; </w:t>
-      </w:r>
-      <w:hyperlink r:id="rId61">
-        <w:r>
-          <w:rPr>
-            <w:lang w:val="hi_IN" w:bidi="hi_IN"/>
-          </w:rPr>
-          <w:rPr>
-            <w:color w:val="0000EE"/>
-            <w:u w:val="single"/>
-          </w:rPr>
-          <w:t>65:17–25</w:t>
-        </w:r>
-      </w:hyperlink>
-      <w:r>
-        <w:rPr>
-          <w:lang w:val="hi_IN" w:bidi="hi_IN"/>
-        </w:rPr>
-        <w:t xml:space="preserve">; </w:t>
-      </w:r>
-      <w:hyperlink r:id="rId62">
-        <w:r>
-          <w:rPr>
-            <w:lang w:val="hi_IN" w:bidi="hi_IN"/>
-          </w:rPr>
-          <w:rPr>
-            <w:color w:val="0000EE"/>
-            <w:u w:val="single"/>
-          </w:rPr>
-          <w:t>यिर्मयाह 23:7–8</w:t>
-        </w:r>
-      </w:hyperlink>
-      <w:r>
-        <w:rPr>
-          <w:lang w:val="hi_IN" w:bidi="hi_IN"/>
-        </w:rPr>
-        <w:t xml:space="preserve">; </w:t>
-      </w:r>
-      <w:hyperlink r:id="rId63">
-        <w:r>
-          <w:rPr>
-            <w:lang w:val="hi_IN" w:bidi="hi_IN"/>
-          </w:rPr>
-          <w:rPr>
-            <w:color w:val="0000EE"/>
-            <w:u w:val="single"/>
-          </w:rPr>
-          <w:t>31:10–14</w:t>
-        </w:r>
-      </w:hyperlink>
-      <w:r>
-        <w:rPr>
-          <w:lang w:val="hi_IN" w:bidi="hi_IN"/>
-        </w:rPr>
-        <w:t xml:space="preserve">; </w:t>
-      </w:r>
-      <w:hyperlink r:id="rId64">
-        <w:r>
-          <w:rPr>
-            <w:lang w:val="hi_IN" w:bidi="hi_IN"/>
-          </w:rPr>
-          <w:rPr>
-            <w:color w:val="0000EE"/>
-            <w:u w:val="single"/>
-          </w:rPr>
-          <w:t>2 कुरिन्थियों 3:6–11</w:t>
-        </w:r>
-      </w:hyperlink>
-      <w:r>
-        <w:rPr>
-          <w:lang w:val="hi_IN" w:bidi="hi_IN"/>
-        </w:rPr>
-        <w:t xml:space="preserve">; </w:t>
-      </w:r>
-      <w:hyperlink r:id="rId65">
-        <w:r>
-          <w:rPr>
-            <w:lang w:val="hi_IN" w:bidi="hi_IN"/>
-          </w:rPr>
-          <w:rPr>
-            <w:color w:val="0000EE"/>
-            <w:u w:val="single"/>
-          </w:rPr>
-          <w:t>5:17</w:t>
-        </w:r>
-      </w:hyperlink>
-      <w:r>
-        <w:rPr>
-          <w:lang w:val="hi_IN" w:bidi="hi_IN"/>
-        </w:rPr>
-        <w:t xml:space="preserve">; </w:t>
-      </w:r>
-      <w:hyperlink r:id="rId66">
-        <w:r>
-          <w:rPr>
-            <w:lang w:val="hi_IN" w:bidi="hi_IN"/>
-          </w:rPr>
-          <w:rPr>
-            <w:color w:val="0000EE"/>
-            <w:u w:val="single"/>
-          </w:rPr>
-          <w:t>इब्रानियों 12:18–24</w:t>
-        </w:r>
-      </w:hyperlink>
-      <w:r>
-        <w:rPr>
-          <w:lang w:val="hi_IN" w:bidi="hi_IN"/>
-        </w:rPr>
-        <w:t xml:space="preserve">; </w:t>
-      </w:r>
-      <w:hyperlink r:id="rId54">
-        <w:r>
-          <w:rPr>
-            <w:lang w:val="hi_IN" w:bidi="hi_IN"/>
-          </w:rPr>
-          <w:rPr>
-            <w:color w:val="0000EE"/>
-            <w:u w:val="single"/>
-          </w:rPr>
-          <w:t>प्रकाशितवाक्य 21:1–22:21</w:t>
-        </w:r>
-      </w:hyperlink>
+      <w:r>
+        <w:rPr>
+          <w:lang w:val="hi_IN" w:bidi="hi_IN"/>
+        </w:rPr>
+        <w:t>यशायाह 11:1</w:t>
+      </w:r>
+      <w:r>
+        <w:rPr>
+          <w:lang w:val="hi_IN" w:bidi="hi_IN"/>
+        </w:rPr>
+        <w:t xml:space="preserve">; </w:t>
+      </w:r>
+      <w:r>
+        <w:rPr>
+          <w:lang w:val="hi_IN" w:bidi="hi_IN"/>
+        </w:rPr>
+        <w:t>24:14–16</w:t>
+      </w:r>
+      <w:r>
+        <w:rPr>
+          <w:lang w:val="hi_IN" w:bidi="hi_IN"/>
+        </w:rPr>
+        <w:t xml:space="preserve">; </w:t>
+      </w:r>
+      <w:r>
+        <w:rPr>
+          <w:lang w:val="hi_IN" w:bidi="hi_IN"/>
+        </w:rPr>
+        <w:t>25:7–8</w:t>
+      </w:r>
+      <w:r>
+        <w:rPr>
+          <w:lang w:val="hi_IN" w:bidi="hi_IN"/>
+        </w:rPr>
+        <w:t xml:space="preserve">; </w:t>
+      </w:r>
+      <w:r>
+        <w:rPr>
+          <w:lang w:val="hi_IN" w:bidi="hi_IN"/>
+        </w:rPr>
+        <w:t>26:19</w:t>
+      </w:r>
+      <w:r>
+        <w:rPr>
+          <w:lang w:val="hi_IN" w:bidi="hi_IN"/>
+        </w:rPr>
+        <w:t xml:space="preserve">; </w:t>
+      </w:r>
+      <w:r>
+        <w:rPr>
+          <w:lang w:val="hi_IN" w:bidi="hi_IN"/>
+        </w:rPr>
+        <w:t>30:26</w:t>
+      </w:r>
+      <w:r>
+        <w:rPr>
+          <w:lang w:val="hi_IN" w:bidi="hi_IN"/>
+        </w:rPr>
+        <w:t xml:space="preserve">; </w:t>
+      </w:r>
+      <w:r>
+        <w:rPr>
+          <w:lang w:val="hi_IN" w:bidi="hi_IN"/>
+        </w:rPr>
+        <w:t>43:18–19</w:t>
+      </w:r>
+      <w:r>
+        <w:rPr>
+          <w:lang w:val="hi_IN" w:bidi="hi_IN"/>
+        </w:rPr>
+        <w:t xml:space="preserve">; </w:t>
+      </w:r>
+      <w:r>
+        <w:rPr>
+          <w:lang w:val="hi_IN" w:bidi="hi_IN"/>
+        </w:rPr>
+        <w:t>60:18–19</w:t>
+      </w:r>
+      <w:r>
+        <w:rPr>
+          <w:lang w:val="hi_IN" w:bidi="hi_IN"/>
+        </w:rPr>
+        <w:t xml:space="preserve">; </w:t>
+      </w:r>
+      <w:r>
+        <w:rPr>
+          <w:lang w:val="hi_IN" w:bidi="hi_IN"/>
+        </w:rPr>
+        <w:t>62:2</w:t>
+      </w:r>
+      <w:r>
+        <w:rPr>
+          <w:lang w:val="hi_IN" w:bidi="hi_IN"/>
+        </w:rPr>
+        <w:t xml:space="preserve">; </w:t>
+      </w:r>
+      <w:r>
+        <w:rPr>
+          <w:lang w:val="hi_IN" w:bidi="hi_IN"/>
+        </w:rPr>
+        <w:t>65:17–25</w:t>
+      </w:r>
+      <w:r>
+        <w:rPr>
+          <w:lang w:val="hi_IN" w:bidi="hi_IN"/>
+        </w:rPr>
+        <w:t xml:space="preserve">; </w:t>
+      </w:r>
+      <w:r>
+        <w:rPr>
+          <w:lang w:val="hi_IN" w:bidi="hi_IN"/>
+        </w:rPr>
+        <w:t>यिर्मयाह 23:7–8</w:t>
+      </w:r>
+      <w:r>
+        <w:rPr>
+          <w:lang w:val="hi_IN" w:bidi="hi_IN"/>
+        </w:rPr>
+        <w:t xml:space="preserve">; </w:t>
+      </w:r>
+      <w:r>
+        <w:rPr>
+          <w:lang w:val="hi_IN" w:bidi="hi_IN"/>
+        </w:rPr>
+        <w:t>31:10–14</w:t>
+      </w:r>
+      <w:r>
+        <w:rPr>
+          <w:lang w:val="hi_IN" w:bidi="hi_IN"/>
+        </w:rPr>
+        <w:t xml:space="preserve">; </w:t>
+      </w:r>
+      <w:r>
+        <w:rPr>
+          <w:lang w:val="hi_IN" w:bidi="hi_IN"/>
+        </w:rPr>
+        <w:t>2 कुरिन्थियों 3:6–11</w:t>
+      </w:r>
+      <w:r>
+        <w:rPr>
+          <w:lang w:val="hi_IN" w:bidi="hi_IN"/>
+        </w:rPr>
+        <w:t xml:space="preserve">; </w:t>
+      </w:r>
+      <w:r>
+        <w:rPr>
+          <w:lang w:val="hi_IN" w:bidi="hi_IN"/>
+        </w:rPr>
+        <w:t>5:17</w:t>
+      </w:r>
+      <w:r>
+        <w:rPr>
+          <w:lang w:val="hi_IN" w:bidi="hi_IN"/>
+        </w:rPr>
+        <w:t xml:space="preserve">; </w:t>
+      </w:r>
+      <w:r>
+        <w:rPr>
+          <w:lang w:val="hi_IN" w:bidi="hi_IN"/>
+        </w:rPr>
+        <w:t>इब्रानियों 12:18–24</w:t>
+      </w:r>
+      <w:r>
+        <w:rPr>
+          <w:lang w:val="hi_IN" w:bidi="hi_IN"/>
+        </w:rPr>
+        <w:t xml:space="preserve">; </w:t>
+      </w:r>
+      <w:r>
+        <w:rPr>
+          <w:lang w:val="hi_IN" w:bidi="hi_IN"/>
+        </w:rPr>
+        <w:t>प्रकाशितवाक्य 21:1–22:21</w:t>
+      </w:r>
       <w:r>
         <w:rPr>
           <w:lang w:val="hi_IN" w:bidi="hi_IN"/>
@@ -1915,54 +1555,36 @@
         </w:rPr>
         <w:t>एक मसीही अगुवे की भूमिका उन लोगों की सेवा करना और उनके लिए कठिनाइयों को सहना है जिनका वह मार्गदर्शन करता है (</w:t>
       </w:r>
-      <w:hyperlink r:id="rId67">
-        <w:r>
-          <w:rPr>
-            <w:lang w:val="hi_IN" w:bidi="hi_IN"/>
-          </w:rPr>
-          <w:rPr>
-            <w:color w:val="0000EE"/>
-            <w:u w:val="single"/>
-          </w:rPr>
-          <w:t>मर 10:35–45</w:t>
-        </w:r>
-      </w:hyperlink>
+      <w:r>
+        <w:rPr>
+          <w:lang w:val="hi_IN" w:bidi="hi_IN"/>
+        </w:rPr>
+        <w:t>मर 10:35–45</w:t>
+      </w:r>
       <w:r>
         <w:rPr>
           <w:lang w:val="hi_IN" w:bidi="hi_IN"/>
         </w:rPr>
         <w:t>)। प्रेरित पौलुस के लिए उत्तम अगुवाई का अर्थ यीशु मसीह के समान उदाहरण स्थापित करना था। यीशु की क्रूस पर मृत्यु, पौलुस के लिए सबसे महत्वपूर्ण बात थी और उसी ने उनके जीवन को पूरी तरह से आकार दिया। उन्होंने कहा, “मैं उसको और उसके पुनरुत्थान की सामर्थ्य को, और उसके साथ दुःखों में सहभागी होने के मर्म को जानूँ” (</w:t>
       </w:r>
-      <w:hyperlink r:id="rId68">
-        <w:r>
-          <w:rPr>
-            <w:lang w:val="hi_IN" w:bidi="hi_IN"/>
-          </w:rPr>
-          <w:rPr>
-            <w:color w:val="0000EE"/>
-            <w:u w:val="single"/>
-          </w:rPr>
-          <w:t>फिलि 3:10</w:t>
-        </w:r>
-      </w:hyperlink>
+      <w:r>
+        <w:rPr>
+          <w:lang w:val="hi_IN" w:bidi="hi_IN"/>
+        </w:rPr>
+        <w:t>फिलि 3:10</w:t>
+      </w:r>
       <w:r>
         <w:rPr>
           <w:lang w:val="hi_IN" w:bidi="hi_IN"/>
         </w:rPr>
         <w:t xml:space="preserve">; देखें </w:t>
       </w:r>
-      <w:hyperlink r:id="rId69">
-        <w:r>
-          <w:rPr>
-            <w:lang w:val="hi_IN" w:bidi="hi_IN"/>
-          </w:rPr>
-          <w:rPr>
-            <w:color w:val="0000EE"/>
-            <w:u w:val="single"/>
-          </w:rPr>
-          <w:t>कुलु 1:24</w:t>
-        </w:r>
-      </w:hyperlink>
+      <w:r>
+        <w:rPr>
+          <w:lang w:val="hi_IN" w:bidi="hi_IN"/>
+        </w:rPr>
+        <w:t>कुलु 1:24</w:t>
+      </w:r>
       <w:r>
         <w:rPr>
           <w:lang w:val="hi_IN" w:bidi="hi_IN"/>
@@ -1983,36 +1605,24 @@
         </w:rPr>
         <w:t>उनका अर्थ केवल भावनात्मक संघर्षों या पाप से निपटने से नहीं था। उसका आशय भयंकर शारीरिक पीड़ा का अनुभव करना था। पौलुस ने उन लोगों के लिए कठिनाइयों को सहन किया, जिनके साथ उन्होंने सुसमाचार बाँटा। उन्होंने हमेशा उनके उद्धार को अपनी सुरक्षा से अधिक प्राथमिकता दी (</w:t>
       </w:r>
-      <w:hyperlink r:id="rId70">
-        <w:r>
-          <w:rPr>
-            <w:lang w:val="hi_IN" w:bidi="hi_IN"/>
-          </w:rPr>
-          <w:rPr>
-            <w:color w:val="0000EE"/>
-            <w:u w:val="single"/>
-          </w:rPr>
-          <w:t>2 तीमु 2:10</w:t>
-        </w:r>
-      </w:hyperlink>
-      <w:r>
-        <w:rPr>
-          <w:lang w:val="hi_IN" w:bidi="hi_IN"/>
-        </w:rPr>
-        <w:t xml:space="preserve">; </w:t>
-      </w:r>
-      <w:hyperlink r:id="rId71">
-        <w:r>
-          <w:rPr>
-            <w:lang w:val="hi_IN" w:bidi="hi_IN"/>
-          </w:rPr>
-          <w:rPr>
-            <w:color w:val="0000EE"/>
-            <w:u w:val="single"/>
-          </w:rPr>
-          <w:t>2 कुरि 4:8–12</w:t>
-        </w:r>
-      </w:hyperlink>
+      <w:r>
+        <w:rPr>
+          <w:lang w:val="hi_IN" w:bidi="hi_IN"/>
+        </w:rPr>
+        <w:t>2 तीमु 2:10</w:t>
+      </w:r>
+      <w:r>
+        <w:rPr>
+          <w:lang w:val="hi_IN" w:bidi="hi_IN"/>
+        </w:rPr>
+        <w:t xml:space="preserve">; </w:t>
+      </w:r>
+      <w:r>
+        <w:rPr>
+          <w:lang w:val="hi_IN" w:bidi="hi_IN"/>
+        </w:rPr>
+        <w:t>2 कुरि 4:8–12</w:t>
+      </w:r>
       <w:r>
         <w:rPr>
           <w:lang w:val="hi_IN" w:bidi="hi_IN"/>
@@ -2033,126 +1643,84 @@
         </w:rPr>
         <w:t>एक मसीही अगुवे का जीवन, दूसरों को यीशु की क्रूस पर मृत्यु के विषय में दर्शाता है। यह दिखाता है कि कैसे परमेश्वर निर्बल मनुष्यों के द्वारा भी शक्तिशाली तरीके से काम करते हैं (</w:t>
       </w:r>
-      <w:hyperlink r:id="rId72">
-        <w:r>
-          <w:rPr>
-            <w:lang w:val="hi_IN" w:bidi="hi_IN"/>
-          </w:rPr>
-          <w:rPr>
-            <w:color w:val="0000EE"/>
-            <w:u w:val="single"/>
-          </w:rPr>
-          <w:t>2 कुरि 12:8–10</w:t>
-        </w:r>
-      </w:hyperlink>
+      <w:r>
+        <w:rPr>
+          <w:lang w:val="hi_IN" w:bidi="hi_IN"/>
+        </w:rPr>
+        <w:t>2 कुरि 12:8–10</w:t>
+      </w:r>
       <w:r>
         <w:rPr>
           <w:lang w:val="hi_IN" w:bidi="hi_IN"/>
         </w:rPr>
         <w:t>)। यह मानवीय मूर्खता के बावजूद परमेश्वर की बुद्धि को भी दर्शाता है (</w:t>
       </w:r>
-      <w:hyperlink r:id="rId73">
-        <w:r>
-          <w:rPr>
-            <w:lang w:val="hi_IN" w:bidi="hi_IN"/>
-          </w:rPr>
-          <w:rPr>
-            <w:color w:val="0000EE"/>
-            <w:u w:val="single"/>
-          </w:rPr>
-          <w:t>1 कुरि 1:18–31</w:t>
-        </w:r>
-      </w:hyperlink>
+      <w:r>
+        <w:rPr>
+          <w:lang w:val="hi_IN" w:bidi="hi_IN"/>
+        </w:rPr>
+        <w:t>1 कुरि 1:18–31</w:t>
+      </w:r>
       <w:r>
         <w:rPr>
           <w:lang w:val="hi_IN" w:bidi="hi_IN"/>
         </w:rPr>
         <w:t>)। जब पौलुस ने प्रेरित तीमुथियुस को नेतृत्व करने के लिए बुलाया, तो उन्होंने उसे "दुःख उठा" ने के लिए भी कहा (</w:t>
       </w:r>
-      <w:hyperlink r:id="rId74">
-        <w:r>
-          <w:rPr>
-            <w:lang w:val="hi_IN" w:bidi="hi_IN"/>
-          </w:rPr>
-          <w:rPr>
-            <w:color w:val="0000EE"/>
-            <w:u w:val="single"/>
-          </w:rPr>
-          <w:t>2 तीमु 4:1–5</w:t>
-        </w:r>
-      </w:hyperlink>
-      <w:r>
-        <w:rPr>
-          <w:lang w:val="hi_IN" w:bidi="hi_IN"/>
-        </w:rPr>
-        <w:t xml:space="preserve">; </w:t>
-      </w:r>
-      <w:hyperlink r:id="rId75">
-        <w:r>
-          <w:rPr>
-            <w:lang w:val="hi_IN" w:bidi="hi_IN"/>
-          </w:rPr>
-          <w:rPr>
-            <w:color w:val="0000EE"/>
-            <w:u w:val="single"/>
-          </w:rPr>
-          <w:t>1:8</w:t>
-        </w:r>
-      </w:hyperlink>
-      <w:r>
-        <w:rPr>
-          <w:lang w:val="hi_IN" w:bidi="hi_IN"/>
-        </w:rPr>
-        <w:t xml:space="preserve">; </w:t>
-      </w:r>
-      <w:hyperlink r:id="rId76">
-        <w:r>
-          <w:rPr>
-            <w:lang w:val="hi_IN" w:bidi="hi_IN"/>
-          </w:rPr>
-          <w:rPr>
-            <w:color w:val="0000EE"/>
-            <w:u w:val="single"/>
-          </w:rPr>
-          <w:t>2:3</w:t>
-        </w:r>
-      </w:hyperlink>
-      <w:r>
-        <w:rPr>
-          <w:lang w:val="hi_IN" w:bidi="hi_IN"/>
-        </w:rPr>
-        <w:t xml:space="preserve">; </w:t>
-      </w:r>
-      <w:hyperlink r:id="rId77">
-        <w:r>
-          <w:rPr>
-            <w:lang w:val="hi_IN" w:bidi="hi_IN"/>
-          </w:rPr>
-          <w:rPr>
-            <w:color w:val="0000EE"/>
-            <w:u w:val="single"/>
-          </w:rPr>
-          <w:t>4:5</w:t>
-        </w:r>
-      </w:hyperlink>
+      <w:r>
+        <w:rPr>
+          <w:lang w:val="hi_IN" w:bidi="hi_IN"/>
+        </w:rPr>
+        <w:t>2 तीमु 4:1–5</w:t>
+      </w:r>
+      <w:r>
+        <w:rPr>
+          <w:lang w:val="hi_IN" w:bidi="hi_IN"/>
+        </w:rPr>
+        <w:t xml:space="preserve">; </w:t>
+      </w:r>
+      <w:r>
+        <w:rPr>
+          <w:lang w:val="hi_IN" w:bidi="hi_IN"/>
+        </w:rPr>
+        <w:t>1:8</w:t>
+      </w:r>
+      <w:r>
+        <w:rPr>
+          <w:lang w:val="hi_IN" w:bidi="hi_IN"/>
+        </w:rPr>
+        <w:t xml:space="preserve">; </w:t>
+      </w:r>
+      <w:r>
+        <w:rPr>
+          <w:lang w:val="hi_IN" w:bidi="hi_IN"/>
+        </w:rPr>
+        <w:t>2:3</w:t>
+      </w:r>
+      <w:r>
+        <w:rPr>
+          <w:lang w:val="hi_IN" w:bidi="hi_IN"/>
+        </w:rPr>
+        <w:t xml:space="preserve">; </w:t>
+      </w:r>
+      <w:r>
+        <w:rPr>
+          <w:lang w:val="hi_IN" w:bidi="hi_IN"/>
+        </w:rPr>
+        <w:t>4:5</w:t>
+      </w:r>
       <w:r>
         <w:rPr>
           <w:lang w:val="hi_IN" w:bidi="hi_IN"/>
         </w:rPr>
         <w:t>)। पौलुस ने तीमुथियुस से कहा कि वह क्रूस से लज्जित न हों (</w:t>
       </w:r>
-      <w:hyperlink r:id="rId75">
-        <w:r>
-          <w:rPr>
-            <w:lang w:val="hi_IN" w:bidi="hi_IN"/>
-          </w:rPr>
-          <w:rPr>
-            <w:color w:val="0000EE"/>
-            <w:u w:val="single"/>
-          </w:rPr>
-          <w:t>1:8</w:t>
-        </w:r>
-      </w:hyperlink>
+      <w:r>
+        <w:rPr>
+          <w:lang w:val="hi_IN" w:bidi="hi_IN"/>
+        </w:rPr>
+        <w:t>1:8</w:t>
+      </w:r>
       <w:r>
         <w:rPr>
           <w:lang w:val="hi_IN" w:bidi="hi_IN"/>
@@ -2173,36 +1741,24 @@
         </w:rPr>
         <w:t xml:space="preserve">सच्ची मसीही अगुवाई में यीशु मसीह के उस उदाहरण का पालन करना आवश्यक है जिसमें उन्होंने दूसरों को अपने से पहले रखा। जब अगुवे मसीह की जगह अपने ऊपर ध्यान केन्द्रित करते हैं, तो वे यीशु के सुसमाचार को अपने जीवन में नहीं जीते। एक अच्छा अगुवा यीशु के उदाहरण का अनुसरण करता है—दूसरों की सेवा और देखभाल करता है, न कि अपने लाभ की खोज करता है (देखें </w:t>
       </w:r>
-      <w:hyperlink r:id="rId78">
-        <w:r>
-          <w:rPr>
-            <w:lang w:val="hi_IN" w:bidi="hi_IN"/>
-          </w:rPr>
-          <w:rPr>
-            <w:color w:val="0000EE"/>
-            <w:u w:val="single"/>
-          </w:rPr>
-          <w:t>फिलि 2:3–8</w:t>
-        </w:r>
-      </w:hyperlink>
+      <w:r>
+        <w:rPr>
+          <w:lang w:val="hi_IN" w:bidi="hi_IN"/>
+        </w:rPr>
+        <w:t>फिलि 2:3–8</w:t>
+      </w:r>
       <w:r>
         <w:rPr>
           <w:lang w:val="hi_IN" w:bidi="hi_IN"/>
         </w:rPr>
         <w:t>)। ये अगुवें कठिन समय का अनुभव करने के लिए तैयार हैं। वे जानते हैं कि जो लोग यीशु की मृत्यु में सहभागी होते हैं, वे उसके जीवन में भी सहभागी होंगे और जो लोग कठिनाइयों में विश्वासयोग्य बने रहते हैं, वे उसके साथ राज्य भी करेंगे (</w:t>
       </w:r>
-      <w:hyperlink r:id="rId79">
-        <w:r>
-          <w:rPr>
-            <w:lang w:val="hi_IN" w:bidi="hi_IN"/>
-          </w:rPr>
-          <w:rPr>
-            <w:color w:val="0000EE"/>
-            <w:u w:val="single"/>
-          </w:rPr>
-          <w:t>2 तीमु 2:11–12</w:t>
-        </w:r>
-      </w:hyperlink>
+      <w:r>
+        <w:rPr>
+          <w:lang w:val="hi_IN" w:bidi="hi_IN"/>
+        </w:rPr>
+        <w:t>2 तीमु 2:11–12</w:t>
+      </w:r>
       <w:r>
         <w:rPr>
           <w:lang w:val="hi_IN" w:bidi="hi_IN"/>
@@ -2232,342 +1788,228 @@
           <w:lang w:val="hi_IN" w:bidi="hi_IN"/>
         </w:rPr>
       </w:r>
-      <w:hyperlink r:id="rId80">
-        <w:r>
-          <w:rPr>
-            <w:lang w:val="hi_IN" w:bidi="hi_IN"/>
-          </w:rPr>
-          <w:rPr>
-            <w:color w:val="0000EE"/>
-            <w:u w:val="single"/>
-          </w:rPr>
-          <w:t>यूहन्ना 13:15</w:t>
-        </w:r>
-      </w:hyperlink>
-      <w:r>
-        <w:rPr>
-          <w:lang w:val="hi_IN" w:bidi="hi_IN"/>
-        </w:rPr>
-        <w:t xml:space="preserve">; </w:t>
-      </w:r>
-      <w:hyperlink r:id="rId81">
-        <w:r>
-          <w:rPr>
-            <w:lang w:val="hi_IN" w:bidi="hi_IN"/>
-          </w:rPr>
-          <w:rPr>
-            <w:color w:val="0000EE"/>
-            <w:u w:val="single"/>
-          </w:rPr>
-          <w:t>प्रेरितों के काम 20:35</w:t>
-        </w:r>
-      </w:hyperlink>
-      <w:r>
-        <w:rPr>
-          <w:lang w:val="hi_IN" w:bidi="hi_IN"/>
-        </w:rPr>
-        <w:t xml:space="preserve">; </w:t>
-      </w:r>
-      <w:hyperlink r:id="rId71">
-        <w:r>
-          <w:rPr>
-            <w:lang w:val="hi_IN" w:bidi="hi_IN"/>
-          </w:rPr>
-          <w:rPr>
-            <w:color w:val="0000EE"/>
-            <w:u w:val="single"/>
-          </w:rPr>
-          <w:t>2 कुरिन्थियों 4:8–12</w:t>
-        </w:r>
-      </w:hyperlink>
-      <w:r>
-        <w:rPr>
-          <w:lang w:val="hi_IN" w:bidi="hi_IN"/>
-        </w:rPr>
-        <w:t xml:space="preserve">; </w:t>
-      </w:r>
-      <w:hyperlink r:id="rId82">
-        <w:r>
-          <w:rPr>
-            <w:lang w:val="hi_IN" w:bidi="hi_IN"/>
-          </w:rPr>
-          <w:rPr>
-            <w:color w:val="0000EE"/>
-            <w:u w:val="single"/>
-          </w:rPr>
-          <w:t>इफिसियों 5:2</w:t>
-        </w:r>
-      </w:hyperlink>
-      <w:r>
-        <w:rPr>
-          <w:lang w:val="hi_IN" w:bidi="hi_IN"/>
-        </w:rPr>
-        <w:t xml:space="preserve">; </w:t>
-      </w:r>
-      <w:hyperlink r:id="rId69">
-        <w:r>
-          <w:rPr>
-            <w:lang w:val="hi_IN" w:bidi="hi_IN"/>
-          </w:rPr>
-          <w:rPr>
-            <w:color w:val="0000EE"/>
-            <w:u w:val="single"/>
-          </w:rPr>
-          <w:t>कुलुस्सियों 1:24</w:t>
-        </w:r>
-      </w:hyperlink>
-      <w:r>
-        <w:rPr>
-          <w:lang w:val="hi_IN" w:bidi="hi_IN"/>
-        </w:rPr>
-        <w:t xml:space="preserve">; </w:t>
-      </w:r>
-      <w:hyperlink r:id="rId83">
-        <w:r>
-          <w:rPr>
-            <w:lang w:val="hi_IN" w:bidi="hi_IN"/>
-          </w:rPr>
-          <w:rPr>
-            <w:color w:val="0000EE"/>
-            <w:u w:val="single"/>
-          </w:rPr>
-          <w:t>1 थिस्सलुनीकियों 1:6–7</w:t>
-        </w:r>
-      </w:hyperlink>
-      <w:r>
-        <w:rPr>
-          <w:lang w:val="hi_IN" w:bidi="hi_IN"/>
-        </w:rPr>
-        <w:t xml:space="preserve">; </w:t>
-      </w:r>
-      <w:hyperlink r:id="rId84">
-        <w:r>
-          <w:rPr>
-            <w:lang w:val="hi_IN" w:bidi="hi_IN"/>
-          </w:rPr>
-          <w:rPr>
-            <w:color w:val="0000EE"/>
-            <w:u w:val="single"/>
-          </w:rPr>
-          <w:t>2 थिस्सलुनीकियों 3:9</w:t>
-        </w:r>
-      </w:hyperlink>
-      <w:r>
-        <w:rPr>
-          <w:lang w:val="hi_IN" w:bidi="hi_IN"/>
-        </w:rPr>
-        <w:t xml:space="preserve">; </w:t>
-      </w:r>
-      <w:hyperlink r:id="rId85">
-        <w:r>
-          <w:rPr>
-            <w:lang w:val="hi_IN" w:bidi="hi_IN"/>
-          </w:rPr>
-          <w:rPr>
-            <w:color w:val="0000EE"/>
-            <w:u w:val="single"/>
-          </w:rPr>
-          <w:t>1 तीमुथियुस 1:16</w:t>
-        </w:r>
-      </w:hyperlink>
-      <w:r>
-        <w:rPr>
-          <w:lang w:val="hi_IN" w:bidi="hi_IN"/>
-        </w:rPr>
-        <w:t xml:space="preserve">; </w:t>
-      </w:r>
-      <w:hyperlink r:id="rId86">
-        <w:r>
-          <w:rPr>
-            <w:lang w:val="hi_IN" w:bidi="hi_IN"/>
-          </w:rPr>
-          <w:rPr>
-            <w:color w:val="0000EE"/>
-            <w:u w:val="single"/>
-          </w:rPr>
-          <w:t>4:12</w:t>
-        </w:r>
-      </w:hyperlink>
-      <w:r>
-        <w:rPr>
-          <w:lang w:val="hi_IN" w:bidi="hi_IN"/>
-        </w:rPr>
-        <w:t xml:space="preserve">; </w:t>
-      </w:r>
-      <w:hyperlink r:id="rId75">
-        <w:r>
-          <w:rPr>
-            <w:lang w:val="hi_IN" w:bidi="hi_IN"/>
-          </w:rPr>
-          <w:rPr>
-            <w:color w:val="0000EE"/>
-            <w:u w:val="single"/>
-          </w:rPr>
-          <w:t>2 तीमुथियुस 1:8</w:t>
-        </w:r>
-      </w:hyperlink>
+      <w:r>
+        <w:rPr>
+          <w:lang w:val="hi_IN" w:bidi="hi_IN"/>
+        </w:rPr>
+        <w:t>यूहन्ना 13:15</w:t>
+      </w:r>
+      <w:r>
+        <w:rPr>
+          <w:lang w:val="hi_IN" w:bidi="hi_IN"/>
+        </w:rPr>
+        <w:t xml:space="preserve">; </w:t>
+      </w:r>
+      <w:r>
+        <w:rPr>
+          <w:lang w:val="hi_IN" w:bidi="hi_IN"/>
+        </w:rPr>
+        <w:t>प्रेरितों के काम 20:35</w:t>
+      </w:r>
+      <w:r>
+        <w:rPr>
+          <w:lang w:val="hi_IN" w:bidi="hi_IN"/>
+        </w:rPr>
+        <w:t xml:space="preserve">; </w:t>
+      </w:r>
+      <w:r>
+        <w:rPr>
+          <w:lang w:val="hi_IN" w:bidi="hi_IN"/>
+        </w:rPr>
+        <w:t>2 कुरिन्थियों 4:8–12</w:t>
+      </w:r>
+      <w:r>
+        <w:rPr>
+          <w:lang w:val="hi_IN" w:bidi="hi_IN"/>
+        </w:rPr>
+        <w:t xml:space="preserve">; </w:t>
+      </w:r>
+      <w:r>
+        <w:rPr>
+          <w:lang w:val="hi_IN" w:bidi="hi_IN"/>
+        </w:rPr>
+        <w:t>इफिसियों 5:2</w:t>
+      </w:r>
+      <w:r>
+        <w:rPr>
+          <w:lang w:val="hi_IN" w:bidi="hi_IN"/>
+        </w:rPr>
+        <w:t xml:space="preserve">; </w:t>
+      </w:r>
+      <w:r>
+        <w:rPr>
+          <w:lang w:val="hi_IN" w:bidi="hi_IN"/>
+        </w:rPr>
+        <w:t>कुलुस्सियों 1:24</w:t>
+      </w:r>
+      <w:r>
+        <w:rPr>
+          <w:lang w:val="hi_IN" w:bidi="hi_IN"/>
+        </w:rPr>
+        <w:t xml:space="preserve">; </w:t>
+      </w:r>
+      <w:r>
+        <w:rPr>
+          <w:lang w:val="hi_IN" w:bidi="hi_IN"/>
+        </w:rPr>
+        <w:t>1 थिस्सलुनीकियों 1:6–7</w:t>
+      </w:r>
+      <w:r>
+        <w:rPr>
+          <w:lang w:val="hi_IN" w:bidi="hi_IN"/>
+        </w:rPr>
+        <w:t xml:space="preserve">; </w:t>
+      </w:r>
+      <w:r>
+        <w:rPr>
+          <w:lang w:val="hi_IN" w:bidi="hi_IN"/>
+        </w:rPr>
+        <w:t>2 थिस्सलुनीकियों 3:9</w:t>
+      </w:r>
+      <w:r>
+        <w:rPr>
+          <w:lang w:val="hi_IN" w:bidi="hi_IN"/>
+        </w:rPr>
+        <w:t xml:space="preserve">; </w:t>
+      </w:r>
+      <w:r>
+        <w:rPr>
+          <w:lang w:val="hi_IN" w:bidi="hi_IN"/>
+        </w:rPr>
+        <w:t>1 तीमुथियुस 1:16</w:t>
+      </w:r>
+      <w:r>
+        <w:rPr>
+          <w:lang w:val="hi_IN" w:bidi="hi_IN"/>
+        </w:rPr>
+        <w:t xml:space="preserve">; </w:t>
+      </w:r>
+      <w:r>
+        <w:rPr>
+          <w:lang w:val="hi_IN" w:bidi="hi_IN"/>
+        </w:rPr>
+        <w:t>4:12</w:t>
+      </w:r>
+      <w:r>
+        <w:rPr>
+          <w:lang w:val="hi_IN" w:bidi="hi_IN"/>
+        </w:rPr>
+        <w:t xml:space="preserve">; </w:t>
+      </w:r>
+      <w:r>
+        <w:rPr>
+          <w:lang w:val="hi_IN" w:bidi="hi_IN"/>
+        </w:rPr>
+        <w:t>2 तीमुथियुस 1:8</w:t>
+      </w:r>
       <w:r>
         <w:rPr>
           <w:lang w:val="hi_IN" w:bidi="hi_IN"/>
         </w:rPr>
         <w:t xml:space="preserve">, </w:t>
       </w:r>
-      <w:hyperlink r:id="rId87">
-        <w:r>
-          <w:rPr>
-            <w:lang w:val="hi_IN" w:bidi="hi_IN"/>
-          </w:rPr>
-          <w:rPr>
-            <w:color w:val="0000EE"/>
-            <w:u w:val="single"/>
-          </w:rPr>
-          <w:t>12</w:t>
-        </w:r>
-      </w:hyperlink>
-      <w:r>
-        <w:rPr>
-          <w:lang w:val="hi_IN" w:bidi="hi_IN"/>
-        </w:rPr>
-        <w:t xml:space="preserve">; </w:t>
-      </w:r>
-      <w:hyperlink r:id="rId76">
-        <w:r>
-          <w:rPr>
-            <w:lang w:val="hi_IN" w:bidi="hi_IN"/>
-          </w:rPr>
-          <w:rPr>
-            <w:color w:val="0000EE"/>
-            <w:u w:val="single"/>
-          </w:rPr>
-          <w:t>2:3</w:t>
-        </w:r>
-      </w:hyperlink>
+      <w:r>
+        <w:rPr>
+          <w:lang w:val="hi_IN" w:bidi="hi_IN"/>
+        </w:rPr>
+        <w:t>12</w:t>
+      </w:r>
+      <w:r>
+        <w:rPr>
+          <w:lang w:val="hi_IN" w:bidi="hi_IN"/>
+        </w:rPr>
+        <w:t xml:space="preserve">; </w:t>
+      </w:r>
+      <w:r>
+        <w:rPr>
+          <w:lang w:val="hi_IN" w:bidi="hi_IN"/>
+        </w:rPr>
+        <w:t>2:3</w:t>
+      </w:r>
       <w:r>
         <w:rPr>
           <w:lang w:val="hi_IN" w:bidi="hi_IN"/>
         </w:rPr>
         <w:t xml:space="preserve">, </w:t>
       </w:r>
-      <w:hyperlink r:id="rId88">
-        <w:r>
-          <w:rPr>
-            <w:lang w:val="hi_IN" w:bidi="hi_IN"/>
-          </w:rPr>
-          <w:rPr>
-            <w:color w:val="0000EE"/>
-            <w:u w:val="single"/>
-          </w:rPr>
-          <w:t>10–12</w:t>
-        </w:r>
-      </w:hyperlink>
-      <w:r>
-        <w:rPr>
-          <w:lang w:val="hi_IN" w:bidi="hi_IN"/>
-        </w:rPr>
-        <w:t xml:space="preserve">; </w:t>
-      </w:r>
-      <w:hyperlink r:id="rId74">
-        <w:r>
-          <w:rPr>
-            <w:lang w:val="hi_IN" w:bidi="hi_IN"/>
-          </w:rPr>
-          <w:rPr>
-            <w:color w:val="0000EE"/>
-            <w:u w:val="single"/>
-          </w:rPr>
-          <w:t>4:1–5</w:t>
-        </w:r>
-      </w:hyperlink>
-      <w:r>
-        <w:rPr>
-          <w:lang w:val="hi_IN" w:bidi="hi_IN"/>
-        </w:rPr>
-        <w:t xml:space="preserve">; </w:t>
-      </w:r>
-      <w:hyperlink r:id="rId89">
-        <w:r>
-          <w:rPr>
-            <w:lang w:val="hi_IN" w:bidi="hi_IN"/>
-          </w:rPr>
-          <w:rPr>
-            <w:color w:val="0000EE"/>
-            <w:u w:val="single"/>
-          </w:rPr>
-          <w:t>तीतुस 2:7</w:t>
-        </w:r>
-      </w:hyperlink>
-      <w:r>
-        <w:rPr>
-          <w:lang w:val="hi_IN" w:bidi="hi_IN"/>
-        </w:rPr>
-        <w:t xml:space="preserve">; </w:t>
-      </w:r>
-      <w:hyperlink r:id="rId90">
-        <w:r>
-          <w:rPr>
-            <w:lang w:val="hi_IN" w:bidi="hi_IN"/>
-          </w:rPr>
-          <w:rPr>
-            <w:color w:val="0000EE"/>
-            <w:u w:val="single"/>
-          </w:rPr>
-          <w:t>इब्रानियों 6:12</w:t>
-        </w:r>
-      </w:hyperlink>
-      <w:r>
-        <w:rPr>
-          <w:lang w:val="hi_IN" w:bidi="hi_IN"/>
-        </w:rPr>
-        <w:t xml:space="preserve">; </w:t>
-      </w:r>
-      <w:hyperlink r:id="rId91">
-        <w:r>
-          <w:rPr>
-            <w:lang w:val="hi_IN" w:bidi="hi_IN"/>
-          </w:rPr>
-          <w:rPr>
-            <w:color w:val="0000EE"/>
-            <w:u w:val="single"/>
-          </w:rPr>
-          <w:t>13:7</w:t>
-        </w:r>
-      </w:hyperlink>
-      <w:r>
-        <w:rPr>
-          <w:lang w:val="hi_IN" w:bidi="hi_IN"/>
-        </w:rPr>
-        <w:t xml:space="preserve">; </w:t>
-      </w:r>
-      <w:hyperlink r:id="rId92">
-        <w:r>
-          <w:rPr>
-            <w:lang w:val="hi_IN" w:bidi="hi_IN"/>
-          </w:rPr>
-          <w:rPr>
-            <w:color w:val="0000EE"/>
-            <w:u w:val="single"/>
-          </w:rPr>
-          <w:t>1 पतरस 2:21</w:t>
-        </w:r>
-      </w:hyperlink>
-      <w:r>
-        <w:rPr>
-          <w:lang w:val="hi_IN" w:bidi="hi_IN"/>
-        </w:rPr>
-        <w:t xml:space="preserve">; </w:t>
-      </w:r>
-      <w:hyperlink r:id="rId93">
-        <w:r>
-          <w:rPr>
-            <w:lang w:val="hi_IN" w:bidi="hi_IN"/>
-          </w:rPr>
-          <w:rPr>
-            <w:color w:val="0000EE"/>
-            <w:u w:val="single"/>
-          </w:rPr>
-          <w:t>5:1–4</w:t>
-        </w:r>
-      </w:hyperlink>
+      <w:r>
+        <w:rPr>
+          <w:lang w:val="hi_IN" w:bidi="hi_IN"/>
+        </w:rPr>
+        <w:t>10–12</w:t>
+      </w:r>
+      <w:r>
+        <w:rPr>
+          <w:lang w:val="hi_IN" w:bidi="hi_IN"/>
+        </w:rPr>
+        <w:t xml:space="preserve">; </w:t>
+      </w:r>
+      <w:r>
+        <w:rPr>
+          <w:lang w:val="hi_IN" w:bidi="hi_IN"/>
+        </w:rPr>
+        <w:t>4:1–5</w:t>
+      </w:r>
+      <w:r>
+        <w:rPr>
+          <w:lang w:val="hi_IN" w:bidi="hi_IN"/>
+        </w:rPr>
+        <w:t xml:space="preserve">; </w:t>
+      </w:r>
+      <w:r>
+        <w:rPr>
+          <w:lang w:val="hi_IN" w:bidi="hi_IN"/>
+        </w:rPr>
+        <w:t>तीतुस 2:7</w:t>
+      </w:r>
+      <w:r>
+        <w:rPr>
+          <w:lang w:val="hi_IN" w:bidi="hi_IN"/>
+        </w:rPr>
+        <w:t xml:space="preserve">; </w:t>
+      </w:r>
+      <w:r>
+        <w:rPr>
+          <w:lang w:val="hi_IN" w:bidi="hi_IN"/>
+        </w:rPr>
+        <w:t>इब्रानियों 6:12</w:t>
+      </w:r>
+      <w:r>
+        <w:rPr>
+          <w:lang w:val="hi_IN" w:bidi="hi_IN"/>
+        </w:rPr>
+        <w:t xml:space="preserve">; </w:t>
+      </w:r>
+      <w:r>
+        <w:rPr>
+          <w:lang w:val="hi_IN" w:bidi="hi_IN"/>
+        </w:rPr>
+        <w:t>13:7</w:t>
+      </w:r>
+      <w:r>
+        <w:rPr>
+          <w:lang w:val="hi_IN" w:bidi="hi_IN"/>
+        </w:rPr>
+        <w:t xml:space="preserve">; </w:t>
+      </w:r>
+      <w:r>
+        <w:rPr>
+          <w:lang w:val="hi_IN" w:bidi="hi_IN"/>
+        </w:rPr>
+        <w:t>1 पतरस 2:21</w:t>
+      </w:r>
+      <w:r>
+        <w:rPr>
+          <w:lang w:val="hi_IN" w:bidi="hi_IN"/>
+        </w:rPr>
+        <w:t xml:space="preserve">; </w:t>
+      </w:r>
+      <w:r>
+        <w:rPr>
+          <w:lang w:val="hi_IN" w:bidi="hi_IN"/>
+        </w:rPr>
+        <w:t>5:1–4</w:t>
+      </w:r>
       <w:r>
         <w:rPr>
           <w:lang w:val="hi_IN" w:bidi="hi_IN"/>
@@ -2616,36 +2058,24 @@
         </w:rPr>
         <w:t>पुनरुत्थान मसीही मत का एक मुख्य विश्वास है। इसके बिना मसीही विश्वास का कोई मूल्य नहीं है (</w:t>
       </w:r>
-      <w:hyperlink r:id="rId94">
-        <w:r>
-          <w:rPr>
-            <w:lang w:val="hi_IN" w:bidi="hi_IN"/>
-          </w:rPr>
-          <w:rPr>
-            <w:color w:val="0000EE"/>
-            <w:u w:val="single"/>
-          </w:rPr>
-          <w:t>1 कुरि 15:14</w:t>
-        </w:r>
-      </w:hyperlink>
+      <w:r>
+        <w:rPr>
+          <w:lang w:val="hi_IN" w:bidi="hi_IN"/>
+        </w:rPr>
+        <w:t>1 कुरि 15:14</w:t>
+      </w:r>
       <w:r>
         <w:rPr>
           <w:lang w:val="hi_IN" w:bidi="hi_IN"/>
         </w:rPr>
         <w:t>)। परमेश्वर यह वादा करते हैं कि उनके लोग मसीह के साथ इस पुनरुत्थान में सहभागी होंगे (</w:t>
       </w:r>
-      <w:hyperlink r:id="rId95">
-        <w:r>
-          <w:rPr>
-            <w:lang w:val="hi_IN" w:bidi="hi_IN"/>
-          </w:rPr>
-          <w:rPr>
-            <w:color w:val="0000EE"/>
-            <w:u w:val="single"/>
-          </w:rPr>
-          <w:t>कुल 3:1</w:t>
-        </w:r>
-      </w:hyperlink>
+      <w:r>
+        <w:rPr>
+          <w:lang w:val="hi_IN" w:bidi="hi_IN"/>
+        </w:rPr>
+        <w:t>कुल 3:1</w:t>
+      </w:r>
       <w:r>
         <w:rPr>
           <w:lang w:val="hi_IN" w:bidi="hi_IN"/>
@@ -2660,72 +2090,48 @@
           <w:lang w:val="hi_IN" w:bidi="hi_IN"/>
         </w:rPr>
       </w:r>
-      <w:hyperlink r:id="rId96">
-        <w:r>
-          <w:rPr>
-            <w:lang w:val="hi_IN" w:bidi="hi_IN"/>
-          </w:rPr>
-          <w:rPr>
-            <w:color w:val="0000EE"/>
-            <w:u w:val="single"/>
-          </w:rPr>
-          <w:t>यहेजकेल 37</w:t>
-        </w:r>
-      </w:hyperlink>
+      <w:r>
+        <w:rPr>
+          <w:lang w:val="hi_IN" w:bidi="hi_IN"/>
+        </w:rPr>
+        <w:t>यहेजकेल 37</w:t>
+      </w:r>
       <w:r>
         <w:rPr>
           <w:lang w:val="hi_IN" w:bidi="hi_IN"/>
         </w:rPr>
         <w:t xml:space="preserve"> में ऐसा प्रतीत होता है कि मृत्यु के बाद हर व्यक्ति नए शरीर के साथ पुनरुत्थान पाएगा। फिर भी, भविष्यद्वक्ता यहेजकेल यह नहीं पूछ रहे हैं, "क्या ये मनुष्य की हड्डियाँ जी सकती हैं?" यहेजकेल और उनके श्रोता पहले से ही एलिय्याह और एलीशा के चमत्कारों से पुनरुत्थान की सम्भावना के विषय में जानते थे (</w:t>
       </w:r>
-      <w:hyperlink r:id="rId97">
-        <w:r>
-          <w:rPr>
-            <w:lang w:val="hi_IN" w:bidi="hi_IN"/>
-          </w:rPr>
-          <w:rPr>
-            <w:color w:val="0000EE"/>
-            <w:u w:val="single"/>
-          </w:rPr>
-          <w:t>1 रा 17:17–24</w:t>
-        </w:r>
-      </w:hyperlink>
-      <w:r>
-        <w:rPr>
-          <w:lang w:val="hi_IN" w:bidi="hi_IN"/>
-        </w:rPr>
-        <w:t xml:space="preserve">; </w:t>
-      </w:r>
-      <w:hyperlink r:id="rId98">
-        <w:r>
-          <w:rPr>
-            <w:lang w:val="hi_IN" w:bidi="hi_IN"/>
-          </w:rPr>
-          <w:rPr>
-            <w:color w:val="0000EE"/>
-            <w:u w:val="single"/>
-          </w:rPr>
-          <w:t>2 रा 4:31–37</w:t>
-        </w:r>
-      </w:hyperlink>
-      <w:r>
-        <w:rPr>
-          <w:lang w:val="hi_IN" w:bidi="hi_IN"/>
-        </w:rPr>
-        <w:t xml:space="preserve">; </w:t>
-      </w:r>
-      <w:hyperlink r:id="rId99">
-        <w:r>
-          <w:rPr>
-            <w:lang w:val="hi_IN" w:bidi="hi_IN"/>
-          </w:rPr>
-          <w:rPr>
-            <w:color w:val="0000EE"/>
-            <w:u w:val="single"/>
-          </w:rPr>
-          <w:t>13:20–21</w:t>
-        </w:r>
-      </w:hyperlink>
+      <w:r>
+        <w:rPr>
+          <w:lang w:val="hi_IN" w:bidi="hi_IN"/>
+        </w:rPr>
+        <w:t>1 रा 17:17–24</w:t>
+      </w:r>
+      <w:r>
+        <w:rPr>
+          <w:lang w:val="hi_IN" w:bidi="hi_IN"/>
+        </w:rPr>
+        <w:t xml:space="preserve">; </w:t>
+      </w:r>
+      <w:r>
+        <w:rPr>
+          <w:lang w:val="hi_IN" w:bidi="hi_IN"/>
+        </w:rPr>
+        <w:t>2 रा 4:31–37</w:t>
+      </w:r>
+      <w:r>
+        <w:rPr>
+          <w:lang w:val="hi_IN" w:bidi="hi_IN"/>
+        </w:rPr>
+        <w:t xml:space="preserve">; </w:t>
+      </w:r>
+      <w:r>
+        <w:rPr>
+          <w:lang w:val="hi_IN" w:bidi="hi_IN"/>
+        </w:rPr>
+        <w:t>13:20–21</w:t>
+      </w:r>
       <w:r>
         <w:rPr>
           <w:lang w:val="hi_IN" w:bidi="hi_IN"/>
@@ -2759,36 +2165,24 @@
         </w:rPr>
         <w:t xml:space="preserve">उस समय बाबेलियों ने यहूदा को उजाड़ दिया था, मन्दिर को नष्ट कर दिया था और बहुत से लोगों को बाबेल में निर्वासित कर दिया था। देश ने अपनी शक्ति खो दी थी, वह राजनैतिक रूप से टूट चुका था और आत्मिक रूप से थक गया था। जो लोग यहूदा में बचे थे, वे केवल बहुत ही कंगाल लोगों का एक छोटा समूह था (देखें </w:t>
       </w:r>
-      <w:hyperlink r:id="rId100">
-        <w:r>
-          <w:rPr>
-            <w:lang w:val="hi_IN" w:bidi="hi_IN"/>
-          </w:rPr>
-          <w:rPr>
-            <w:color w:val="0000EE"/>
-            <w:u w:val="single"/>
-          </w:rPr>
-          <w:t>2 रा 25:8–12</w:t>
-        </w:r>
-      </w:hyperlink>
+      <w:r>
+        <w:rPr>
+          <w:lang w:val="hi_IN" w:bidi="hi_IN"/>
+        </w:rPr>
+        <w:t>2 रा 25:8–12</w:t>
+      </w:r>
       <w:r>
         <w:rPr>
           <w:lang w:val="hi_IN" w:bidi="hi_IN"/>
         </w:rPr>
         <w:t>)। बहुत से लोगों का विश्वास था कि परमेश्वर के लोगों के लिए अब कोई भविष्य नहीं रहा। उन्होंने कहा, “हमारी हड्डियाँ सूख गई, और हमारी आशा जाती रही; हम पूरी रीति से कट चूके हैं” (</w:t>
       </w:r>
-      <w:hyperlink r:id="rId101">
-        <w:r>
-          <w:rPr>
-            <w:lang w:val="hi_IN" w:bidi="hi_IN"/>
-          </w:rPr>
-          <w:rPr>
-            <w:color w:val="0000EE"/>
-            <w:u w:val="single"/>
-          </w:rPr>
-          <w:t>यहेज 37:11</w:t>
-        </w:r>
-      </w:hyperlink>
+      <w:r>
+        <w:rPr>
+          <w:lang w:val="hi_IN" w:bidi="hi_IN"/>
+        </w:rPr>
+        <w:t>यहेज 37:11</w:t>
+      </w:r>
       <w:r>
         <w:rPr>
           <w:lang w:val="hi_IN" w:bidi="hi_IN"/>
@@ -2848,18 +2242,12 @@
         </w:rPr>
         <w:t xml:space="preserve"> के साथ दिया। परमेश्वर भविष्यद्वक्ता के वचन के प्रत्युत्तर में अपना आत्मा उण्डेलकर अपने लोगों को पुनः जीवन देंगे। उनके पापों के कारण उनकी मृत्यु वास्तविक थी, लेकिन परमेश्वर उन्हें अधोलोक में नहीं छोड़ेंगे (देखें </w:t>
       </w:r>
-      <w:hyperlink r:id="rId102">
-        <w:r>
-          <w:rPr>
-            <w:lang w:val="hi_IN" w:bidi="hi_IN"/>
-          </w:rPr>
-          <w:rPr>
-            <w:color w:val="0000EE"/>
-            <w:u w:val="single"/>
-          </w:rPr>
-          <w:t>भज 16:10</w:t>
-        </w:r>
-      </w:hyperlink>
+      <w:r>
+        <w:rPr>
+          <w:lang w:val="hi_IN" w:bidi="hi_IN"/>
+        </w:rPr>
+        <w:t>भज 16:10</w:t>
+      </w:r>
       <w:r>
         <w:rPr>
           <w:lang w:val="hi_IN" w:bidi="hi_IN"/>
@@ -2880,126 +2268,84 @@
         </w:rPr>
         <w:t xml:space="preserve">परमेश्वर शारीरिक या आत्मिक रूप से मरे हुओं को फिर से जीवित कर सकते हैं। वह पापियों को, जो इसके योग्य नहीं हैं, नया जीवन देना चुनते हैं (देखें </w:t>
       </w:r>
-      <w:hyperlink r:id="rId103">
-        <w:r>
-          <w:rPr>
-            <w:lang w:val="hi_IN" w:bidi="hi_IN"/>
-          </w:rPr>
-          <w:rPr>
-            <w:color w:val="0000EE"/>
-            <w:u w:val="single"/>
-          </w:rPr>
-          <w:t>यूह 3:5–7</w:t>
-        </w:r>
-      </w:hyperlink>
-      <w:r>
-        <w:rPr>
-          <w:lang w:val="hi_IN" w:bidi="hi_IN"/>
-        </w:rPr>
-        <w:t xml:space="preserve">; </w:t>
-      </w:r>
-      <w:hyperlink r:id="rId104">
-        <w:r>
-          <w:rPr>
-            <w:lang w:val="hi_IN" w:bidi="hi_IN"/>
-          </w:rPr>
-          <w:rPr>
-            <w:color w:val="0000EE"/>
-            <w:u w:val="single"/>
-          </w:rPr>
-          <w:t>इफि 2:1–7</w:t>
-        </w:r>
-      </w:hyperlink>
+      <w:r>
+        <w:rPr>
+          <w:lang w:val="hi_IN" w:bidi="hi_IN"/>
+        </w:rPr>
+        <w:t>यूह 3:5–7</w:t>
+      </w:r>
+      <w:r>
+        <w:rPr>
+          <w:lang w:val="hi_IN" w:bidi="hi_IN"/>
+        </w:rPr>
+        <w:t xml:space="preserve">; </w:t>
+      </w:r>
+      <w:r>
+        <w:rPr>
+          <w:lang w:val="hi_IN" w:bidi="hi_IN"/>
+        </w:rPr>
+        <w:t>इफि 2:1–7</w:t>
+      </w:r>
       <w:r>
         <w:rPr>
           <w:lang w:val="hi_IN" w:bidi="hi_IN"/>
         </w:rPr>
         <w:t xml:space="preserve">)। जो लोग पाप से पीड़ित हैं, उन्हें भी अब और सदा के लिए नया जीवन मिलता है जो परमेश्वर अपने आत्मा के माध्यम से प्रदान करते हैं (देखें </w:t>
       </w:r>
-      <w:hyperlink r:id="rId105">
-        <w:r>
-          <w:rPr>
-            <w:lang w:val="hi_IN" w:bidi="hi_IN"/>
-          </w:rPr>
-          <w:rPr>
-            <w:color w:val="0000EE"/>
-            <w:u w:val="single"/>
-          </w:rPr>
-          <w:t>रोम 8:5–13</w:t>
-        </w:r>
-      </w:hyperlink>
-      <w:r>
-        <w:rPr>
-          <w:lang w:val="hi_IN" w:bidi="hi_IN"/>
-        </w:rPr>
-        <w:t xml:space="preserve">; </w:t>
-      </w:r>
-      <w:hyperlink r:id="rId106">
-        <w:r>
-          <w:rPr>
-            <w:lang w:val="hi_IN" w:bidi="hi_IN"/>
-          </w:rPr>
-          <w:rPr>
-            <w:color w:val="0000EE"/>
-            <w:u w:val="single"/>
-          </w:rPr>
-          <w:t>कुल 3:1–11</w:t>
-        </w:r>
-      </w:hyperlink>
+      <w:r>
+        <w:rPr>
+          <w:lang w:val="hi_IN" w:bidi="hi_IN"/>
+        </w:rPr>
+        <w:t>रोम 8:5–13</w:t>
+      </w:r>
+      <w:r>
+        <w:rPr>
+          <w:lang w:val="hi_IN" w:bidi="hi_IN"/>
+        </w:rPr>
+        <w:t xml:space="preserve">; </w:t>
+      </w:r>
+      <w:r>
+        <w:rPr>
+          <w:lang w:val="hi_IN" w:bidi="hi_IN"/>
+        </w:rPr>
+        <w:t>कुल 3:1–11</w:t>
+      </w:r>
       <w:r>
         <w:rPr>
           <w:lang w:val="hi_IN" w:bidi="hi_IN"/>
         </w:rPr>
         <w:t>)। वह उन लोगों को, जिन्हें संसार बचाए जाने से परे समझता है, मसीह के द्वारा अपने लिए स्वीकार्य बनाते हैं (</w:t>
       </w:r>
-      <w:hyperlink r:id="rId107">
-        <w:r>
-          <w:rPr>
-            <w:lang w:val="hi_IN" w:bidi="hi_IN"/>
-          </w:rPr>
-          <w:rPr>
-            <w:color w:val="0000EE"/>
-            <w:u w:val="single"/>
-          </w:rPr>
-          <w:t>1 कुरि 6:9–11</w:t>
-        </w:r>
-      </w:hyperlink>
+      <w:r>
+        <w:rPr>
+          <w:lang w:val="hi_IN" w:bidi="hi_IN"/>
+        </w:rPr>
+        <w:t>1 कुरि 6:9–11</w:t>
+      </w:r>
       <w:r>
         <w:rPr>
           <w:lang w:val="hi_IN" w:bidi="hi_IN"/>
         </w:rPr>
         <w:t>)। वह उन्हें अपनी सेवा में सार्थक काम के लिए भी तैयार करते हैं (</w:t>
       </w:r>
-      <w:hyperlink r:id="rId108">
-        <w:r>
-          <w:rPr>
-            <w:lang w:val="hi_IN" w:bidi="hi_IN"/>
-          </w:rPr>
-          <w:rPr>
-            <w:color w:val="0000EE"/>
-            <w:u w:val="single"/>
-          </w:rPr>
-          <w:t>इफि 4:12–13</w:t>
-        </w:r>
-      </w:hyperlink>
-      <w:r>
-        <w:rPr>
-          <w:lang w:val="hi_IN" w:bidi="hi_IN"/>
-        </w:rPr>
-        <w:t xml:space="preserve">; </w:t>
-      </w:r>
-      <w:hyperlink r:id="rId109">
-        <w:r>
-          <w:rPr>
-            <w:lang w:val="hi_IN" w:bidi="hi_IN"/>
-          </w:rPr>
-          <w:rPr>
-            <w:color w:val="0000EE"/>
-            <w:u w:val="single"/>
-          </w:rPr>
-          <w:t>6:11–18</w:t>
-        </w:r>
-      </w:hyperlink>
+      <w:r>
+        <w:rPr>
+          <w:lang w:val="hi_IN" w:bidi="hi_IN"/>
+        </w:rPr>
+        <w:t>इफि 4:12–13</w:t>
+      </w:r>
+      <w:r>
+        <w:rPr>
+          <w:lang w:val="hi_IN" w:bidi="hi_IN"/>
+        </w:rPr>
+        <w:t xml:space="preserve">; </w:t>
+      </w:r>
+      <w:r>
+        <w:rPr>
+          <w:lang w:val="hi_IN" w:bidi="hi_IN"/>
+        </w:rPr>
+        <w:t>6:11–18</w:t>
+      </w:r>
       <w:r>
         <w:rPr>
           <w:lang w:val="hi_IN" w:bidi="hi_IN"/>
@@ -3029,180 +2375,120 @@
           <w:lang w:val="hi_IN" w:bidi="hi_IN"/>
         </w:rPr>
       </w:r>
-      <w:hyperlink r:id="rId97">
-        <w:r>
-          <w:rPr>
-            <w:lang w:val="hi_IN" w:bidi="hi_IN"/>
-          </w:rPr>
-          <w:rPr>
-            <w:color w:val="0000EE"/>
-            <w:u w:val="single"/>
-          </w:rPr>
-          <w:t>1 राजाओं 17:17–24</w:t>
-        </w:r>
-      </w:hyperlink>
-      <w:r>
-        <w:rPr>
-          <w:lang w:val="hi_IN" w:bidi="hi_IN"/>
-        </w:rPr>
-        <w:t xml:space="preserve">; </w:t>
-      </w:r>
-      <w:hyperlink r:id="rId98">
-        <w:r>
-          <w:rPr>
-            <w:lang w:val="hi_IN" w:bidi="hi_IN"/>
-          </w:rPr>
-          <w:rPr>
-            <w:color w:val="0000EE"/>
-            <w:u w:val="single"/>
-          </w:rPr>
-          <w:t>2 राजाओं 4:31–37</w:t>
-        </w:r>
-      </w:hyperlink>
-      <w:r>
-        <w:rPr>
-          <w:lang w:val="hi_IN" w:bidi="hi_IN"/>
-        </w:rPr>
-        <w:t xml:space="preserve">; </w:t>
-      </w:r>
-      <w:hyperlink r:id="rId99">
-        <w:r>
-          <w:rPr>
-            <w:lang w:val="hi_IN" w:bidi="hi_IN"/>
-          </w:rPr>
-          <w:rPr>
-            <w:color w:val="0000EE"/>
-            <w:u w:val="single"/>
-          </w:rPr>
-          <w:t>13:20–21</w:t>
-        </w:r>
-      </w:hyperlink>
-      <w:r>
-        <w:rPr>
-          <w:lang w:val="hi_IN" w:bidi="hi_IN"/>
-        </w:rPr>
-        <w:t xml:space="preserve">; </w:t>
-      </w:r>
-      <w:hyperlink r:id="rId102">
-        <w:r>
-          <w:rPr>
-            <w:lang w:val="hi_IN" w:bidi="hi_IN"/>
-          </w:rPr>
-          <w:rPr>
-            <w:color w:val="0000EE"/>
-            <w:u w:val="single"/>
-          </w:rPr>
-          <w:t>भजन संहिता 16:10</w:t>
-        </w:r>
-      </w:hyperlink>
-      <w:r>
-        <w:rPr>
-          <w:lang w:val="hi_IN" w:bidi="hi_IN"/>
-        </w:rPr>
-        <w:t xml:space="preserve">; </w:t>
-      </w:r>
-      <w:hyperlink r:id="rId110">
-        <w:r>
-          <w:rPr>
-            <w:lang w:val="hi_IN" w:bidi="hi_IN"/>
-          </w:rPr>
-          <w:rPr>
-            <w:color w:val="0000EE"/>
-            <w:u w:val="single"/>
-          </w:rPr>
-          <w:t>यहेजकेल 18:31</w:t>
-        </w:r>
-      </w:hyperlink>
-      <w:r>
-        <w:rPr>
-          <w:lang w:val="hi_IN" w:bidi="hi_IN"/>
-        </w:rPr>
-        <w:t xml:space="preserve">; </w:t>
-      </w:r>
-      <w:hyperlink r:id="rId96">
-        <w:r>
-          <w:rPr>
-            <w:lang w:val="hi_IN" w:bidi="hi_IN"/>
-          </w:rPr>
-          <w:rPr>
-            <w:color w:val="0000EE"/>
-            <w:u w:val="single"/>
-          </w:rPr>
-          <w:t>37:1–28</w:t>
-        </w:r>
-      </w:hyperlink>
-      <w:r>
-        <w:rPr>
-          <w:lang w:val="hi_IN" w:bidi="hi_IN"/>
-        </w:rPr>
-        <w:t xml:space="preserve">; </w:t>
-      </w:r>
-      <w:hyperlink r:id="rId111">
-        <w:r>
-          <w:rPr>
-            <w:lang w:val="hi_IN" w:bidi="hi_IN"/>
-          </w:rPr>
-          <w:rPr>
-            <w:color w:val="0000EE"/>
-            <w:u w:val="single"/>
-          </w:rPr>
-          <w:t>39:29</w:t>
-        </w:r>
-      </w:hyperlink>
-      <w:r>
-        <w:rPr>
-          <w:lang w:val="hi_IN" w:bidi="hi_IN"/>
-        </w:rPr>
-        <w:t xml:space="preserve">; </w:t>
-      </w:r>
-      <w:hyperlink r:id="rId112">
-        <w:r>
-          <w:rPr>
-            <w:lang w:val="hi_IN" w:bidi="hi_IN"/>
-          </w:rPr>
-          <w:rPr>
-            <w:color w:val="0000EE"/>
-            <w:u w:val="single"/>
-          </w:rPr>
-          <w:t>मत्ती 22:31–32</w:t>
-        </w:r>
-      </w:hyperlink>
-      <w:r>
-        <w:rPr>
-          <w:lang w:val="hi_IN" w:bidi="hi_IN"/>
-        </w:rPr>
-        <w:t xml:space="preserve">; </w:t>
-      </w:r>
-      <w:hyperlink r:id="rId113">
-        <w:r>
-          <w:rPr>
-            <w:lang w:val="hi_IN" w:bidi="hi_IN"/>
-          </w:rPr>
-          <w:rPr>
-            <w:color w:val="0000EE"/>
-            <w:u w:val="single"/>
-          </w:rPr>
-          <w:t>रोमियों 8:11</w:t>
-        </w:r>
-      </w:hyperlink>
-      <w:r>
-        <w:rPr>
-          <w:lang w:val="hi_IN" w:bidi="hi_IN"/>
-        </w:rPr>
-        <w:t xml:space="preserve">; </w:t>
-      </w:r>
-      <w:hyperlink r:id="rId65">
-        <w:r>
-          <w:rPr>
-            <w:lang w:val="hi_IN" w:bidi="hi_IN"/>
-          </w:rPr>
-          <w:rPr>
-            <w:color w:val="0000EE"/>
-            <w:u w:val="single"/>
-          </w:rPr>
-          <w:t>2 कुरिन्थियों 5:17</w:t>
-        </w:r>
-      </w:hyperlink>
+      <w:r>
+        <w:rPr>
+          <w:lang w:val="hi_IN" w:bidi="hi_IN"/>
+        </w:rPr>
+        <w:t>1 राजाओं 17:17–24</w:t>
+      </w:r>
+      <w:r>
+        <w:rPr>
+          <w:lang w:val="hi_IN" w:bidi="hi_IN"/>
+        </w:rPr>
+        <w:t xml:space="preserve">; </w:t>
+      </w:r>
+      <w:r>
+        <w:rPr>
+          <w:lang w:val="hi_IN" w:bidi="hi_IN"/>
+        </w:rPr>
+        <w:t>2 राजाओं 4:31–37</w:t>
+      </w:r>
+      <w:r>
+        <w:rPr>
+          <w:lang w:val="hi_IN" w:bidi="hi_IN"/>
+        </w:rPr>
+        <w:t xml:space="preserve">; </w:t>
+      </w:r>
+      <w:r>
+        <w:rPr>
+          <w:lang w:val="hi_IN" w:bidi="hi_IN"/>
+        </w:rPr>
+        <w:t>13:20–21</w:t>
+      </w:r>
+      <w:r>
+        <w:rPr>
+          <w:lang w:val="hi_IN" w:bidi="hi_IN"/>
+        </w:rPr>
+        <w:t xml:space="preserve">; </w:t>
+      </w:r>
+      <w:r>
+        <w:rPr>
+          <w:lang w:val="hi_IN" w:bidi="hi_IN"/>
+        </w:rPr>
+        <w:t>भजन संहिता 16:10</w:t>
+      </w:r>
+      <w:r>
+        <w:rPr>
+          <w:lang w:val="hi_IN" w:bidi="hi_IN"/>
+        </w:rPr>
+        <w:t xml:space="preserve">; </w:t>
+      </w:r>
+      <w:r>
+        <w:rPr>
+          <w:lang w:val="hi_IN" w:bidi="hi_IN"/>
+        </w:rPr>
+        <w:t>यहेजकेल 18:31</w:t>
+      </w:r>
+      <w:r>
+        <w:rPr>
+          <w:lang w:val="hi_IN" w:bidi="hi_IN"/>
+        </w:rPr>
+        <w:t xml:space="preserve">; </w:t>
+      </w:r>
+      <w:r>
+        <w:rPr>
+          <w:lang w:val="hi_IN" w:bidi="hi_IN"/>
+        </w:rPr>
+        <w:t>37:1–28</w:t>
+      </w:r>
+      <w:r>
+        <w:rPr>
+          <w:lang w:val="hi_IN" w:bidi="hi_IN"/>
+        </w:rPr>
+        <w:t xml:space="preserve">; </w:t>
+      </w:r>
+      <w:r>
+        <w:rPr>
+          <w:lang w:val="hi_IN" w:bidi="hi_IN"/>
+        </w:rPr>
+        <w:t>39:29</w:t>
+      </w:r>
+      <w:r>
+        <w:rPr>
+          <w:lang w:val="hi_IN" w:bidi="hi_IN"/>
+        </w:rPr>
+        <w:t xml:space="preserve">; </w:t>
+      </w:r>
+      <w:r>
+        <w:rPr>
+          <w:lang w:val="hi_IN" w:bidi="hi_IN"/>
+        </w:rPr>
+        <w:t>मत्ती 22:31–32</w:t>
+      </w:r>
+      <w:r>
+        <w:rPr>
+          <w:lang w:val="hi_IN" w:bidi="hi_IN"/>
+        </w:rPr>
+        <w:t xml:space="preserve">; </w:t>
+      </w:r>
+      <w:r>
+        <w:rPr>
+          <w:lang w:val="hi_IN" w:bidi="hi_IN"/>
+        </w:rPr>
+        <w:t>रोमियों 8:11</w:t>
+      </w:r>
+      <w:r>
+        <w:rPr>
+          <w:lang w:val="hi_IN" w:bidi="hi_IN"/>
+        </w:rPr>
+        <w:t xml:space="preserve">; </w:t>
+      </w:r>
+      <w:r>
+        <w:rPr>
+          <w:lang w:val="hi_IN" w:bidi="hi_IN"/>
+        </w:rPr>
+        <w:t>2 कुरिन्थियों 5:17</w:t>
+      </w:r>
       <w:r>
         <w:rPr>
           <w:lang w:val="hi_IN" w:bidi="hi_IN"/>
@@ -3251,162 +2537,108 @@
         </w:rPr>
         <w:t xml:space="preserve">खतना, जो पुरुषों के लिंग के अग्रभाग को हटाया जाना है, प्राचीन पश्चिम एशिया में सामान्य था (देखें </w:t>
       </w:r>
-      <w:hyperlink r:id="rId114">
-        <w:r>
-          <w:rPr>
-            <w:lang w:val="hi_IN" w:bidi="hi_IN"/>
-          </w:rPr>
-          <w:rPr>
-            <w:color w:val="0000EE"/>
-            <w:u w:val="single"/>
-          </w:rPr>
-          <w:t>यिर्म 9:25–26</w:t>
-        </w:r>
-      </w:hyperlink>
+      <w:r>
+        <w:rPr>
+          <w:lang w:val="hi_IN" w:bidi="hi_IN"/>
+        </w:rPr>
+        <w:t>यिर्म 9:25–26</w:t>
+      </w:r>
       <w:r>
         <w:rPr>
           <w:lang w:val="hi_IN" w:bidi="hi_IN"/>
         </w:rPr>
         <w:t>). यहूदियों के लिए, यह एक धार्मिक महत्व रखता था क्योंकि यह उस वाचा (विशेष वाचा) का चिन्ह था, जो परमेश्वर ने इस्राएल के लोगों के साथ बाँधी थी (</w:t>
       </w:r>
-      <w:hyperlink r:id="rId115">
-        <w:r>
-          <w:rPr>
-            <w:lang w:val="hi_IN" w:bidi="hi_IN"/>
-          </w:rPr>
-          <w:rPr>
-            <w:color w:val="0000EE"/>
-            <w:u w:val="single"/>
-          </w:rPr>
-          <w:t>उत 17:9–14</w:t>
-        </w:r>
-      </w:hyperlink>
-      <w:r>
-        <w:rPr>
-          <w:lang w:val="hi_IN" w:bidi="hi_IN"/>
-        </w:rPr>
-        <w:t xml:space="preserve">; </w:t>
-      </w:r>
-      <w:hyperlink r:id="rId116">
-        <w:r>
-          <w:rPr>
-            <w:lang w:val="hi_IN" w:bidi="hi_IN"/>
-          </w:rPr>
-          <w:rPr>
-            <w:color w:val="0000EE"/>
-            <w:u w:val="single"/>
-          </w:rPr>
-          <w:t>यहो 5:2</w:t>
-        </w:r>
-      </w:hyperlink>
-      <w:r>
-        <w:rPr>
-          <w:lang w:val="hi_IN" w:bidi="hi_IN"/>
-        </w:rPr>
-        <w:t xml:space="preserve">; </w:t>
-      </w:r>
-      <w:hyperlink r:id="rId117">
-        <w:r>
-          <w:rPr>
-            <w:lang w:val="hi_IN" w:bidi="hi_IN"/>
-          </w:rPr>
-          <w:rPr>
-            <w:color w:val="0000EE"/>
-            <w:u w:val="single"/>
-          </w:rPr>
-          <w:t>यूह 7:22</w:t>
-        </w:r>
-      </w:hyperlink>
-      <w:r>
-        <w:rPr>
-          <w:lang w:val="hi_IN" w:bidi="hi_IN"/>
-        </w:rPr>
-        <w:t xml:space="preserve">; </w:t>
-      </w:r>
-      <w:hyperlink r:id="rId118">
-        <w:r>
-          <w:rPr>
-            <w:lang w:val="hi_IN" w:bidi="hi_IN"/>
-          </w:rPr>
-          <w:rPr>
-            <w:color w:val="0000EE"/>
-            <w:u w:val="single"/>
-          </w:rPr>
-          <w:t>प्रेरि 7:8</w:t>
-        </w:r>
-      </w:hyperlink>
+      <w:r>
+        <w:rPr>
+          <w:lang w:val="hi_IN" w:bidi="hi_IN"/>
+        </w:rPr>
+        <w:t>उत 17:9–14</w:t>
+      </w:r>
+      <w:r>
+        <w:rPr>
+          <w:lang w:val="hi_IN" w:bidi="hi_IN"/>
+        </w:rPr>
+        <w:t xml:space="preserve">; </w:t>
+      </w:r>
+      <w:r>
+        <w:rPr>
+          <w:lang w:val="hi_IN" w:bidi="hi_IN"/>
+        </w:rPr>
+        <w:t>यहो 5:2</w:t>
+      </w:r>
+      <w:r>
+        <w:rPr>
+          <w:lang w:val="hi_IN" w:bidi="hi_IN"/>
+        </w:rPr>
+        <w:t xml:space="preserve">; </w:t>
+      </w:r>
+      <w:r>
+        <w:rPr>
+          <w:lang w:val="hi_IN" w:bidi="hi_IN"/>
+        </w:rPr>
+        <w:t>यूह 7:22</w:t>
+      </w:r>
+      <w:r>
+        <w:rPr>
+          <w:lang w:val="hi_IN" w:bidi="hi_IN"/>
+        </w:rPr>
+        <w:t xml:space="preserve">; </w:t>
+      </w:r>
+      <w:r>
+        <w:rPr>
+          <w:lang w:val="hi_IN" w:bidi="hi_IN"/>
+        </w:rPr>
+        <w:t>प्रेरि 7:8</w:t>
+      </w:r>
       <w:r>
         <w:rPr>
           <w:lang w:val="hi_IN" w:bidi="hi_IN"/>
         </w:rPr>
         <w:t>; सीराख 44:20)। वे इसे सामान्यतः किसी बालक के जन्म के आठवें दिन करते थे (</w:t>
       </w:r>
-      <w:hyperlink r:id="rId119">
-        <w:r>
-          <w:rPr>
-            <w:lang w:val="hi_IN" w:bidi="hi_IN"/>
-          </w:rPr>
-          <w:rPr>
-            <w:color w:val="0000EE"/>
-            <w:u w:val="single"/>
-          </w:rPr>
-          <w:t>उत 17:12</w:t>
-        </w:r>
-      </w:hyperlink>
-      <w:r>
-        <w:rPr>
-          <w:lang w:val="hi_IN" w:bidi="hi_IN"/>
-        </w:rPr>
-        <w:t xml:space="preserve">; </w:t>
-      </w:r>
-      <w:hyperlink r:id="rId120">
-        <w:r>
-          <w:rPr>
-            <w:lang w:val="hi_IN" w:bidi="hi_IN"/>
-          </w:rPr>
-          <w:rPr>
-            <w:color w:val="0000EE"/>
-            <w:u w:val="single"/>
-          </w:rPr>
-          <w:t>लैव्य 12:3</w:t>
-        </w:r>
-      </w:hyperlink>
-      <w:r>
-        <w:rPr>
-          <w:lang w:val="hi_IN" w:bidi="hi_IN"/>
-        </w:rPr>
-        <w:t xml:space="preserve">; </w:t>
-      </w:r>
-      <w:hyperlink r:id="rId121">
-        <w:r>
-          <w:rPr>
-            <w:lang w:val="hi_IN" w:bidi="hi_IN"/>
-          </w:rPr>
-          <w:rPr>
-            <w:color w:val="0000EE"/>
-            <w:u w:val="single"/>
-          </w:rPr>
-          <w:t>लूका 1:59</w:t>
-        </w:r>
-      </w:hyperlink>
-      <w:r>
-        <w:rPr>
-          <w:lang w:val="hi_IN" w:bidi="hi_IN"/>
-        </w:rPr>
-        <w:t xml:space="preserve">; </w:t>
-      </w:r>
-      <w:hyperlink r:id="rId118">
-        <w:r>
-          <w:rPr>
-            <w:lang w:val="hi_IN" w:bidi="hi_IN"/>
-          </w:rPr>
-          <w:rPr>
-            <w:color w:val="0000EE"/>
-            <w:u w:val="single"/>
-          </w:rPr>
-          <w:t>प्रेरि 7:8</w:t>
-        </w:r>
-      </w:hyperlink>
+      <w:r>
+        <w:rPr>
+          <w:lang w:val="hi_IN" w:bidi="hi_IN"/>
+        </w:rPr>
+        <w:t>उत 17:12</w:t>
+      </w:r>
+      <w:r>
+        <w:rPr>
+          <w:lang w:val="hi_IN" w:bidi="hi_IN"/>
+        </w:rPr>
+        <w:t xml:space="preserve">; </w:t>
+      </w:r>
+      <w:r>
+        <w:rPr>
+          <w:lang w:val="hi_IN" w:bidi="hi_IN"/>
+        </w:rPr>
+        <w:t>लैव्य 12:3</w:t>
+      </w:r>
+      <w:r>
+        <w:rPr>
+          <w:lang w:val="hi_IN" w:bidi="hi_IN"/>
+        </w:rPr>
+        <w:t xml:space="preserve">; </w:t>
+      </w:r>
+      <w:r>
+        <w:rPr>
+          <w:lang w:val="hi_IN" w:bidi="hi_IN"/>
+        </w:rPr>
+        <w:t>लूका 1:59</w:t>
+      </w:r>
+      <w:r>
+        <w:rPr>
+          <w:lang w:val="hi_IN" w:bidi="hi_IN"/>
+        </w:rPr>
+        <w:t xml:space="preserve">; </w:t>
+      </w:r>
+      <w:r>
+        <w:rPr>
+          <w:lang w:val="hi_IN" w:bidi="hi_IN"/>
+        </w:rPr>
+        <w:t>प्रेरि 7:8</w:t>
+      </w:r>
       <w:r>
         <w:rPr>
           <w:lang w:val="hi_IN" w:bidi="hi_IN"/>
@@ -3427,288 +2659,192 @@
         </w:rPr>
         <w:t>नए नियम में यूहन्ना बपतिस्मा देनेवाले, यीशु, प्रेरित पौलुस तथा तीमुथियुस के खतने का उल्लेख मिलता है (</w:t>
       </w:r>
-      <w:hyperlink r:id="rId121">
-        <w:r>
-          <w:rPr>
-            <w:lang w:val="hi_IN" w:bidi="hi_IN"/>
-          </w:rPr>
-          <w:rPr>
-            <w:color w:val="0000EE"/>
-            <w:u w:val="single"/>
-          </w:rPr>
-          <w:t>लूका 1:59</w:t>
-        </w:r>
-      </w:hyperlink>
-      <w:r>
-        <w:rPr>
-          <w:lang w:val="hi_IN" w:bidi="hi_IN"/>
-        </w:rPr>
-        <w:t xml:space="preserve">; </w:t>
-      </w:r>
-      <w:hyperlink r:id="rId122">
-        <w:r>
-          <w:rPr>
-            <w:lang w:val="hi_IN" w:bidi="hi_IN"/>
-          </w:rPr>
-          <w:rPr>
-            <w:color w:val="0000EE"/>
-            <w:u w:val="single"/>
-          </w:rPr>
-          <w:t>2:21</w:t>
-        </w:r>
-      </w:hyperlink>
-      <w:r>
-        <w:rPr>
-          <w:lang w:val="hi_IN" w:bidi="hi_IN"/>
-        </w:rPr>
-        <w:t xml:space="preserve">; </w:t>
-      </w:r>
-      <w:hyperlink r:id="rId123">
-        <w:r>
-          <w:rPr>
-            <w:lang w:val="hi_IN" w:bidi="hi_IN"/>
-          </w:rPr>
-          <w:rPr>
-            <w:color w:val="0000EE"/>
-            <w:u w:val="single"/>
-          </w:rPr>
-          <w:t>प्रेरि 16:2–3</w:t>
-        </w:r>
-      </w:hyperlink>
-      <w:r>
-        <w:rPr>
-          <w:lang w:val="hi_IN" w:bidi="hi_IN"/>
-        </w:rPr>
-        <w:t xml:space="preserve">; </w:t>
-      </w:r>
-      <w:hyperlink r:id="rId124">
-        <w:r>
-          <w:rPr>
-            <w:lang w:val="hi_IN" w:bidi="hi_IN"/>
-          </w:rPr>
-          <w:rPr>
-            <w:color w:val="0000EE"/>
-            <w:u w:val="single"/>
-          </w:rPr>
-          <w:t>फिलि 3:5</w:t>
-        </w:r>
-      </w:hyperlink>
+      <w:r>
+        <w:rPr>
+          <w:lang w:val="hi_IN" w:bidi="hi_IN"/>
+        </w:rPr>
+        <w:t>लूका 1:59</w:t>
+      </w:r>
+      <w:r>
+        <w:rPr>
+          <w:lang w:val="hi_IN" w:bidi="hi_IN"/>
+        </w:rPr>
+        <w:t xml:space="preserve">; </w:t>
+      </w:r>
+      <w:r>
+        <w:rPr>
+          <w:lang w:val="hi_IN" w:bidi="hi_IN"/>
+        </w:rPr>
+        <w:t>2:21</w:t>
+      </w:r>
+      <w:r>
+        <w:rPr>
+          <w:lang w:val="hi_IN" w:bidi="hi_IN"/>
+        </w:rPr>
+        <w:t xml:space="preserve">; </w:t>
+      </w:r>
+      <w:r>
+        <w:rPr>
+          <w:lang w:val="hi_IN" w:bidi="hi_IN"/>
+        </w:rPr>
+        <w:t>प्रेरि 16:2–3</w:t>
+      </w:r>
+      <w:r>
+        <w:rPr>
+          <w:lang w:val="hi_IN" w:bidi="hi_IN"/>
+        </w:rPr>
+        <w:t xml:space="preserve">; </w:t>
+      </w:r>
+      <w:r>
+        <w:rPr>
+          <w:lang w:val="hi_IN" w:bidi="hi_IN"/>
+        </w:rPr>
+        <w:t>फिलि 3:5</w:t>
+      </w:r>
       <w:r>
         <w:rPr>
           <w:lang w:val="hi_IN" w:bidi="hi_IN"/>
         </w:rPr>
         <w:t>)। खतना एक व्यक्ति के परमेश्वर के साथ सम्बंध को नया करने का प्रतीक भी बन गया (</w:t>
       </w:r>
-      <w:hyperlink r:id="rId125">
-        <w:r>
-          <w:rPr>
-            <w:lang w:val="hi_IN" w:bidi="hi_IN"/>
-          </w:rPr>
-          <w:rPr>
-            <w:color w:val="0000EE"/>
-            <w:u w:val="single"/>
-          </w:rPr>
-          <w:t>व्य.वि. 10:16</w:t>
-        </w:r>
-      </w:hyperlink>
-      <w:r>
-        <w:rPr>
-          <w:lang w:val="hi_IN" w:bidi="hi_IN"/>
-        </w:rPr>
-        <w:t xml:space="preserve">; </w:t>
-      </w:r>
-      <w:hyperlink r:id="rId126">
-        <w:r>
-          <w:rPr>
-            <w:lang w:val="hi_IN" w:bidi="hi_IN"/>
-          </w:rPr>
-          <w:rPr>
-            <w:color w:val="0000EE"/>
-            <w:u w:val="single"/>
-          </w:rPr>
-          <w:t>30:6</w:t>
-        </w:r>
-      </w:hyperlink>
-      <w:r>
-        <w:rPr>
-          <w:lang w:val="hi_IN" w:bidi="hi_IN"/>
-        </w:rPr>
-        <w:t xml:space="preserve">; </w:t>
-      </w:r>
-      <w:hyperlink r:id="rId127">
-        <w:r>
-          <w:rPr>
-            <w:lang w:val="hi_IN" w:bidi="hi_IN"/>
-          </w:rPr>
-          <w:rPr>
-            <w:color w:val="0000EE"/>
-            <w:u w:val="single"/>
-          </w:rPr>
-          <w:t>यिर्म 4:4</w:t>
-        </w:r>
-      </w:hyperlink>
-      <w:r>
-        <w:rPr>
-          <w:lang w:val="hi_IN" w:bidi="hi_IN"/>
-        </w:rPr>
-        <w:t xml:space="preserve">; </w:t>
-      </w:r>
-      <w:hyperlink r:id="rId128">
-        <w:r>
-          <w:rPr>
-            <w:lang w:val="hi_IN" w:bidi="hi_IN"/>
-          </w:rPr>
-          <w:rPr>
-            <w:color w:val="0000EE"/>
-            <w:u w:val="single"/>
-          </w:rPr>
-          <w:t>रोम 2:28–29</w:t>
-        </w:r>
-      </w:hyperlink>
+      <w:r>
+        <w:rPr>
+          <w:lang w:val="hi_IN" w:bidi="hi_IN"/>
+        </w:rPr>
+        <w:t>व्य.वि. 10:16</w:t>
+      </w:r>
+      <w:r>
+        <w:rPr>
+          <w:lang w:val="hi_IN" w:bidi="hi_IN"/>
+        </w:rPr>
+        <w:t xml:space="preserve">; </w:t>
+      </w:r>
+      <w:r>
+        <w:rPr>
+          <w:lang w:val="hi_IN" w:bidi="hi_IN"/>
+        </w:rPr>
+        <w:t>30:6</w:t>
+      </w:r>
+      <w:r>
+        <w:rPr>
+          <w:lang w:val="hi_IN" w:bidi="hi_IN"/>
+        </w:rPr>
+        <w:t xml:space="preserve">; </w:t>
+      </w:r>
+      <w:r>
+        <w:rPr>
+          <w:lang w:val="hi_IN" w:bidi="hi_IN"/>
+        </w:rPr>
+        <w:t>यिर्म 4:4</w:t>
+      </w:r>
+      <w:r>
+        <w:rPr>
+          <w:lang w:val="hi_IN" w:bidi="hi_IN"/>
+        </w:rPr>
+        <w:t xml:space="preserve">; </w:t>
+      </w:r>
+      <w:r>
+        <w:rPr>
+          <w:lang w:val="hi_IN" w:bidi="hi_IN"/>
+        </w:rPr>
+        <w:t>रोम 2:28–29</w:t>
+      </w:r>
       <w:r>
         <w:rPr>
           <w:lang w:val="hi_IN" w:bidi="hi_IN"/>
         </w:rPr>
         <w:t>)। 40 ईस्वी के दशक के अन्त में, कुछ यहूदी मसीहियों ने अन्यजाति (गैर-यहूदी) मसीहियों से खतना करवाने की माँग की (</w:t>
       </w:r>
-      <w:hyperlink r:id="rId129">
-        <w:r>
-          <w:rPr>
-            <w:lang w:val="hi_IN" w:bidi="hi_IN"/>
-          </w:rPr>
-          <w:rPr>
-            <w:color w:val="0000EE"/>
-            <w:u w:val="single"/>
-          </w:rPr>
-          <w:t>प्रेरि 15:1</w:t>
-        </w:r>
-      </w:hyperlink>
+      <w:r>
+        <w:rPr>
+          <w:lang w:val="hi_IN" w:bidi="hi_IN"/>
+        </w:rPr>
+        <w:t>प्रेरि 15:1</w:t>
+      </w:r>
       <w:r>
         <w:rPr>
           <w:lang w:val="hi_IN" w:bidi="hi_IN"/>
         </w:rPr>
         <w:t xml:space="preserve">, </w:t>
       </w:r>
-      <w:hyperlink r:id="rId130">
-        <w:r>
-          <w:rPr>
-            <w:lang w:val="hi_IN" w:bidi="hi_IN"/>
-          </w:rPr>
-          <w:rPr>
-            <w:color w:val="0000EE"/>
-            <w:u w:val="single"/>
-          </w:rPr>
-          <w:t>5</w:t>
-        </w:r>
-      </w:hyperlink>
+      <w:r>
+        <w:rPr>
+          <w:lang w:val="hi_IN" w:bidi="hi_IN"/>
+        </w:rPr>
+        <w:t>5</w:t>
+      </w:r>
       <w:r>
         <w:rPr>
           <w:lang w:val="hi_IN" w:bidi="hi_IN"/>
         </w:rPr>
         <w:t xml:space="preserve">; देखें </w:t>
       </w:r>
-      <w:hyperlink r:id="rId131">
-        <w:r>
-          <w:rPr>
-            <w:lang w:val="hi_IN" w:bidi="hi_IN"/>
-          </w:rPr>
-          <w:rPr>
-            <w:color w:val="0000EE"/>
-            <w:u w:val="single"/>
-          </w:rPr>
-          <w:t>21:20–21</w:t>
-        </w:r>
-      </w:hyperlink>
-      <w:r>
-        <w:rPr>
-          <w:lang w:val="hi_IN" w:bidi="hi_IN"/>
-        </w:rPr>
-        <w:t xml:space="preserve">; </w:t>
-      </w:r>
-      <w:hyperlink r:id="rId132">
-        <w:r>
-          <w:rPr>
-            <w:lang w:val="hi_IN" w:bidi="hi_IN"/>
-          </w:rPr>
-          <w:rPr>
-            <w:color w:val="0000EE"/>
-            <w:u w:val="single"/>
-          </w:rPr>
-          <w:t>गला 2:4</w:t>
-        </w:r>
-      </w:hyperlink>
+      <w:r>
+        <w:rPr>
+          <w:lang w:val="hi_IN" w:bidi="hi_IN"/>
+        </w:rPr>
+        <w:t>21:20–21</w:t>
+      </w:r>
+      <w:r>
+        <w:rPr>
+          <w:lang w:val="hi_IN" w:bidi="hi_IN"/>
+        </w:rPr>
+        <w:t xml:space="preserve">; </w:t>
+      </w:r>
+      <w:r>
+        <w:rPr>
+          <w:lang w:val="hi_IN" w:bidi="hi_IN"/>
+        </w:rPr>
+        <w:t>गला 2:4</w:t>
+      </w:r>
       <w:r>
         <w:rPr>
           <w:lang w:val="hi_IN" w:bidi="hi_IN"/>
         </w:rPr>
         <w:t xml:space="preserve">, </w:t>
       </w:r>
-      <w:hyperlink r:id="rId133">
-        <w:r>
-          <w:rPr>
-            <w:lang w:val="hi_IN" w:bidi="hi_IN"/>
-          </w:rPr>
-          <w:rPr>
-            <w:color w:val="0000EE"/>
-            <w:u w:val="single"/>
-          </w:rPr>
-          <w:t>11–13</w:t>
-        </w:r>
-      </w:hyperlink>
+      <w:r>
+        <w:rPr>
+          <w:lang w:val="hi_IN" w:bidi="hi_IN"/>
+        </w:rPr>
+        <w:t>11–13</w:t>
+      </w:r>
       <w:r>
         <w:rPr>
           <w:lang w:val="hi_IN" w:bidi="hi_IN"/>
         </w:rPr>
         <w:t>)। लेकिन पौलुस और बरनबास इससे असहमत थे (</w:t>
       </w:r>
-      <w:hyperlink r:id="rId134">
-        <w:r>
-          <w:rPr>
-            <w:lang w:val="hi_IN" w:bidi="hi_IN"/>
-          </w:rPr>
-          <w:rPr>
-            <w:color w:val="0000EE"/>
-            <w:u w:val="single"/>
-          </w:rPr>
-          <w:t>प्रेरि 15:2</w:t>
-        </w:r>
-      </w:hyperlink>
+      <w:r>
+        <w:rPr>
+          <w:lang w:val="hi_IN" w:bidi="hi_IN"/>
+        </w:rPr>
+        <w:t>प्रेरि 15:2</w:t>
+      </w:r>
       <w:r>
         <w:rPr>
           <w:lang w:val="hi_IN" w:bidi="hi_IN"/>
         </w:rPr>
         <w:t>)। यरूशलेम में कलीसिया की महासभा ने निर्णय लिया कि अन्यजातियों को खतना करवाने की आवश्यकता नहीं है (</w:t>
       </w:r>
-      <w:hyperlink r:id="rId135">
-        <w:r>
-          <w:rPr>
-            <w:lang w:val="hi_IN" w:bidi="hi_IN"/>
-          </w:rPr>
-          <w:rPr>
-            <w:color w:val="0000EE"/>
-            <w:u w:val="single"/>
-          </w:rPr>
-          <w:t>15:19–21</w:t>
-        </w:r>
-      </w:hyperlink>
+      <w:r>
+        <w:rPr>
+          <w:lang w:val="hi_IN" w:bidi="hi_IN"/>
+        </w:rPr>
+        <w:t>15:19–21</w:t>
+      </w:r>
       <w:r>
         <w:rPr>
           <w:lang w:val="hi_IN" w:bidi="hi_IN"/>
         </w:rPr>
         <w:t xml:space="preserve">, </w:t>
       </w:r>
-      <w:hyperlink r:id="rId136">
-        <w:r>
-          <w:rPr>
-            <w:lang w:val="hi_IN" w:bidi="hi_IN"/>
-          </w:rPr>
-          <w:rPr>
-            <w:color w:val="0000EE"/>
-            <w:u w:val="single"/>
-          </w:rPr>
-          <w:t>28–29</w:t>
-        </w:r>
-      </w:hyperlink>
+      <w:r>
+        <w:rPr>
+          <w:lang w:val="hi_IN" w:bidi="hi_IN"/>
+        </w:rPr>
+        <w:t>28–29</w:t>
+      </w:r>
       <w:r>
         <w:rPr>
           <w:lang w:val="hi_IN" w:bidi="hi_IN"/>
@@ -3729,90 +2865,60 @@
         </w:rPr>
         <w:t>पौलुस ने जोर देकर कहा कि यह महत्वपूर्ण नहीं है कि कोई पुरुष खतना कराता है या नहीं (</w:t>
       </w:r>
-      <w:hyperlink r:id="rId137">
-        <w:r>
-          <w:rPr>
-            <w:lang w:val="hi_IN" w:bidi="hi_IN"/>
-          </w:rPr>
-          <w:rPr>
-            <w:color w:val="0000EE"/>
-            <w:u w:val="single"/>
-          </w:rPr>
-          <w:t>1 कुरि 7:19</w:t>
-        </w:r>
-      </w:hyperlink>
+      <w:r>
+        <w:rPr>
+          <w:lang w:val="hi_IN" w:bidi="hi_IN"/>
+        </w:rPr>
+        <w:t>1 कुरि 7:19</w:t>
+      </w:r>
       <w:r>
         <w:rPr>
           <w:lang w:val="hi_IN" w:bidi="hi_IN"/>
         </w:rPr>
         <w:t>)। जो महत्वपूर्ण है वह यह है कि विश्वास, प्रेम के द्वारा प्रगट हो (</w:t>
       </w:r>
-      <w:hyperlink r:id="rId138">
-        <w:r>
-          <w:rPr>
-            <w:lang w:val="hi_IN" w:bidi="hi_IN"/>
-          </w:rPr>
-          <w:rPr>
-            <w:color w:val="0000EE"/>
-            <w:u w:val="single"/>
-          </w:rPr>
-          <w:t>गला 5:6</w:t>
-        </w:r>
-      </w:hyperlink>
+      <w:r>
+        <w:rPr>
+          <w:lang w:val="hi_IN" w:bidi="hi_IN"/>
+        </w:rPr>
+        <w:t>गला 5:6</w:t>
+      </w:r>
       <w:r>
         <w:rPr>
           <w:lang w:val="hi_IN" w:bidi="hi_IN"/>
         </w:rPr>
         <w:t>)। गलातियों में, पौलुस ने यहूदी विरोधियों का सामना करते हुए कहा कि हर कोई यीशु मसीह में विश्वास के द्वारा परमेश्वर के परिवार में शामिल होता है (</w:t>
       </w:r>
-      <w:hyperlink r:id="rId139">
-        <w:r>
-          <w:rPr>
-            <w:lang w:val="hi_IN" w:bidi="hi_IN"/>
-          </w:rPr>
-          <w:rPr>
-            <w:color w:val="0000EE"/>
-            <w:u w:val="single"/>
-          </w:rPr>
-          <w:t>गला 2:14–21</w:t>
-        </w:r>
-      </w:hyperlink>
+      <w:r>
+        <w:rPr>
+          <w:lang w:val="hi_IN" w:bidi="hi_IN"/>
+        </w:rPr>
+        <w:t>गला 2:14–21</w:t>
+      </w:r>
       <w:r>
         <w:rPr>
           <w:lang w:val="hi_IN" w:bidi="hi_IN"/>
         </w:rPr>
         <w:t>)। परमेश्वर द्वारा किसी व्यक्ति को स्वीकार करने के लिए खतना आवश्यक नहीं है (</w:t>
       </w:r>
-      <w:hyperlink r:id="rId138">
-        <w:r>
-          <w:rPr>
-            <w:lang w:val="hi_IN" w:bidi="hi_IN"/>
-          </w:rPr>
-          <w:rPr>
-            <w:color w:val="0000EE"/>
-            <w:u w:val="single"/>
-          </w:rPr>
-          <w:t>गला 5:6</w:t>
-        </w:r>
-      </w:hyperlink>
+      <w:r>
+        <w:rPr>
+          <w:lang w:val="hi_IN" w:bidi="hi_IN"/>
+        </w:rPr>
+        <w:t>गला 5:6</w:t>
+      </w:r>
       <w:r>
         <w:rPr>
           <w:lang w:val="hi_IN" w:bidi="hi_IN"/>
         </w:rPr>
         <w:t>)। पापियों के लिए परमेश्वर की वाचा में प्रवेश का मार्ग यीशु के क्रूस पर मृत्यु के द्वारा ही सम्भव है (</w:t>
       </w:r>
-      <w:hyperlink r:id="rId139">
-        <w:r>
-          <w:rPr>
-            <w:lang w:val="hi_IN" w:bidi="hi_IN"/>
-          </w:rPr>
-          <w:rPr>
-            <w:color w:val="0000EE"/>
-            <w:u w:val="single"/>
-          </w:rPr>
-          <w:t>गला 2:14–21</w:t>
-        </w:r>
-      </w:hyperlink>
+      <w:r>
+        <w:rPr>
+          <w:lang w:val="hi_IN" w:bidi="hi_IN"/>
+        </w:rPr>
+        <w:t>गला 2:14–21</w:t>
+      </w:r>
       <w:r>
         <w:rPr>
           <w:lang w:val="hi_IN" w:bidi="hi_IN"/>
@@ -3842,378 +2948,252 @@
           <w:lang w:val="hi_IN" w:bidi="hi_IN"/>
         </w:rPr>
       </w:r>
-      <w:hyperlink r:id="rId115">
-        <w:r>
-          <w:rPr>
-            <w:lang w:val="hi_IN" w:bidi="hi_IN"/>
-          </w:rPr>
-          <w:rPr>
-            <w:color w:val="0000EE"/>
-            <w:u w:val="single"/>
-          </w:rPr>
-          <w:t>उत्पत्ति 17:9–14</w:t>
-        </w:r>
-      </w:hyperlink>
-      <w:r>
-        <w:rPr>
-          <w:lang w:val="hi_IN" w:bidi="hi_IN"/>
-        </w:rPr>
-        <w:t xml:space="preserve">; </w:t>
-      </w:r>
-      <w:hyperlink r:id="rId120">
-        <w:r>
-          <w:rPr>
-            <w:lang w:val="hi_IN" w:bidi="hi_IN"/>
-          </w:rPr>
-          <w:rPr>
-            <w:color w:val="0000EE"/>
-            <w:u w:val="single"/>
-          </w:rPr>
-          <w:t>लैव्यव्यवस्था 12:3</w:t>
-        </w:r>
-      </w:hyperlink>
-      <w:r>
-        <w:rPr>
-          <w:lang w:val="hi_IN" w:bidi="hi_IN"/>
-        </w:rPr>
-        <w:t xml:space="preserve">; </w:t>
-      </w:r>
-      <w:hyperlink r:id="rId140">
-        <w:r>
-          <w:rPr>
-            <w:lang w:val="hi_IN" w:bidi="hi_IN"/>
-          </w:rPr>
-          <w:rPr>
-            <w:color w:val="0000EE"/>
-            <w:u w:val="single"/>
-          </w:rPr>
-          <w:t>यहोशू 5:2–9</w:t>
-        </w:r>
-      </w:hyperlink>
-      <w:r>
-        <w:rPr>
-          <w:lang w:val="hi_IN" w:bidi="hi_IN"/>
-        </w:rPr>
-        <w:t xml:space="preserve">; </w:t>
-      </w:r>
-      <w:hyperlink r:id="rId114">
-        <w:r>
-          <w:rPr>
-            <w:lang w:val="hi_IN" w:bidi="hi_IN"/>
-          </w:rPr>
-          <w:rPr>
-            <w:color w:val="0000EE"/>
-            <w:u w:val="single"/>
-          </w:rPr>
-          <w:t>यिर्मयाह 9:25–26</w:t>
-        </w:r>
-      </w:hyperlink>
-      <w:r>
-        <w:rPr>
-          <w:lang w:val="hi_IN" w:bidi="hi_IN"/>
-        </w:rPr>
-        <w:t xml:space="preserve">; </w:t>
-      </w:r>
-      <w:hyperlink r:id="rId121">
-        <w:r>
-          <w:rPr>
-            <w:lang w:val="hi_IN" w:bidi="hi_IN"/>
-          </w:rPr>
-          <w:rPr>
-            <w:color w:val="0000EE"/>
-            <w:u w:val="single"/>
-          </w:rPr>
-          <w:t>लूका 1:59</w:t>
-        </w:r>
-      </w:hyperlink>
+      <w:r>
+        <w:rPr>
+          <w:lang w:val="hi_IN" w:bidi="hi_IN"/>
+        </w:rPr>
+        <w:t>उत्पत्ति 17:9–14</w:t>
+      </w:r>
+      <w:r>
+        <w:rPr>
+          <w:lang w:val="hi_IN" w:bidi="hi_IN"/>
+        </w:rPr>
+        <w:t xml:space="preserve">; </w:t>
+      </w:r>
+      <w:r>
+        <w:rPr>
+          <w:lang w:val="hi_IN" w:bidi="hi_IN"/>
+        </w:rPr>
+        <w:t>लैव्यव्यवस्था 12:3</w:t>
+      </w:r>
+      <w:r>
+        <w:rPr>
+          <w:lang w:val="hi_IN" w:bidi="hi_IN"/>
+        </w:rPr>
+        <w:t xml:space="preserve">; </w:t>
+      </w:r>
+      <w:r>
+        <w:rPr>
+          <w:lang w:val="hi_IN" w:bidi="hi_IN"/>
+        </w:rPr>
+        <w:t>यहोशू 5:2–9</w:t>
+      </w:r>
+      <w:r>
+        <w:rPr>
+          <w:lang w:val="hi_IN" w:bidi="hi_IN"/>
+        </w:rPr>
+        <w:t xml:space="preserve">; </w:t>
+      </w:r>
+      <w:r>
+        <w:rPr>
+          <w:lang w:val="hi_IN" w:bidi="hi_IN"/>
+        </w:rPr>
+        <w:t>यिर्मयाह 9:25–26</w:t>
+      </w:r>
+      <w:r>
+        <w:rPr>
+          <w:lang w:val="hi_IN" w:bidi="hi_IN"/>
+        </w:rPr>
+        <w:t xml:space="preserve">; </w:t>
+      </w:r>
+      <w:r>
+        <w:rPr>
+          <w:lang w:val="hi_IN" w:bidi="hi_IN"/>
+        </w:rPr>
+        <w:t>लूका 1:59</w:t>
+      </w:r>
       <w:r>
         <w:rPr>
           <w:lang w:val="hi_IN" w:bidi="hi_IN"/>
         </w:rPr>
         <w:t>;</w:t>
       </w:r>
-      <w:hyperlink r:id="rId122">
-        <w:r>
-          <w:rPr>
-            <w:lang w:val="hi_IN" w:bidi="hi_IN"/>
-          </w:rPr>
-          <w:rPr>
-            <w:color w:val="0000EE"/>
-            <w:u w:val="single"/>
-          </w:rPr>
-          <w:t xml:space="preserve"> 2:21</w:t>
-        </w:r>
-      </w:hyperlink>
-      <w:r>
-        <w:rPr>
-          <w:lang w:val="hi_IN" w:bidi="hi_IN"/>
-        </w:rPr>
-        <w:t xml:space="preserve">; </w:t>
-      </w:r>
-      <w:hyperlink r:id="rId141">
-        <w:r>
-          <w:rPr>
-            <w:lang w:val="hi_IN" w:bidi="hi_IN"/>
-          </w:rPr>
-          <w:rPr>
-            <w:color w:val="0000EE"/>
-            <w:u w:val="single"/>
-          </w:rPr>
-          <w:t>यूहन्ना 7:22–24</w:t>
-        </w:r>
-      </w:hyperlink>
-      <w:r>
-        <w:rPr>
-          <w:lang w:val="hi_IN" w:bidi="hi_IN"/>
-        </w:rPr>
-        <w:t xml:space="preserve">; </w:t>
-      </w:r>
-      <w:hyperlink r:id="rId118">
-        <w:r>
-          <w:rPr>
-            <w:lang w:val="hi_IN" w:bidi="hi_IN"/>
-          </w:rPr>
-          <w:rPr>
-            <w:color w:val="0000EE"/>
-            <w:u w:val="single"/>
-          </w:rPr>
-          <w:t>प्रेरितों के काम 7:8</w:t>
-        </w:r>
-      </w:hyperlink>
+      <w:r>
+        <w:rPr>
+          <w:lang w:val="hi_IN" w:bidi="hi_IN"/>
+        </w:rPr>
+        <w:t xml:space="preserve"> 2:21</w:t>
+      </w:r>
+      <w:r>
+        <w:rPr>
+          <w:lang w:val="hi_IN" w:bidi="hi_IN"/>
+        </w:rPr>
+        <w:t xml:space="preserve">; </w:t>
+      </w:r>
+      <w:r>
+        <w:rPr>
+          <w:lang w:val="hi_IN" w:bidi="hi_IN"/>
+        </w:rPr>
+        <w:t>यूहन्ना 7:22–24</w:t>
+      </w:r>
+      <w:r>
+        <w:rPr>
+          <w:lang w:val="hi_IN" w:bidi="hi_IN"/>
+        </w:rPr>
+        <w:t xml:space="preserve">; </w:t>
+      </w:r>
+      <w:r>
+        <w:rPr>
+          <w:lang w:val="hi_IN" w:bidi="hi_IN"/>
+        </w:rPr>
+        <w:t>प्रेरितों के काम 7:8</w:t>
+      </w:r>
       <w:r>
         <w:rPr>
           <w:lang w:val="hi_IN" w:bidi="hi_IN"/>
         </w:rPr>
         <w:t>;</w:t>
       </w:r>
-      <w:hyperlink r:id="rId142">
-        <w:r>
-          <w:rPr>
-            <w:lang w:val="hi_IN" w:bidi="hi_IN"/>
-          </w:rPr>
-          <w:rPr>
-            <w:color w:val="0000EE"/>
-            <w:u w:val="single"/>
-          </w:rPr>
-          <w:t xml:space="preserve"> 15:1–5</w:t>
-        </w:r>
-      </w:hyperlink>
+      <w:r>
+        <w:rPr>
+          <w:lang w:val="hi_IN" w:bidi="hi_IN"/>
+        </w:rPr>
+        <w:t xml:space="preserve"> 15:1–5</w:t>
+      </w:r>
       <w:r>
         <w:rPr>
           <w:lang w:val="hi_IN" w:bidi="hi_IN"/>
         </w:rPr>
         <w:t xml:space="preserve">, </w:t>
       </w:r>
-      <w:hyperlink r:id="rId135">
-        <w:r>
-          <w:rPr>
-            <w:lang w:val="hi_IN" w:bidi="hi_IN"/>
-          </w:rPr>
-          <w:rPr>
-            <w:color w:val="0000EE"/>
-            <w:u w:val="single"/>
-          </w:rPr>
-          <w:t>19–21</w:t>
-        </w:r>
-      </w:hyperlink>
+      <w:r>
+        <w:rPr>
+          <w:lang w:val="hi_IN" w:bidi="hi_IN"/>
+        </w:rPr>
+        <w:t>19–21</w:t>
+      </w:r>
       <w:r>
         <w:rPr>
           <w:lang w:val="hi_IN" w:bidi="hi_IN"/>
         </w:rPr>
         <w:t xml:space="preserve">, </w:t>
       </w:r>
-      <w:hyperlink r:id="rId143">
-        <w:r>
-          <w:rPr>
-            <w:lang w:val="hi_IN" w:bidi="hi_IN"/>
-          </w:rPr>
-          <w:rPr>
-            <w:color w:val="0000EE"/>
-            <w:u w:val="single"/>
-          </w:rPr>
-          <w:t>28–31</w:t>
-        </w:r>
-      </w:hyperlink>
+      <w:r>
+        <w:rPr>
+          <w:lang w:val="hi_IN" w:bidi="hi_IN"/>
+        </w:rPr>
+        <w:t>28–31</w:t>
+      </w:r>
       <w:r>
         <w:rPr>
           <w:lang w:val="hi_IN" w:bidi="hi_IN"/>
         </w:rPr>
         <w:t>;</w:t>
       </w:r>
-      <w:hyperlink r:id="rId123">
-        <w:r>
-          <w:rPr>
-            <w:lang w:val="hi_IN" w:bidi="hi_IN"/>
-          </w:rPr>
-          <w:rPr>
-            <w:color w:val="0000EE"/>
-            <w:u w:val="single"/>
-          </w:rPr>
-          <w:t xml:space="preserve"> 16:2–3</w:t>
-        </w:r>
-      </w:hyperlink>
+      <w:r>
+        <w:rPr>
+          <w:lang w:val="hi_IN" w:bidi="hi_IN"/>
+        </w:rPr>
+        <w:t xml:space="preserve"> 16:2–3</w:t>
+      </w:r>
       <w:r>
         <w:rPr>
           <w:lang w:val="hi_IN" w:bidi="hi_IN"/>
         </w:rPr>
         <w:t>;</w:t>
       </w:r>
-      <w:hyperlink r:id="rId144">
-        <w:r>
-          <w:rPr>
-            <w:lang w:val="hi_IN" w:bidi="hi_IN"/>
-          </w:rPr>
-          <w:rPr>
-            <w:color w:val="0000EE"/>
-            <w:u w:val="single"/>
-          </w:rPr>
-          <w:t xml:space="preserve"> 21:18–24</w:t>
-        </w:r>
-      </w:hyperlink>
-      <w:r>
-        <w:rPr>
-          <w:lang w:val="hi_IN" w:bidi="hi_IN"/>
-        </w:rPr>
-        <w:t xml:space="preserve">; </w:t>
-      </w:r>
-      <w:hyperlink r:id="rId145">
-        <w:r>
-          <w:rPr>
-            <w:lang w:val="hi_IN" w:bidi="hi_IN"/>
-          </w:rPr>
-          <w:rPr>
-            <w:color w:val="0000EE"/>
-            <w:u w:val="single"/>
-          </w:rPr>
-          <w:t>रोमियों 2:25–29</w:t>
-        </w:r>
-      </w:hyperlink>
-      <w:r>
-        <w:rPr>
-          <w:lang w:val="hi_IN" w:bidi="hi_IN"/>
-        </w:rPr>
-        <w:t xml:space="preserve">; </w:t>
-      </w:r>
-      <w:hyperlink r:id="rId146">
-        <w:r>
-          <w:rPr>
-            <w:lang w:val="hi_IN" w:bidi="hi_IN"/>
-          </w:rPr>
-          <w:rPr>
-            <w:color w:val="0000EE"/>
-            <w:u w:val="single"/>
-          </w:rPr>
-          <w:t>1 कुरिन्थियों 7:17–19</w:t>
-        </w:r>
-      </w:hyperlink>
-      <w:r>
-        <w:rPr>
-          <w:lang w:val="hi_IN" w:bidi="hi_IN"/>
-        </w:rPr>
-        <w:t xml:space="preserve">; </w:t>
-      </w:r>
-      <w:hyperlink r:id="rId147">
-        <w:r>
-          <w:rPr>
-            <w:lang w:val="hi_IN" w:bidi="hi_IN"/>
-          </w:rPr>
-          <w:rPr>
-            <w:color w:val="0000EE"/>
-            <w:u w:val="single"/>
-          </w:rPr>
-          <w:t>गलातियों 2:3–5</w:t>
-        </w:r>
-      </w:hyperlink>
+      <w:r>
+        <w:rPr>
+          <w:lang w:val="hi_IN" w:bidi="hi_IN"/>
+        </w:rPr>
+        <w:t xml:space="preserve"> 21:18–24</w:t>
+      </w:r>
+      <w:r>
+        <w:rPr>
+          <w:lang w:val="hi_IN" w:bidi="hi_IN"/>
+        </w:rPr>
+        <w:t xml:space="preserve">; </w:t>
+      </w:r>
+      <w:r>
+        <w:rPr>
+          <w:lang w:val="hi_IN" w:bidi="hi_IN"/>
+        </w:rPr>
+        <w:t>रोमियों 2:25–29</w:t>
+      </w:r>
+      <w:r>
+        <w:rPr>
+          <w:lang w:val="hi_IN" w:bidi="hi_IN"/>
+        </w:rPr>
+        <w:t xml:space="preserve">; </w:t>
+      </w:r>
+      <w:r>
+        <w:rPr>
+          <w:lang w:val="hi_IN" w:bidi="hi_IN"/>
+        </w:rPr>
+        <w:t>1 कुरिन्थियों 7:17–19</w:t>
+      </w:r>
+      <w:r>
+        <w:rPr>
+          <w:lang w:val="hi_IN" w:bidi="hi_IN"/>
+        </w:rPr>
+        <w:t xml:space="preserve">; </w:t>
+      </w:r>
+      <w:r>
+        <w:rPr>
+          <w:lang w:val="hi_IN" w:bidi="hi_IN"/>
+        </w:rPr>
+        <w:t>गलातियों 2:3–5</w:t>
+      </w:r>
       <w:r>
         <w:rPr>
           <w:lang w:val="hi_IN" w:bidi="hi_IN"/>
         </w:rPr>
         <w:t xml:space="preserve">, </w:t>
       </w:r>
-      <w:hyperlink r:id="rId148">
-        <w:r>
-          <w:rPr>
-            <w:lang w:val="hi_IN" w:bidi="hi_IN"/>
-          </w:rPr>
-          <w:rPr>
-            <w:color w:val="0000EE"/>
-            <w:u w:val="single"/>
-          </w:rPr>
-          <w:t>11–21</w:t>
-        </w:r>
-      </w:hyperlink>
+      <w:r>
+        <w:rPr>
+          <w:lang w:val="hi_IN" w:bidi="hi_IN"/>
+        </w:rPr>
+        <w:t>11–21</w:t>
+      </w:r>
       <w:r>
         <w:rPr>
           <w:lang w:val="hi_IN" w:bidi="hi_IN"/>
         </w:rPr>
         <w:t>;</w:t>
       </w:r>
-      <w:hyperlink r:id="rId138">
-        <w:r>
-          <w:rPr>
-            <w:lang w:val="hi_IN" w:bidi="hi_IN"/>
-          </w:rPr>
-          <w:rPr>
-            <w:color w:val="0000EE"/>
-            <w:u w:val="single"/>
-          </w:rPr>
-          <w:t xml:space="preserve"> 5:6</w:t>
-        </w:r>
-      </w:hyperlink>
+      <w:r>
+        <w:rPr>
+          <w:lang w:val="hi_IN" w:bidi="hi_IN"/>
+        </w:rPr>
+        <w:t xml:space="preserve"> 5:6</w:t>
+      </w:r>
       <w:r>
         <w:rPr>
           <w:lang w:val="hi_IN" w:bidi="hi_IN"/>
         </w:rPr>
         <w:t>;</w:t>
       </w:r>
-      <w:hyperlink r:id="rId149">
-        <w:r>
-          <w:rPr>
-            <w:lang w:val="hi_IN" w:bidi="hi_IN"/>
-          </w:rPr>
-          <w:rPr>
-            <w:color w:val="0000EE"/>
-            <w:u w:val="single"/>
-          </w:rPr>
-          <w:t xml:space="preserve"> 6:15</w:t>
-        </w:r>
-      </w:hyperlink>
-      <w:r>
-        <w:rPr>
-          <w:lang w:val="hi_IN" w:bidi="hi_IN"/>
-        </w:rPr>
-        <w:t xml:space="preserve">; </w:t>
-      </w:r>
-      <w:hyperlink r:id="rId150">
-        <w:r>
-          <w:rPr>
-            <w:lang w:val="hi_IN" w:bidi="hi_IN"/>
-          </w:rPr>
-          <w:rPr>
-            <w:color w:val="0000EE"/>
-            <w:u w:val="single"/>
-          </w:rPr>
-          <w:t>फिलिप्पियों 3:5–9</w:t>
-        </w:r>
-      </w:hyperlink>
-      <w:r>
-        <w:rPr>
-          <w:lang w:val="hi_IN" w:bidi="hi_IN"/>
-        </w:rPr>
-        <w:t xml:space="preserve">; </w:t>
-      </w:r>
-      <w:hyperlink r:id="rId151">
-        <w:r>
-          <w:rPr>
-            <w:lang w:val="hi_IN" w:bidi="hi_IN"/>
-          </w:rPr>
-          <w:rPr>
-            <w:color w:val="0000EE"/>
-            <w:u w:val="single"/>
-          </w:rPr>
-          <w:t>कुलुस्सियों 2:11–23</w:t>
-        </w:r>
-      </w:hyperlink>
+      <w:r>
+        <w:rPr>
+          <w:lang w:val="hi_IN" w:bidi="hi_IN"/>
+        </w:rPr>
+        <w:t xml:space="preserve"> 6:15</w:t>
+      </w:r>
+      <w:r>
+        <w:rPr>
+          <w:lang w:val="hi_IN" w:bidi="hi_IN"/>
+        </w:rPr>
+        <w:t xml:space="preserve">; </w:t>
+      </w:r>
+      <w:r>
+        <w:rPr>
+          <w:lang w:val="hi_IN" w:bidi="hi_IN"/>
+        </w:rPr>
+        <w:t>फिलिप्पियों 3:5–9</w:t>
+      </w:r>
+      <w:r>
+        <w:rPr>
+          <w:lang w:val="hi_IN" w:bidi="hi_IN"/>
+        </w:rPr>
+        <w:t xml:space="preserve">; </w:t>
+      </w:r>
+      <w:r>
+        <w:rPr>
+          <w:lang w:val="hi_IN" w:bidi="hi_IN"/>
+        </w:rPr>
+        <w:t>कुलुस्सियों 2:11–23</w:t>
+      </w:r>
       <w:r>
         <w:rPr>
           <w:lang w:val="hi_IN" w:bidi="hi_IN"/>
@@ -4340,72 +3320,48 @@
         </w:rPr>
         <w:t>भविष्यद्वक्ता यहेजकेल प्रायः अन्य सभी भविष्यद्वक्ताओं की तुलना में अपने सन्देशों को अधिकतर कार्यों के द्वारा प्रकट करते थे। यह शायद इसलिए था क्योंकि वह एक बहुत ही जिद्दी श्रोताओं से बात कर रहे थे (</w:t>
       </w:r>
-      <w:hyperlink r:id="rId152">
-        <w:r>
-          <w:rPr>
-            <w:lang w:val="hi_IN" w:bidi="hi_IN"/>
-          </w:rPr>
-          <w:rPr>
-            <w:color w:val="0000EE"/>
-            <w:u w:val="single"/>
-          </w:rPr>
-          <w:t>यहेज 2:6–7</w:t>
-        </w:r>
-      </w:hyperlink>
+      <w:r>
+        <w:rPr>
+          <w:lang w:val="hi_IN" w:bidi="hi_IN"/>
+        </w:rPr>
+        <w:t>यहेज 2:6–7</w:t>
+      </w:r>
       <w:r>
         <w:rPr>
           <w:lang w:val="hi_IN" w:bidi="hi_IN"/>
         </w:rPr>
         <w:t>)। इन कार्यों ने उनके सन्देश को प्रभावशाली बनाया और उनकी गहरी प्रतिबद्धता को दर्शाया। उदाहरण के लिए, उन्होंने परमेश्वर के वचन को खाया (</w:t>
       </w:r>
-      <w:hyperlink r:id="rId153">
-        <w:r>
-          <w:rPr>
-            <w:lang w:val="hi_IN" w:bidi="hi_IN"/>
-          </w:rPr>
-          <w:rPr>
-            <w:color w:val="0000EE"/>
-            <w:u w:val="single"/>
-          </w:rPr>
-          <w:t>यहेज 2:8–3:3</w:t>
-        </w:r>
-      </w:hyperlink>
+      <w:r>
+        <w:rPr>
+          <w:lang w:val="hi_IN" w:bidi="hi_IN"/>
+        </w:rPr>
+        <w:t>यहेज 2:8–3:3</w:t>
+      </w:r>
       <w:r>
         <w:rPr>
           <w:lang w:val="hi_IN" w:bidi="hi_IN"/>
         </w:rPr>
         <w:t>)। फिर यहेजकेल ने न्याय के दृश्यों की एक श्रृंखला के माध्यम से निर्वासितों को इसका प्रदर्शन किया (</w:t>
       </w:r>
-      <w:hyperlink r:id="rId154">
-        <w:r>
-          <w:rPr>
-            <w:lang w:val="hi_IN" w:bidi="hi_IN"/>
-          </w:rPr>
-          <w:rPr>
-            <w:color w:val="0000EE"/>
-            <w:u w:val="single"/>
-          </w:rPr>
-          <w:t>यहेज 3:4–9</w:t>
-        </w:r>
-      </w:hyperlink>
+      <w:r>
+        <w:rPr>
+          <w:lang w:val="hi_IN" w:bidi="hi_IN"/>
+        </w:rPr>
+        <w:t>यहेज 3:4–9</w:t>
+      </w:r>
       <w:r>
         <w:rPr>
           <w:lang w:val="hi_IN" w:bidi="hi_IN"/>
         </w:rPr>
         <w:t xml:space="preserve">; देखें अध्याय </w:t>
       </w:r>
-      <w:hyperlink r:id="rId155">
-        <w:r>
-          <w:rPr>
-            <w:lang w:val="hi_IN" w:bidi="hi_IN"/>
-          </w:rPr>
-          <w:rPr>
-            <w:color w:val="0000EE"/>
-            <w:u w:val="single"/>
-          </w:rPr>
-          <w:t>4–6</w:t>
-        </w:r>
-      </w:hyperlink>
+      <w:r>
+        <w:rPr>
+          <w:lang w:val="hi_IN" w:bidi="hi_IN"/>
+        </w:rPr>
+        <w:t>4–6</w:t>
+      </w:r>
       <w:r>
         <w:rPr>
           <w:lang w:val="hi_IN" w:bidi="hi_IN"/>
@@ -4426,18 +3382,12 @@
         </w:rPr>
         <w:t xml:space="preserve">यीशु मसीह ने क्रूस पर अन्तिम महत्वपूर्ण कार्य किया (देखें </w:t>
       </w:r>
-      <w:hyperlink r:id="rId156">
-        <w:r>
-          <w:rPr>
-            <w:lang w:val="hi_IN" w:bidi="hi_IN"/>
-          </w:rPr>
-          <w:rPr>
-            <w:color w:val="0000EE"/>
-            <w:u w:val="single"/>
-          </w:rPr>
-          <w:t>मत्ती 27:32–54</w:t>
-        </w:r>
-      </w:hyperlink>
+      <w:r>
+        <w:rPr>
+          <w:lang w:val="hi_IN" w:bidi="hi_IN"/>
+        </w:rPr>
+        <w:t>मत्ती 27:32–54</w:t>
+      </w:r>
       <w:r>
         <w:rPr>
           <w:lang w:val="hi_IN" w:bidi="hi_IN"/>
@@ -4467,396 +3417,264 @@
           <w:lang w:val="hi_IN" w:bidi="hi_IN"/>
         </w:rPr>
       </w:r>
-      <w:hyperlink r:id="rId157">
-        <w:r>
-          <w:rPr>
-            <w:lang w:val="hi_IN" w:bidi="hi_IN"/>
-          </w:rPr>
-          <w:rPr>
-            <w:color w:val="0000EE"/>
-            <w:u w:val="single"/>
-          </w:rPr>
-          <w:t>यिर्मयाह 13:1–11</w:t>
-        </w:r>
-      </w:hyperlink>
-      <w:r>
-        <w:rPr>
-          <w:lang w:val="hi_IN" w:bidi="hi_IN"/>
-        </w:rPr>
-        <w:t xml:space="preserve">; </w:t>
-      </w:r>
-      <w:hyperlink r:id="rId158">
-        <w:r>
-          <w:rPr>
-            <w:lang w:val="hi_IN" w:bidi="hi_IN"/>
-          </w:rPr>
-          <w:rPr>
-            <w:color w:val="0000EE"/>
-            <w:u w:val="single"/>
-          </w:rPr>
-          <w:t>19:1–15</w:t>
-        </w:r>
-      </w:hyperlink>
-      <w:r>
-        <w:rPr>
-          <w:lang w:val="hi_IN" w:bidi="hi_IN"/>
-        </w:rPr>
-        <w:t xml:space="preserve">; </w:t>
-      </w:r>
-      <w:hyperlink r:id="rId159">
-        <w:r>
-          <w:rPr>
-            <w:lang w:val="hi_IN" w:bidi="hi_IN"/>
-          </w:rPr>
-          <w:rPr>
-            <w:color w:val="0000EE"/>
-            <w:u w:val="single"/>
-          </w:rPr>
-          <w:t>25:15</w:t>
-        </w:r>
-      </w:hyperlink>
-      <w:r>
-        <w:rPr>
-          <w:lang w:val="hi_IN" w:bidi="hi_IN"/>
-        </w:rPr>
-        <w:t xml:space="preserve">; </w:t>
-      </w:r>
-      <w:hyperlink r:id="rId160">
-        <w:r>
-          <w:rPr>
-            <w:lang w:val="hi_IN" w:bidi="hi_IN"/>
-          </w:rPr>
-          <w:rPr>
-            <w:color w:val="0000EE"/>
-            <w:u w:val="single"/>
-          </w:rPr>
-          <w:t>यहेजकेल 2:6–3:3</w:t>
-        </w:r>
-      </w:hyperlink>
-      <w:r>
-        <w:rPr>
-          <w:lang w:val="hi_IN" w:bidi="hi_IN"/>
-        </w:rPr>
-        <w:t xml:space="preserve">; </w:t>
-      </w:r>
-      <w:hyperlink r:id="rId154">
-        <w:r>
-          <w:rPr>
-            <w:lang w:val="hi_IN" w:bidi="hi_IN"/>
-          </w:rPr>
-          <w:rPr>
-            <w:color w:val="0000EE"/>
-            <w:u w:val="single"/>
-          </w:rPr>
-          <w:t>3:4–9</w:t>
-        </w:r>
-      </w:hyperlink>
-      <w:r>
-        <w:rPr>
-          <w:lang w:val="hi_IN" w:bidi="hi_IN"/>
-        </w:rPr>
-        <w:t xml:space="preserve">; </w:t>
-      </w:r>
-      <w:hyperlink r:id="rId161">
-        <w:r>
-          <w:rPr>
-            <w:lang w:val="hi_IN" w:bidi="hi_IN"/>
-          </w:rPr>
-          <w:rPr>
-            <w:color w:val="0000EE"/>
-            <w:u w:val="single"/>
-          </w:rPr>
-          <w:t>4:1–17</w:t>
-        </w:r>
-      </w:hyperlink>
-      <w:r>
-        <w:rPr>
-          <w:lang w:val="hi_IN" w:bidi="hi_IN"/>
-        </w:rPr>
-        <w:t xml:space="preserve">; </w:t>
-      </w:r>
-      <w:hyperlink r:id="rId162">
-        <w:r>
-          <w:rPr>
-            <w:lang w:val="hi_IN" w:bidi="hi_IN"/>
-          </w:rPr>
-          <w:rPr>
-            <w:color w:val="0000EE"/>
-            <w:u w:val="single"/>
-          </w:rPr>
-          <w:t>5:1–6:14</w:t>
-        </w:r>
-      </w:hyperlink>
-      <w:r>
-        <w:rPr>
-          <w:lang w:val="hi_IN" w:bidi="hi_IN"/>
-        </w:rPr>
-        <w:t xml:space="preserve">; </w:t>
-      </w:r>
-      <w:hyperlink r:id="rId163">
-        <w:r>
-          <w:rPr>
-            <w:lang w:val="hi_IN" w:bidi="hi_IN"/>
-          </w:rPr>
-          <w:rPr>
-            <w:color w:val="0000EE"/>
-            <w:u w:val="single"/>
-          </w:rPr>
-          <w:t>12:1–28</w:t>
-        </w:r>
-      </w:hyperlink>
-      <w:r>
-        <w:rPr>
-          <w:lang w:val="hi_IN" w:bidi="hi_IN"/>
-        </w:rPr>
-        <w:t xml:space="preserve">; </w:t>
-      </w:r>
-      <w:hyperlink r:id="rId164">
-        <w:r>
-          <w:rPr>
-            <w:lang w:val="hi_IN" w:bidi="hi_IN"/>
-          </w:rPr>
-          <w:rPr>
-            <w:color w:val="0000EE"/>
-            <w:u w:val="single"/>
-          </w:rPr>
-          <w:t>21:19–23</w:t>
-        </w:r>
-      </w:hyperlink>
-      <w:r>
-        <w:rPr>
-          <w:lang w:val="hi_IN" w:bidi="hi_IN"/>
-        </w:rPr>
-        <w:t xml:space="preserve">; </w:t>
-      </w:r>
-      <w:hyperlink r:id="rId165">
-        <w:r>
-          <w:rPr>
-            <w:lang w:val="hi_IN" w:bidi="hi_IN"/>
-          </w:rPr>
-          <w:rPr>
-            <w:color w:val="0000EE"/>
-            <w:u w:val="single"/>
-          </w:rPr>
-          <w:t>24:1–14</w:t>
-        </w:r>
-      </w:hyperlink>
+      <w:r>
+        <w:rPr>
+          <w:lang w:val="hi_IN" w:bidi="hi_IN"/>
+        </w:rPr>
+        <w:t>यिर्मयाह 13:1–11</w:t>
+      </w:r>
+      <w:r>
+        <w:rPr>
+          <w:lang w:val="hi_IN" w:bidi="hi_IN"/>
+        </w:rPr>
+        <w:t xml:space="preserve">; </w:t>
+      </w:r>
+      <w:r>
+        <w:rPr>
+          <w:lang w:val="hi_IN" w:bidi="hi_IN"/>
+        </w:rPr>
+        <w:t>19:1–15</w:t>
+      </w:r>
+      <w:r>
+        <w:rPr>
+          <w:lang w:val="hi_IN" w:bidi="hi_IN"/>
+        </w:rPr>
+        <w:t xml:space="preserve">; </w:t>
+      </w:r>
+      <w:r>
+        <w:rPr>
+          <w:lang w:val="hi_IN" w:bidi="hi_IN"/>
+        </w:rPr>
+        <w:t>25:15</w:t>
+      </w:r>
+      <w:r>
+        <w:rPr>
+          <w:lang w:val="hi_IN" w:bidi="hi_IN"/>
+        </w:rPr>
+        <w:t xml:space="preserve">; </w:t>
+      </w:r>
+      <w:r>
+        <w:rPr>
+          <w:lang w:val="hi_IN" w:bidi="hi_IN"/>
+        </w:rPr>
+        <w:t>यहेजकेल 2:6–3:3</w:t>
+      </w:r>
+      <w:r>
+        <w:rPr>
+          <w:lang w:val="hi_IN" w:bidi="hi_IN"/>
+        </w:rPr>
+        <w:t xml:space="preserve">; </w:t>
+      </w:r>
+      <w:r>
+        <w:rPr>
+          <w:lang w:val="hi_IN" w:bidi="hi_IN"/>
+        </w:rPr>
+        <w:t>3:4–9</w:t>
+      </w:r>
+      <w:r>
+        <w:rPr>
+          <w:lang w:val="hi_IN" w:bidi="hi_IN"/>
+        </w:rPr>
+        <w:t xml:space="preserve">; </w:t>
+      </w:r>
+      <w:r>
+        <w:rPr>
+          <w:lang w:val="hi_IN" w:bidi="hi_IN"/>
+        </w:rPr>
+        <w:t>4:1–17</w:t>
+      </w:r>
+      <w:r>
+        <w:rPr>
+          <w:lang w:val="hi_IN" w:bidi="hi_IN"/>
+        </w:rPr>
+        <w:t xml:space="preserve">; </w:t>
+      </w:r>
+      <w:r>
+        <w:rPr>
+          <w:lang w:val="hi_IN" w:bidi="hi_IN"/>
+        </w:rPr>
+        <w:t>5:1–6:14</w:t>
+      </w:r>
+      <w:r>
+        <w:rPr>
+          <w:lang w:val="hi_IN" w:bidi="hi_IN"/>
+        </w:rPr>
+        <w:t xml:space="preserve">; </w:t>
+      </w:r>
+      <w:r>
+        <w:rPr>
+          <w:lang w:val="hi_IN" w:bidi="hi_IN"/>
+        </w:rPr>
+        <w:t>12:1–28</w:t>
+      </w:r>
+      <w:r>
+        <w:rPr>
+          <w:lang w:val="hi_IN" w:bidi="hi_IN"/>
+        </w:rPr>
+        <w:t xml:space="preserve">; </w:t>
+      </w:r>
+      <w:r>
+        <w:rPr>
+          <w:lang w:val="hi_IN" w:bidi="hi_IN"/>
+        </w:rPr>
+        <w:t>21:19–23</w:t>
+      </w:r>
+      <w:r>
+        <w:rPr>
+          <w:lang w:val="hi_IN" w:bidi="hi_IN"/>
+        </w:rPr>
+        <w:t xml:space="preserve">; </w:t>
+      </w:r>
+      <w:r>
+        <w:rPr>
+          <w:lang w:val="hi_IN" w:bidi="hi_IN"/>
+        </w:rPr>
+        <w:t>24:1–14</w:t>
+      </w:r>
       <w:r>
         <w:rPr>
           <w:lang w:val="hi_IN" w:bidi="hi_IN"/>
         </w:rPr>
         <w:t xml:space="preserve">, </w:t>
       </w:r>
-      <w:hyperlink r:id="rId166">
-        <w:r>
-          <w:rPr>
-            <w:lang w:val="hi_IN" w:bidi="hi_IN"/>
-          </w:rPr>
-          <w:rPr>
-            <w:color w:val="0000EE"/>
-            <w:u w:val="single"/>
-          </w:rPr>
-          <w:t>16–27</w:t>
-        </w:r>
-      </w:hyperlink>
-      <w:r>
-        <w:rPr>
-          <w:lang w:val="hi_IN" w:bidi="hi_IN"/>
-        </w:rPr>
-        <w:t xml:space="preserve">; </w:t>
-      </w:r>
-      <w:hyperlink r:id="rId167">
-        <w:r>
-          <w:rPr>
-            <w:lang w:val="hi_IN" w:bidi="hi_IN"/>
-          </w:rPr>
-          <w:rPr>
-            <w:color w:val="0000EE"/>
-            <w:u w:val="single"/>
-          </w:rPr>
-          <w:t>37:15–28</w:t>
-        </w:r>
-      </w:hyperlink>
-      <w:r>
-        <w:rPr>
-          <w:lang w:val="hi_IN" w:bidi="hi_IN"/>
-        </w:rPr>
-        <w:t xml:space="preserve">; </w:t>
-      </w:r>
-      <w:hyperlink r:id="rId168">
-        <w:r>
-          <w:rPr>
-            <w:lang w:val="hi_IN" w:bidi="hi_IN"/>
-          </w:rPr>
-          <w:rPr>
-            <w:color w:val="0000EE"/>
-            <w:u w:val="single"/>
-          </w:rPr>
-          <w:t>होशे 1:2–9</w:t>
-        </w:r>
-      </w:hyperlink>
-      <w:r>
-        <w:rPr>
-          <w:lang w:val="hi_IN" w:bidi="hi_IN"/>
-        </w:rPr>
-        <w:t xml:space="preserve">; </w:t>
-      </w:r>
-      <w:hyperlink r:id="rId169">
-        <w:r>
-          <w:rPr>
-            <w:lang w:val="hi_IN" w:bidi="hi_IN"/>
-          </w:rPr>
-          <w:rPr>
-            <w:color w:val="0000EE"/>
-            <w:u w:val="single"/>
-          </w:rPr>
-          <w:t>3:1–3</w:t>
-        </w:r>
-      </w:hyperlink>
-      <w:r>
-        <w:rPr>
-          <w:lang w:val="hi_IN" w:bidi="hi_IN"/>
-        </w:rPr>
-        <w:t xml:space="preserve">; </w:t>
-      </w:r>
-      <w:hyperlink r:id="rId170">
-        <w:r>
-          <w:rPr>
-            <w:lang w:val="hi_IN" w:bidi="hi_IN"/>
-          </w:rPr>
-          <w:rPr>
-            <w:color w:val="0000EE"/>
-            <w:u w:val="single"/>
-          </w:rPr>
-          <w:t>मत्ती 26:26–28</w:t>
-        </w:r>
-      </w:hyperlink>
-      <w:r>
-        <w:rPr>
-          <w:lang w:val="hi_IN" w:bidi="hi_IN"/>
-        </w:rPr>
-        <w:t xml:space="preserve">; </w:t>
-      </w:r>
-      <w:hyperlink r:id="rId171">
-        <w:r>
-          <w:rPr>
-            <w:lang w:val="hi_IN" w:bidi="hi_IN"/>
-          </w:rPr>
-          <w:rPr>
-            <w:color w:val="0000EE"/>
-            <w:u w:val="single"/>
-          </w:rPr>
-          <w:t>27:45–54</w:t>
-        </w:r>
-      </w:hyperlink>
-      <w:r>
-        <w:rPr>
-          <w:lang w:val="hi_IN" w:bidi="hi_IN"/>
-        </w:rPr>
-        <w:t xml:space="preserve">; </w:t>
-      </w:r>
-      <w:hyperlink r:id="rId172">
-        <w:r>
-          <w:rPr>
-            <w:lang w:val="hi_IN" w:bidi="hi_IN"/>
-          </w:rPr>
-          <w:rPr>
-            <w:color w:val="0000EE"/>
-            <w:u w:val="single"/>
-          </w:rPr>
-          <w:t>मरकुस 6:11</w:t>
-        </w:r>
-      </w:hyperlink>
-      <w:r>
-        <w:rPr>
-          <w:lang w:val="hi_IN" w:bidi="hi_IN"/>
-        </w:rPr>
-        <w:t xml:space="preserve">; </w:t>
-      </w:r>
-      <w:hyperlink r:id="rId173">
-        <w:r>
-          <w:rPr>
-            <w:lang w:val="hi_IN" w:bidi="hi_IN"/>
-          </w:rPr>
-          <w:rPr>
-            <w:color w:val="0000EE"/>
-            <w:u w:val="single"/>
-          </w:rPr>
-          <w:t>11:12–21</w:t>
-        </w:r>
-      </w:hyperlink>
-      <w:r>
-        <w:rPr>
-          <w:lang w:val="hi_IN" w:bidi="hi_IN"/>
-        </w:rPr>
-        <w:t xml:space="preserve">; </w:t>
-      </w:r>
-      <w:hyperlink r:id="rId174">
-        <w:r>
-          <w:rPr>
-            <w:lang w:val="hi_IN" w:bidi="hi_IN"/>
-          </w:rPr>
-          <w:rPr>
-            <w:color w:val="0000EE"/>
-            <w:u w:val="single"/>
-          </w:rPr>
-          <w:t>लूका 22:17–20</w:t>
-        </w:r>
-      </w:hyperlink>
-      <w:r>
-        <w:rPr>
-          <w:lang w:val="hi_IN" w:bidi="hi_IN"/>
-        </w:rPr>
-        <w:t xml:space="preserve">; </w:t>
-      </w:r>
-      <w:hyperlink r:id="rId175">
-        <w:r>
-          <w:rPr>
-            <w:lang w:val="hi_IN" w:bidi="hi_IN"/>
-          </w:rPr>
-          <w:rPr>
-            <w:color w:val="0000EE"/>
-            <w:u w:val="single"/>
-          </w:rPr>
-          <w:t>रोमियों 6:3–5</w:t>
-        </w:r>
-      </w:hyperlink>
-      <w:r>
-        <w:rPr>
-          <w:lang w:val="hi_IN" w:bidi="hi_IN"/>
-        </w:rPr>
-        <w:t xml:space="preserve">; </w:t>
-      </w:r>
-      <w:hyperlink r:id="rId176">
-        <w:r>
-          <w:rPr>
-            <w:lang w:val="hi_IN" w:bidi="hi_IN"/>
-          </w:rPr>
-          <w:rPr>
-            <w:color w:val="0000EE"/>
-            <w:u w:val="single"/>
-          </w:rPr>
-          <w:t>1 कुरिन्थियों 10:16–17</w:t>
-        </w:r>
-      </w:hyperlink>
-      <w:r>
-        <w:rPr>
-          <w:lang w:val="hi_IN" w:bidi="hi_IN"/>
-        </w:rPr>
-        <w:t xml:space="preserve">; </w:t>
-      </w:r>
-      <w:hyperlink r:id="rId177">
-        <w:r>
-          <w:rPr>
-            <w:lang w:val="hi_IN" w:bidi="hi_IN"/>
-          </w:rPr>
-          <w:rPr>
-            <w:color w:val="0000EE"/>
-            <w:u w:val="single"/>
-          </w:rPr>
-          <w:t>11:23–32</w:t>
-        </w:r>
-      </w:hyperlink>
+      <w:r>
+        <w:rPr>
+          <w:lang w:val="hi_IN" w:bidi="hi_IN"/>
+        </w:rPr>
+        <w:t>16–27</w:t>
+      </w:r>
+      <w:r>
+        <w:rPr>
+          <w:lang w:val="hi_IN" w:bidi="hi_IN"/>
+        </w:rPr>
+        <w:t xml:space="preserve">; </w:t>
+      </w:r>
+      <w:r>
+        <w:rPr>
+          <w:lang w:val="hi_IN" w:bidi="hi_IN"/>
+        </w:rPr>
+        <w:t>37:15–28</w:t>
+      </w:r>
+      <w:r>
+        <w:rPr>
+          <w:lang w:val="hi_IN" w:bidi="hi_IN"/>
+        </w:rPr>
+        <w:t xml:space="preserve">; </w:t>
+      </w:r>
+      <w:r>
+        <w:rPr>
+          <w:lang w:val="hi_IN" w:bidi="hi_IN"/>
+        </w:rPr>
+        <w:t>होशे 1:2–9</w:t>
+      </w:r>
+      <w:r>
+        <w:rPr>
+          <w:lang w:val="hi_IN" w:bidi="hi_IN"/>
+        </w:rPr>
+        <w:t xml:space="preserve">; </w:t>
+      </w:r>
+      <w:r>
+        <w:rPr>
+          <w:lang w:val="hi_IN" w:bidi="hi_IN"/>
+        </w:rPr>
+        <w:t>3:1–3</w:t>
+      </w:r>
+      <w:r>
+        <w:rPr>
+          <w:lang w:val="hi_IN" w:bidi="hi_IN"/>
+        </w:rPr>
+        <w:t xml:space="preserve">; </w:t>
+      </w:r>
+      <w:r>
+        <w:rPr>
+          <w:lang w:val="hi_IN" w:bidi="hi_IN"/>
+        </w:rPr>
+        <w:t>मत्ती 26:26–28</w:t>
+      </w:r>
+      <w:r>
+        <w:rPr>
+          <w:lang w:val="hi_IN" w:bidi="hi_IN"/>
+        </w:rPr>
+        <w:t xml:space="preserve">; </w:t>
+      </w:r>
+      <w:r>
+        <w:rPr>
+          <w:lang w:val="hi_IN" w:bidi="hi_IN"/>
+        </w:rPr>
+        <w:t>27:45–54</w:t>
+      </w:r>
+      <w:r>
+        <w:rPr>
+          <w:lang w:val="hi_IN" w:bidi="hi_IN"/>
+        </w:rPr>
+        <w:t xml:space="preserve">; </w:t>
+      </w:r>
+      <w:r>
+        <w:rPr>
+          <w:lang w:val="hi_IN" w:bidi="hi_IN"/>
+        </w:rPr>
+        <w:t>मरकुस 6:11</w:t>
+      </w:r>
+      <w:r>
+        <w:rPr>
+          <w:lang w:val="hi_IN" w:bidi="hi_IN"/>
+        </w:rPr>
+        <w:t xml:space="preserve">; </w:t>
+      </w:r>
+      <w:r>
+        <w:rPr>
+          <w:lang w:val="hi_IN" w:bidi="hi_IN"/>
+        </w:rPr>
+        <w:t>11:12–21</w:t>
+      </w:r>
+      <w:r>
+        <w:rPr>
+          <w:lang w:val="hi_IN" w:bidi="hi_IN"/>
+        </w:rPr>
+        <w:t xml:space="preserve">; </w:t>
+      </w:r>
+      <w:r>
+        <w:rPr>
+          <w:lang w:val="hi_IN" w:bidi="hi_IN"/>
+        </w:rPr>
+        <w:t>लूका 22:17–20</w:t>
+      </w:r>
+      <w:r>
+        <w:rPr>
+          <w:lang w:val="hi_IN" w:bidi="hi_IN"/>
+        </w:rPr>
+        <w:t xml:space="preserve">; </w:t>
+      </w:r>
+      <w:r>
+        <w:rPr>
+          <w:lang w:val="hi_IN" w:bidi="hi_IN"/>
+        </w:rPr>
+        <w:t>रोमियों 6:3–5</w:t>
+      </w:r>
+      <w:r>
+        <w:rPr>
+          <w:lang w:val="hi_IN" w:bidi="hi_IN"/>
+        </w:rPr>
+        <w:t xml:space="preserve">; </w:t>
+      </w:r>
+      <w:r>
+        <w:rPr>
+          <w:lang w:val="hi_IN" w:bidi="hi_IN"/>
+        </w:rPr>
+        <w:t>1 कुरिन्थियों 10:16–17</w:t>
+      </w:r>
+      <w:r>
+        <w:rPr>
+          <w:lang w:val="hi_IN" w:bidi="hi_IN"/>
+        </w:rPr>
+        <w:t xml:space="preserve">; </w:t>
+      </w:r>
+      <w:r>
+        <w:rPr>
+          <w:lang w:val="hi_IN" w:bidi="hi_IN"/>
+        </w:rPr>
+        <w:t>11:23–32</w:t>
+      </w:r>
       <w:r>
         <w:rPr>
           <w:lang w:val="hi_IN" w:bidi="hi_IN"/>
@@ -4934,18 +3752,12 @@
         </w:rPr>
         <w:t xml:space="preserve"> </w:t>
       </w:r>
-      <w:hyperlink r:id="rId178">
-        <w:r>
-          <w:rPr>
-            <w:lang w:val="hi_IN" w:bidi="hi_IN"/>
-          </w:rPr>
-          <w:rPr>
-            <w:color w:val="0000EE"/>
-            <w:u w:val="single"/>
-          </w:rPr>
-          <w:t>गलातियों 3:28</w:t>
-        </w:r>
-      </w:hyperlink>
+      <w:r>
+        <w:rPr>
+          <w:lang w:val="hi_IN" w:bidi="hi_IN"/>
+        </w:rPr>
+        <w:t>गलातियों 3:28</w:t>
+      </w:r>
       <w:r>
         <w:rPr>
           <w:lang w:val="hi_IN" w:bidi="hi_IN"/>
@@ -4964,126 +3776,84 @@
         </w:rPr>
         <w:t xml:space="preserve">") लिंग भेद और परमेश्वर द्वारा निर्धारित भूमिकाओं को समाप्त नहीं करता है। यद्यपि </w:t>
       </w:r>
-      <w:hyperlink r:id="rId178">
-        <w:r>
-          <w:rPr>
-            <w:lang w:val="hi_IN" w:bidi="hi_IN"/>
-          </w:rPr>
-          <w:rPr>
-            <w:color w:val="0000EE"/>
-            <w:u w:val="single"/>
-          </w:rPr>
-          <w:t>गलातियों 3:28</w:t>
-        </w:r>
-      </w:hyperlink>
+      <w:r>
+        <w:rPr>
+          <w:lang w:val="hi_IN" w:bidi="hi_IN"/>
+        </w:rPr>
+        <w:t>गलातियों 3:28</w:t>
+      </w:r>
       <w:r>
         <w:rPr>
           <w:lang w:val="hi_IN" w:bidi="hi_IN"/>
         </w:rPr>
         <w:t xml:space="preserve"> परमेश्वर के अनन्त राज्य में समानता के आदर्श को दर्शाता है, लिंग भूमिकाओं का पालन </w:t>
       </w:r>
-      <w:hyperlink r:id="rId179">
-        <w:r>
-          <w:rPr>
-            <w:lang w:val="hi_IN" w:bidi="hi_IN"/>
-          </w:rPr>
-          <w:rPr>
-            <w:color w:val="0000EE"/>
-            <w:u w:val="single"/>
-          </w:rPr>
-          <w:t>1 तीमुथियुस 2:11–15</w:t>
-        </w:r>
-      </w:hyperlink>
+      <w:r>
+        <w:rPr>
+          <w:lang w:val="hi_IN" w:bidi="hi_IN"/>
+        </w:rPr>
+        <w:t>1 तीमुथियुस 2:11–15</w:t>
+      </w:r>
       <w:r>
         <w:rPr>
           <w:lang w:val="hi_IN" w:bidi="hi_IN"/>
         </w:rPr>
         <w:t xml:space="preserve"> में दिए गए दिशा-निर्देशों के अनुसार तब तक किया जाना चाहिए जब तक यह संसार विद्यमान है। तुलना के लिए, </w:t>
       </w:r>
-      <w:hyperlink r:id="rId180">
-        <w:r>
-          <w:rPr>
-            <w:lang w:val="hi_IN" w:bidi="hi_IN"/>
-          </w:rPr>
-          <w:rPr>
-            <w:color w:val="0000EE"/>
-            <w:u w:val="single"/>
-          </w:rPr>
-          <w:t>मत्ती 22:30</w:t>
-        </w:r>
-      </w:hyperlink>
+      <w:r>
+        <w:rPr>
+          <w:lang w:val="hi_IN" w:bidi="hi_IN"/>
+        </w:rPr>
+        <w:t>मत्ती 22:30</w:t>
+      </w:r>
       <w:r>
         <w:rPr>
           <w:lang w:val="hi_IN" w:bidi="hi_IN"/>
         </w:rPr>
         <w:t xml:space="preserve"> नई सृष्टि में विवाह के बारे में बात करता है, जो वर्तमान संरचना से भिन्न है जैसा कि </w:t>
       </w:r>
-      <w:hyperlink r:id="rId181">
-        <w:r>
-          <w:rPr>
-            <w:lang w:val="hi_IN" w:bidi="hi_IN"/>
-          </w:rPr>
-          <w:rPr>
-            <w:color w:val="0000EE"/>
-            <w:u w:val="single"/>
-          </w:rPr>
-          <w:t>उत्पत्ति 2:23–24</w:t>
-        </w:r>
-      </w:hyperlink>
+      <w:r>
+        <w:rPr>
+          <w:lang w:val="hi_IN" w:bidi="hi_IN"/>
+        </w:rPr>
+        <w:t>उत्पत्ति 2:23–24</w:t>
+      </w:r>
       <w:r>
         <w:rPr>
           <w:lang w:val="hi_IN" w:bidi="hi_IN"/>
         </w:rPr>
         <w:t xml:space="preserve"> में वर्णित है। यह हमारे वर्तमान जीवन में विशेष और सीमित तरीके से लागू होता है (देखें </w:t>
       </w:r>
-      <w:hyperlink r:id="rId182">
-        <w:r>
-          <w:rPr>
-            <w:lang w:val="hi_IN" w:bidi="hi_IN"/>
-          </w:rPr>
-          <w:rPr>
-            <w:color w:val="0000EE"/>
-            <w:u w:val="single"/>
-          </w:rPr>
-          <w:t>1 तीमु 4:3–5</w:t>
-        </w:r>
-      </w:hyperlink>
-      <w:r>
-        <w:rPr>
-          <w:lang w:val="hi_IN" w:bidi="hi_IN"/>
-        </w:rPr>
-        <w:t xml:space="preserve">; </w:t>
-      </w:r>
-      <w:hyperlink r:id="rId183">
-        <w:r>
-          <w:rPr>
-            <w:lang w:val="hi_IN" w:bidi="hi_IN"/>
-          </w:rPr>
-          <w:rPr>
-            <w:color w:val="0000EE"/>
-            <w:u w:val="single"/>
-          </w:rPr>
-          <w:t>मत्ती 19:11–12</w:t>
-        </w:r>
-      </w:hyperlink>
-      <w:r>
-        <w:rPr>
-          <w:lang w:val="hi_IN" w:bidi="hi_IN"/>
-        </w:rPr>
-        <w:t xml:space="preserve">; </w:t>
-      </w:r>
-      <w:hyperlink r:id="rId184">
-        <w:r>
-          <w:rPr>
-            <w:lang w:val="hi_IN" w:bidi="hi_IN"/>
-          </w:rPr>
-          <w:rPr>
-            <w:color w:val="0000EE"/>
-            <w:u w:val="single"/>
-          </w:rPr>
-          <w:t>1 कुरि 7:29–35</w:t>
-        </w:r>
-      </w:hyperlink>
+      <w:r>
+        <w:rPr>
+          <w:lang w:val="hi_IN" w:bidi="hi_IN"/>
+        </w:rPr>
+        <w:t>1 तीमु 4:3–5</w:t>
+      </w:r>
+      <w:r>
+        <w:rPr>
+          <w:lang w:val="hi_IN" w:bidi="hi_IN"/>
+        </w:rPr>
+        <w:t xml:space="preserve">; </w:t>
+      </w:r>
+      <w:r>
+        <w:rPr>
+          <w:lang w:val="hi_IN" w:bidi="hi_IN"/>
+        </w:rPr>
+        <w:t>मत्ती 19:11–12</w:t>
+      </w:r>
+      <w:r>
+        <w:rPr>
+          <w:lang w:val="hi_IN" w:bidi="hi_IN"/>
+        </w:rPr>
+        <w:t xml:space="preserve">; </w:t>
+      </w:r>
+      <w:r>
+        <w:rPr>
+          <w:lang w:val="hi_IN" w:bidi="hi_IN"/>
+        </w:rPr>
+        <w:t>1 कुरि 7:29–35</w:t>
+      </w:r>
       <w:r>
         <w:rPr>
           <w:lang w:val="hi_IN" w:bidi="hi_IN"/>
@@ -5097,36 +3867,24 @@
         </w:rPr>
         <w:t xml:space="preserve">इस दृष्टिकोण के अनुसार, मसीही स्त्रियों को हर जगह परमेश्वर द्वारा निर्धारित निर्देश में अपनी भूमिका को समझना चाहिए। उन्हें कलीसिया में पुरुषों पर अधिकार नहीं रखना चाहिए या उन्हें सिखाना नहीं चाहिए (देखें </w:t>
       </w:r>
-      <w:hyperlink r:id="rId185">
-        <w:r>
-          <w:rPr>
-            <w:lang w:val="hi_IN" w:bidi="hi_IN"/>
-          </w:rPr>
-          <w:rPr>
-            <w:color w:val="0000EE"/>
-            <w:u w:val="single"/>
-          </w:rPr>
-          <w:t>1 कुरि 11:2–16</w:t>
-        </w:r>
-      </w:hyperlink>
-      <w:r>
-        <w:rPr>
-          <w:lang w:val="hi_IN" w:bidi="hi_IN"/>
-        </w:rPr>
-        <w:t xml:space="preserve">; </w:t>
-      </w:r>
-      <w:hyperlink r:id="rId186">
-        <w:r>
-          <w:rPr>
-            <w:lang w:val="hi_IN" w:bidi="hi_IN"/>
-          </w:rPr>
-          <w:rPr>
-            <w:color w:val="0000EE"/>
-            <w:u w:val="single"/>
-          </w:rPr>
-          <w:t>14:34–35</w:t>
-        </w:r>
-      </w:hyperlink>
+      <w:r>
+        <w:rPr>
+          <w:lang w:val="hi_IN" w:bidi="hi_IN"/>
+        </w:rPr>
+        <w:t>1 कुरि 11:2–16</w:t>
+      </w:r>
+      <w:r>
+        <w:rPr>
+          <w:lang w:val="hi_IN" w:bidi="hi_IN"/>
+        </w:rPr>
+        <w:t xml:space="preserve">; </w:t>
+      </w:r>
+      <w:r>
+        <w:rPr>
+          <w:lang w:val="hi_IN" w:bidi="hi_IN"/>
+        </w:rPr>
+        <w:t>14:34–35</w:t>
+      </w:r>
       <w:r>
         <w:rPr>
           <w:lang w:val="hi_IN" w:bidi="hi_IN"/>
@@ -5158,126 +3916,84 @@
         </w:rPr>
         <w:t xml:space="preserve"> पौलुस ने इफिसुस की कलीसिया में झूठी शिक्षाओं के कारण उत्पन्न एक विशेष मुद्दे को सम्बोधित किया (देखें </w:t>
       </w:r>
-      <w:hyperlink r:id="rId187">
-        <w:r>
-          <w:rPr>
-            <w:lang w:val="hi_IN" w:bidi="hi_IN"/>
-          </w:rPr>
-          <w:rPr>
-            <w:color w:val="0000EE"/>
-            <w:u w:val="single"/>
-          </w:rPr>
-          <w:t>1 तीमु 1:18–20</w:t>
-        </w:r>
-      </w:hyperlink>
-      <w:r>
-        <w:rPr>
-          <w:lang w:val="hi_IN" w:bidi="hi_IN"/>
-        </w:rPr>
-        <w:t xml:space="preserve">; </w:t>
-      </w:r>
-      <w:hyperlink r:id="rId188">
-        <w:r>
-          <w:rPr>
-            <w:lang w:val="hi_IN" w:bidi="hi_IN"/>
-          </w:rPr>
-          <w:rPr>
-            <w:color w:val="0000EE"/>
-            <w:u w:val="single"/>
-          </w:rPr>
-          <w:t>4:1–5</w:t>
-        </w:r>
-      </w:hyperlink>
+      <w:r>
+        <w:rPr>
+          <w:lang w:val="hi_IN" w:bidi="hi_IN"/>
+        </w:rPr>
+        <w:t>1 तीमु 1:18–20</w:t>
+      </w:r>
+      <w:r>
+        <w:rPr>
+          <w:lang w:val="hi_IN" w:bidi="hi_IN"/>
+        </w:rPr>
+        <w:t xml:space="preserve">; </w:t>
+      </w:r>
+      <w:r>
+        <w:rPr>
+          <w:lang w:val="hi_IN" w:bidi="hi_IN"/>
+        </w:rPr>
+        <w:t>4:1–5</w:t>
+      </w:r>
       <w:r>
         <w:rPr>
           <w:lang w:val="hi_IN" w:bidi="hi_IN"/>
         </w:rPr>
         <w:t xml:space="preserve">; तुलना करें </w:t>
       </w:r>
-      <w:hyperlink r:id="rId189">
-        <w:r>
-          <w:rPr>
-            <w:lang w:val="hi_IN" w:bidi="hi_IN"/>
-          </w:rPr>
-          <w:rPr>
-            <w:color w:val="0000EE"/>
-            <w:u w:val="single"/>
-          </w:rPr>
-          <w:t>2 तीमु 3:6–9</w:t>
-        </w:r>
-      </w:hyperlink>
+      <w:r>
+        <w:rPr>
+          <w:lang w:val="hi_IN" w:bidi="hi_IN"/>
+        </w:rPr>
+        <w:t>2 तीमु 3:6–9</w:t>
+      </w:r>
       <w:r>
         <w:rPr>
           <w:lang w:val="hi_IN" w:bidi="hi_IN"/>
         </w:rPr>
         <w:t xml:space="preserve">)। प्रमाण दिखाता है कि यह शिक्षा पारिवारिक सम्बन्धों को बाधित कर रही थी (देखें </w:t>
       </w:r>
-      <w:hyperlink r:id="rId190">
-        <w:r>
-          <w:rPr>
-            <w:lang w:val="hi_IN" w:bidi="hi_IN"/>
-          </w:rPr>
-          <w:rPr>
-            <w:color w:val="0000EE"/>
-            <w:u w:val="single"/>
-          </w:rPr>
-          <w:t>1 तीमु 4:3</w:t>
-        </w:r>
-      </w:hyperlink>
-      <w:r>
-        <w:rPr>
-          <w:lang w:val="hi_IN" w:bidi="hi_IN"/>
-        </w:rPr>
-        <w:t xml:space="preserve">; </w:t>
-      </w:r>
-      <w:hyperlink r:id="rId191">
-        <w:r>
-          <w:rPr>
-            <w:lang w:val="hi_IN" w:bidi="hi_IN"/>
-          </w:rPr>
-          <w:rPr>
-            <w:color w:val="0000EE"/>
-            <w:u w:val="single"/>
-          </w:rPr>
-          <w:t>तीतु 1:11</w:t>
-        </w:r>
-      </w:hyperlink>
+      <w:r>
+        <w:rPr>
+          <w:lang w:val="hi_IN" w:bidi="hi_IN"/>
+        </w:rPr>
+        <w:t>1 तीमु 4:3</w:t>
+      </w:r>
+      <w:r>
+        <w:rPr>
+          <w:lang w:val="hi_IN" w:bidi="hi_IN"/>
+        </w:rPr>
+        <w:t xml:space="preserve">; </w:t>
+      </w:r>
+      <w:r>
+        <w:rPr>
+          <w:lang w:val="hi_IN" w:bidi="hi_IN"/>
+        </w:rPr>
+        <w:t>तीतु 1:11</w:t>
+      </w:r>
       <w:r>
         <w:rPr>
           <w:lang w:val="hi_IN" w:bidi="hi_IN"/>
         </w:rPr>
         <w:t xml:space="preserve">)। कुछ इफिसी स्त्रियाँ, स्थानीय विधर्म से प्रभावित होकर, अपनी शिक्षाओं में </w:t>
       </w:r>
-      <w:hyperlink r:id="rId192">
-        <w:r>
-          <w:rPr>
-            <w:lang w:val="hi_IN" w:bidi="hi_IN"/>
-          </w:rPr>
-          <w:rPr>
-            <w:color w:val="0000EE"/>
-            <w:u w:val="single"/>
-          </w:rPr>
-          <w:t>उत्पत्ति 1–3</w:t>
-        </w:r>
-      </w:hyperlink>
+      <w:r>
+        <w:rPr>
+          <w:lang w:val="hi_IN" w:bidi="hi_IN"/>
+        </w:rPr>
+        <w:t>उत्पत्ति 1–3</w:t>
+      </w:r>
       <w:r>
         <w:rPr>
           <w:lang w:val="hi_IN" w:bidi="hi_IN"/>
         </w:rPr>
         <w:t xml:space="preserve"> का दुरुपयोग करती थीं। वे दावा करती थीं कि अन्तिम पुनरुत्थान में स्त्रियाँ प्रभुत्व करेंगी। कुछ इफिसियों का मानना था कि पुनरुत्थान पहले ही हो चुका है (</w:t>
       </w:r>
-      <w:hyperlink r:id="rId193">
-        <w:r>
-          <w:rPr>
-            <w:lang w:val="hi_IN" w:bidi="hi_IN"/>
-          </w:rPr>
-          <w:rPr>
-            <w:color w:val="0000EE"/>
-            <w:u w:val="single"/>
-          </w:rPr>
-          <w:t>2 तीमु 2:18</w:t>
-        </w:r>
-      </w:hyperlink>
+      <w:r>
+        <w:rPr>
+          <w:lang w:val="hi_IN" w:bidi="hi_IN"/>
+        </w:rPr>
+        <w:t>2 तीमु 2:18</w:t>
+      </w:r>
       <w:r>
         <w:rPr>
           <w:lang w:val="hi_IN" w:bidi="hi_IN"/>
@@ -5291,18 +4007,12 @@
         </w:rPr>
         <w:t xml:space="preserve">पौलुस ने बाइबिल के पाठ का उल्लेख करके उनकी गलतफहमियों को ठीक किया। लेकिन उनका उद्देश्य कलीसिया में स्त्रियों की भूमिकाओं के बारे में एक सार्वभौमिक बयान देना नहीं था। उनका लक्ष्य इफिसुस में झूठे शिक्षकों को चुप कराना था, जिनमें स्त्रियाँ भी शामिल थीं। </w:t>
       </w:r>
-      <w:hyperlink r:id="rId179">
-        <w:r>
-          <w:rPr>
-            <w:lang w:val="hi_IN" w:bidi="hi_IN"/>
-          </w:rPr>
-          <w:rPr>
-            <w:color w:val="0000EE"/>
-            <w:u w:val="single"/>
-          </w:rPr>
-          <w:t>1 तीमुथियुस 2:11–15</w:t>
-        </w:r>
-      </w:hyperlink>
+      <w:r>
+        <w:rPr>
+          <w:lang w:val="hi_IN" w:bidi="hi_IN"/>
+        </w:rPr>
+        <w:t>1 तीमुथियुस 2:11–15</w:t>
+      </w:r>
       <w:r>
         <w:rPr>
           <w:lang w:val="hi_IN" w:bidi="hi_IN"/>
@@ -5334,54 +4044,36 @@
         </w:rPr>
         <w:t xml:space="preserve"> पौलुस का तर्क जरूरी नहीं कि इफिसुस में किसी स्थानीय मुद्दे के लिए था। यह एक सख्त पितृसत्तात्मक समाज को मानता है (जहाँ पुरुषों के पास अधिकांश शक्ति और अधिकार होते हैं)। यह तर्क इस बात पर केन्द्रित है कि स्त्रियों को सार्वजनिक रूप से कैसे व्यवहार करना चाहिए (अपनी जगह जानना और पुरुषों का सम्मान करना) और </w:t>
       </w:r>
-      <w:hyperlink r:id="rId194">
-        <w:r>
-          <w:rPr>
-            <w:lang w:val="hi_IN" w:bidi="hi_IN"/>
-          </w:rPr>
-          <w:rPr>
-            <w:color w:val="0000EE"/>
-            <w:u w:val="single"/>
-          </w:rPr>
-          <w:t>उत्पत्ति 2:7</w:t>
-        </w:r>
-      </w:hyperlink>
+      <w:r>
+        <w:rPr>
+          <w:lang w:val="hi_IN" w:bidi="hi_IN"/>
+        </w:rPr>
+        <w:t>उत्पत्ति 2:7</w:t>
+      </w:r>
       <w:r>
         <w:rPr>
           <w:lang w:val="hi_IN" w:bidi="hi_IN"/>
         </w:rPr>
         <w:t xml:space="preserve">, </w:t>
       </w:r>
-      <w:hyperlink r:id="rId195">
-        <w:r>
-          <w:rPr>
-            <w:lang w:val="hi_IN" w:bidi="hi_IN"/>
-          </w:rPr>
-          <w:rPr>
-            <w:color w:val="0000EE"/>
-            <w:u w:val="single"/>
-          </w:rPr>
-          <w:t>22</w:t>
-        </w:r>
-      </w:hyperlink>
+      <w:r>
+        <w:rPr>
+          <w:lang w:val="hi_IN" w:bidi="hi_IN"/>
+        </w:rPr>
+        <w:t>22</w:t>
+      </w:r>
       <w:r>
         <w:rPr>
           <w:lang w:val="hi_IN" w:bidi="hi_IN"/>
         </w:rPr>
         <w:t xml:space="preserve"> की व्याख्या करना। इस दृष्टिकोण के अनुसार, मसीहियों को यीशु के बारे में सुसमाचार फैलाने के अपने कार्य में सांस्कृतिक मानदंडों का यथासंभव आदर करना चाहिए (</w:t>
       </w:r>
-      <w:hyperlink r:id="rId196">
-        <w:r>
-          <w:rPr>
-            <w:lang w:val="hi_IN" w:bidi="hi_IN"/>
-          </w:rPr>
-          <w:rPr>
-            <w:color w:val="0000EE"/>
-            <w:u w:val="single"/>
-          </w:rPr>
-          <w:t>1 कुरि 9:19–23</w:t>
-        </w:r>
-      </w:hyperlink>
+      <w:r>
+        <w:rPr>
+          <w:lang w:val="hi_IN" w:bidi="hi_IN"/>
+        </w:rPr>
+        <w:t>1 कुरि 9:19–23</w:t>
+      </w:r>
       <w:r>
         <w:rPr>
           <w:lang w:val="hi_IN" w:bidi="hi_IN"/>
@@ -5396,72 +4088,48 @@
         <w:t>इसके अलावा, उस समाज में अधिकांश स्त्रियों की शिक्षा सीमित थी। आज के कई समाजों के विपरीत, पौलुस के समय में स्त्रियाँ आमतौर पर अल्प शिक्षा प्राप्त करती थीं। उनकी संस्कृति की पुरुष-प्रधान संरचना के कारण, स्त्रियों को सामान्यतः शिक्षक और अगुवे के रूप में योग्य नहीं माना जाता था।</w:t>
         <w:br/>
       </w:r>
-      <w:hyperlink r:id="rId179">
-        <w:r>
-          <w:rPr>
-            <w:lang w:val="hi_IN" w:bidi="hi_IN"/>
-          </w:rPr>
-          <w:rPr>
-            <w:color w:val="0000EE"/>
-            <w:u w:val="single"/>
-          </w:rPr>
-          <w:t>1 तीमुथियुस 2:11–15</w:t>
-        </w:r>
-      </w:hyperlink>
+      <w:r>
+        <w:rPr>
+          <w:lang w:val="hi_IN" w:bidi="hi_IN"/>
+        </w:rPr>
+        <w:t>1 तीमुथियुस 2:11–15</w:t>
+      </w:r>
       <w:r>
         <w:rPr>
           <w:lang w:val="hi_IN" w:bidi="hi_IN"/>
         </w:rPr>
         <w:t xml:space="preserve"> यह विचार प्रस्तुत करता है कि सही रूप से योग्य लोग नेतृत्व और शिक्षण करें। फिर भी, पौलुस की लेखनी और प्रारम्भिक कलीसिया में स्त्रियों के विभिन्न सेवकाई भूमिकाओं में भाग लेने के उदाहरण हैं (उदाहरण के लिए, </w:t>
       </w:r>
-      <w:hyperlink r:id="rId197">
-        <w:r>
-          <w:rPr>
-            <w:lang w:val="hi_IN" w:bidi="hi_IN"/>
-          </w:rPr>
-          <w:rPr>
-            <w:color w:val="0000EE"/>
-            <w:u w:val="single"/>
-          </w:rPr>
-          <w:t>प्रेरि 18:26</w:t>
-        </w:r>
-      </w:hyperlink>
-      <w:r>
-        <w:rPr>
-          <w:lang w:val="hi_IN" w:bidi="hi_IN"/>
-        </w:rPr>
-        <w:t xml:space="preserve">; </w:t>
-      </w:r>
-      <w:hyperlink r:id="rId198">
-        <w:r>
-          <w:rPr>
-            <w:lang w:val="hi_IN" w:bidi="hi_IN"/>
-          </w:rPr>
-          <w:rPr>
-            <w:color w:val="0000EE"/>
-            <w:u w:val="single"/>
-          </w:rPr>
-          <w:t>रोम 16:1–7</w:t>
-        </w:r>
-      </w:hyperlink>
-      <w:r>
-        <w:rPr>
-          <w:lang w:val="hi_IN" w:bidi="hi_IN"/>
-        </w:rPr>
-        <w:t xml:space="preserve">; </w:t>
-      </w:r>
-      <w:hyperlink r:id="rId199">
-        <w:r>
-          <w:rPr>
-            <w:lang w:val="hi_IN" w:bidi="hi_IN"/>
-          </w:rPr>
-          <w:rPr>
-            <w:color w:val="0000EE"/>
-            <w:u w:val="single"/>
-          </w:rPr>
-          <w:t>1 कुरि 11:5</w:t>
-        </w:r>
-      </w:hyperlink>
+      <w:r>
+        <w:rPr>
+          <w:lang w:val="hi_IN" w:bidi="hi_IN"/>
+        </w:rPr>
+        <w:t>प्रेरि 18:26</w:t>
+      </w:r>
+      <w:r>
+        <w:rPr>
+          <w:lang w:val="hi_IN" w:bidi="hi_IN"/>
+        </w:rPr>
+        <w:t xml:space="preserve">; </w:t>
+      </w:r>
+      <w:r>
+        <w:rPr>
+          <w:lang w:val="hi_IN" w:bidi="hi_IN"/>
+        </w:rPr>
+        <w:t>रोम 16:1–7</w:t>
+      </w:r>
+      <w:r>
+        <w:rPr>
+          <w:lang w:val="hi_IN" w:bidi="hi_IN"/>
+        </w:rPr>
+        <w:t xml:space="preserve">; </w:t>
+      </w:r>
+      <w:r>
+        <w:rPr>
+          <w:lang w:val="hi_IN" w:bidi="hi_IN"/>
+        </w:rPr>
+        <w:t>1 कुरि 11:5</w:t>
+      </w:r>
       <w:r>
         <w:rPr>
           <w:lang w:val="hi_IN" w:bidi="hi_IN"/>
@@ -5482,18 +4150,12 @@
         </w:rPr>
         <w:t xml:space="preserve">मसीही इन जटिल मुद्दों पर चर्चा जारी रखते हैं। आज कई मसीही एक दृष्टिकोण अपनाते हैं जिसे पूरकवाद कहा जाता है (यह विश्वास कि पुरुषों और स्त्रियों की विवाह, पारिवारिक जीवन, और कलीसिया नेतृत्व में अलग-अलग लेकिन पूरक भूमिकाएँ और जिम्मेदारियाँ होती हैं)। कई अन्य समानतावादी दृष्टिकोण अपनाते हैं (यह विश्वास कि पुरुषों और स्त्रियों को कलीसिया में समान भूमिकाएँ और जिम्मेदारियाँ होनी चाहिए)। सभी मसीही इस बात से सहमत हैं कि पुरुष और स्त्रियाँ दोनों ही परमेश्वर के प्रिय पुत्र और पुत्रियाँ होने के नाते समान हैं (देखें </w:t>
       </w:r>
-      <w:hyperlink r:id="rId200">
-        <w:r>
-          <w:rPr>
-            <w:lang w:val="hi_IN" w:bidi="hi_IN"/>
-          </w:rPr>
-          <w:rPr>
-            <w:color w:val="0000EE"/>
-            <w:u w:val="single"/>
-          </w:rPr>
-          <w:t>गला 3:26–28</w:t>
-        </w:r>
-      </w:hyperlink>
+      <w:r>
+        <w:rPr>
+          <w:lang w:val="hi_IN" w:bidi="hi_IN"/>
+        </w:rPr>
+        <w:t>गला 3:26–28</w:t>
+      </w:r>
       <w:r>
         <w:rPr>
           <w:lang w:val="hi_IN" w:bidi="hi_IN"/>
@@ -5523,126 +4185,84 @@
           <w:lang w:val="hi_IN" w:bidi="hi_IN"/>
         </w:rPr>
       </w:r>
-      <w:hyperlink r:id="rId181">
-        <w:r>
-          <w:rPr>
-            <w:lang w:val="hi_IN" w:bidi="hi_IN"/>
-          </w:rPr>
-          <w:rPr>
-            <w:color w:val="0000EE"/>
-            <w:u w:val="single"/>
-          </w:rPr>
-          <w:t>उत्पत्ति 2:23–24</w:t>
-        </w:r>
-      </w:hyperlink>
-      <w:r>
-        <w:rPr>
-          <w:lang w:val="hi_IN" w:bidi="hi_IN"/>
-        </w:rPr>
-        <w:t xml:space="preserve">; </w:t>
-      </w:r>
-      <w:hyperlink r:id="rId197">
-        <w:r>
-          <w:rPr>
-            <w:lang w:val="hi_IN" w:bidi="hi_IN"/>
-          </w:rPr>
-          <w:rPr>
-            <w:color w:val="0000EE"/>
-            <w:u w:val="single"/>
-          </w:rPr>
-          <w:t>प्रेरितों के काम 18:26</w:t>
-        </w:r>
-      </w:hyperlink>
-      <w:r>
-        <w:rPr>
-          <w:lang w:val="hi_IN" w:bidi="hi_IN"/>
-        </w:rPr>
-        <w:t xml:space="preserve">; </w:t>
-      </w:r>
-      <w:hyperlink r:id="rId198">
-        <w:r>
-          <w:rPr>
-            <w:lang w:val="hi_IN" w:bidi="hi_IN"/>
-          </w:rPr>
-          <w:rPr>
-            <w:color w:val="0000EE"/>
-            <w:u w:val="single"/>
-          </w:rPr>
-          <w:t>रोमियों 16:1–7</w:t>
-        </w:r>
-      </w:hyperlink>
-      <w:r>
-        <w:rPr>
-          <w:lang w:val="hi_IN" w:bidi="hi_IN"/>
-        </w:rPr>
-        <w:t xml:space="preserve">; </w:t>
-      </w:r>
-      <w:hyperlink r:id="rId185">
-        <w:r>
-          <w:rPr>
-            <w:lang w:val="hi_IN" w:bidi="hi_IN"/>
-          </w:rPr>
-          <w:rPr>
-            <w:color w:val="0000EE"/>
-            <w:u w:val="single"/>
-          </w:rPr>
-          <w:t>1 कुरिन्थियों 11:2–16</w:t>
-        </w:r>
-      </w:hyperlink>
-      <w:r>
-        <w:rPr>
-          <w:lang w:val="hi_IN" w:bidi="hi_IN"/>
-        </w:rPr>
-        <w:t xml:space="preserve">; </w:t>
-      </w:r>
-      <w:hyperlink r:id="rId186">
-        <w:r>
-          <w:rPr>
-            <w:lang w:val="hi_IN" w:bidi="hi_IN"/>
-          </w:rPr>
-          <w:rPr>
-            <w:color w:val="0000EE"/>
-            <w:u w:val="single"/>
-          </w:rPr>
-          <w:t>1 कुरिन्थियों 14:34–35</w:t>
-        </w:r>
-      </w:hyperlink>
-      <w:r>
-        <w:rPr>
-          <w:lang w:val="hi_IN" w:bidi="hi_IN"/>
-        </w:rPr>
-        <w:t xml:space="preserve">; </w:t>
-      </w:r>
-      <w:hyperlink r:id="rId178">
-        <w:r>
-          <w:rPr>
-            <w:lang w:val="hi_IN" w:bidi="hi_IN"/>
-          </w:rPr>
-          <w:rPr>
-            <w:color w:val="0000EE"/>
-            <w:u w:val="single"/>
-          </w:rPr>
-          <w:t>गलातियों 3:28</w:t>
-        </w:r>
-      </w:hyperlink>
-      <w:r>
-        <w:rPr>
-          <w:lang w:val="hi_IN" w:bidi="hi_IN"/>
-        </w:rPr>
-        <w:t xml:space="preserve">; </w:t>
-      </w:r>
-      <w:hyperlink r:id="rId179">
-        <w:r>
-          <w:rPr>
-            <w:lang w:val="hi_IN" w:bidi="hi_IN"/>
-          </w:rPr>
-          <w:rPr>
-            <w:color w:val="0000EE"/>
-            <w:u w:val="single"/>
-          </w:rPr>
-          <w:t>1 तीमुथियुस 2:11–15</w:t>
-        </w:r>
-      </w:hyperlink>
+      <w:r>
+        <w:rPr>
+          <w:lang w:val="hi_IN" w:bidi="hi_IN"/>
+        </w:rPr>
+        <w:t>उत्पत्ति 2:23–24</w:t>
+      </w:r>
+      <w:r>
+        <w:rPr>
+          <w:lang w:val="hi_IN" w:bidi="hi_IN"/>
+        </w:rPr>
+        <w:t xml:space="preserve">; </w:t>
+      </w:r>
+      <w:r>
+        <w:rPr>
+          <w:lang w:val="hi_IN" w:bidi="hi_IN"/>
+        </w:rPr>
+        <w:t>प्रेरितों के काम 18:26</w:t>
+      </w:r>
+      <w:r>
+        <w:rPr>
+          <w:lang w:val="hi_IN" w:bidi="hi_IN"/>
+        </w:rPr>
+        <w:t xml:space="preserve">; </w:t>
+      </w:r>
+      <w:r>
+        <w:rPr>
+          <w:lang w:val="hi_IN" w:bidi="hi_IN"/>
+        </w:rPr>
+        <w:t>रोमियों 16:1–7</w:t>
+      </w:r>
+      <w:r>
+        <w:rPr>
+          <w:lang w:val="hi_IN" w:bidi="hi_IN"/>
+        </w:rPr>
+        <w:t xml:space="preserve">; </w:t>
+      </w:r>
+      <w:r>
+        <w:rPr>
+          <w:lang w:val="hi_IN" w:bidi="hi_IN"/>
+        </w:rPr>
+        <w:t>1 कुरिन्थियों 11:2–16</w:t>
+      </w:r>
+      <w:r>
+        <w:rPr>
+          <w:lang w:val="hi_IN" w:bidi="hi_IN"/>
+        </w:rPr>
+        <w:t xml:space="preserve">; </w:t>
+      </w:r>
+      <w:r>
+        <w:rPr>
+          <w:lang w:val="hi_IN" w:bidi="hi_IN"/>
+        </w:rPr>
+        <w:t>1 कुरिन्थियों 14:34–35</w:t>
+      </w:r>
+      <w:r>
+        <w:rPr>
+          <w:lang w:val="hi_IN" w:bidi="hi_IN"/>
+        </w:rPr>
+        <w:t xml:space="preserve">; </w:t>
+      </w:r>
+      <w:r>
+        <w:rPr>
+          <w:lang w:val="hi_IN" w:bidi="hi_IN"/>
+        </w:rPr>
+        <w:t>गलातियों 3:28</w:t>
+      </w:r>
+      <w:r>
+        <w:rPr>
+          <w:lang w:val="hi_IN" w:bidi="hi_IN"/>
+        </w:rPr>
+        <w:t xml:space="preserve">; </w:t>
+      </w:r>
+      <w:r>
+        <w:rPr>
+          <w:lang w:val="hi_IN" w:bidi="hi_IN"/>
+        </w:rPr>
+        <w:t>1 तीमुथियुस 2:11–15</w:t>
+      </w:r>
       <w:r>
         <w:rPr>
           <w:lang w:val="hi_IN" w:bidi="hi_IN"/>
@@ -5691,54 +4311,36 @@
         </w:rPr>
         <w:t>नया नियम मसीही समाज के महत्व पर जोर देता है। वे संस्कृतियाँ जो व्यक्ति-केन्द्रित होती हैं, कई बार इस महत्त्व को नज़रअंदाज़ कर देती हैं। यद्यपि परमेश्वर मसीहियों को व्यक्तिगत रूप से बदलते और आत्मिक नया जन्म देते हैं, परन्तु वह नहीं चाहते कि वे अकेले ही बने रहें (</w:t>
       </w:r>
-      <w:hyperlink r:id="rId201">
-        <w:r>
-          <w:rPr>
-            <w:lang w:val="hi_IN" w:bidi="hi_IN"/>
-          </w:rPr>
-          <w:rPr>
-            <w:color w:val="0000EE"/>
-            <w:u w:val="single"/>
-          </w:rPr>
-          <w:t>यूह 3:3</w:t>
-        </w:r>
-      </w:hyperlink>
-      <w:r>
-        <w:rPr>
-          <w:lang w:val="hi_IN" w:bidi="hi_IN"/>
-        </w:rPr>
-        <w:t xml:space="preserve">; </w:t>
-      </w:r>
-      <w:hyperlink r:id="rId202">
-        <w:r>
-          <w:rPr>
-            <w:lang w:val="hi_IN" w:bidi="hi_IN"/>
-          </w:rPr>
-          <w:rPr>
-            <w:color w:val="0000EE"/>
-            <w:u w:val="single"/>
-          </w:rPr>
-          <w:t>1 पत 1:23</w:t>
-        </w:r>
-      </w:hyperlink>
+      <w:r>
+        <w:rPr>
+          <w:lang w:val="hi_IN" w:bidi="hi_IN"/>
+        </w:rPr>
+        <w:t>यूह 3:3</w:t>
+      </w:r>
+      <w:r>
+        <w:rPr>
+          <w:lang w:val="hi_IN" w:bidi="hi_IN"/>
+        </w:rPr>
+        <w:t xml:space="preserve">; </w:t>
+      </w:r>
+      <w:r>
+        <w:rPr>
+          <w:lang w:val="hi_IN" w:bidi="hi_IN"/>
+        </w:rPr>
+        <w:t>1 पत 1:23</w:t>
+      </w:r>
       <w:r>
         <w:rPr>
           <w:lang w:val="hi_IN" w:bidi="hi_IN"/>
         </w:rPr>
         <w:t>)। परमेश्वर हमें अपने "आत्मिक घर" में "जीवते पत्थरों" के रूप में एकजुट करना चाहते हैं (</w:t>
       </w:r>
-      <w:hyperlink r:id="rId203">
-        <w:r>
-          <w:rPr>
-            <w:lang w:val="hi_IN" w:bidi="hi_IN"/>
-          </w:rPr>
-          <w:rPr>
-            <w:color w:val="0000EE"/>
-            <w:u w:val="single"/>
-          </w:rPr>
-          <w:t>1 पत 2:5</w:t>
-        </w:r>
-      </w:hyperlink>
+      <w:r>
+        <w:rPr>
+          <w:lang w:val="hi_IN" w:bidi="hi_IN"/>
+        </w:rPr>
+        <w:t>1 पत 2:5</w:t>
+      </w:r>
       <w:r>
         <w:rPr>
           <w:lang w:val="hi_IN" w:bidi="hi_IN"/>
@@ -5759,36 +4361,24 @@
         </w:rPr>
         <w:t xml:space="preserve">परमेश्वर ने अपने मन्दिर को पुनःनिर्माण करने का वादा किया था (देखें </w:t>
       </w:r>
-      <w:hyperlink r:id="rId204">
-        <w:r>
-          <w:rPr>
-            <w:lang w:val="hi_IN" w:bidi="hi_IN"/>
-          </w:rPr>
-          <w:rPr>
-            <w:color w:val="0000EE"/>
-            <w:u w:val="single"/>
-          </w:rPr>
-          <w:t>यहेज 40–48</w:t>
-        </w:r>
-      </w:hyperlink>
+      <w:r>
+        <w:rPr>
+          <w:lang w:val="hi_IN" w:bidi="hi_IN"/>
+        </w:rPr>
+        <w:t>यहेज 40–48</w:t>
+      </w:r>
       <w:r>
         <w:rPr>
           <w:lang w:val="hi_IN" w:bidi="hi_IN"/>
         </w:rPr>
         <w:t xml:space="preserve">)। वह इस प्रतिज्ञा को पूरा करते हैं जब वह अपने लोगों के बीच निवास करते हैं (देखें </w:t>
       </w:r>
-      <w:hyperlink r:id="rId205">
-        <w:r>
-          <w:rPr>
-            <w:lang w:val="hi_IN" w:bidi="hi_IN"/>
-          </w:rPr>
-          <w:rPr>
-            <w:color w:val="0000EE"/>
-            <w:u w:val="single"/>
-          </w:rPr>
-          <w:t>यूह 1:14</w:t>
-        </w:r>
-      </w:hyperlink>
+      <w:r>
+        <w:rPr>
+          <w:lang w:val="hi_IN" w:bidi="hi_IN"/>
+        </w:rPr>
+        <w:t>यूह 1:14</w:t>
+      </w:r>
       <w:r>
         <w:rPr>
           <w:lang w:val="hi_IN" w:bidi="hi_IN"/>
@@ -5803,72 +4393,48 @@
           <w:lang w:val="hi_IN" w:bidi="hi_IN"/>
         </w:rPr>
       </w:r>
-      <w:hyperlink r:id="rId206">
-        <w:r>
-          <w:rPr>
-            <w:lang w:val="hi_IN" w:bidi="hi_IN"/>
-          </w:rPr>
-          <w:rPr>
-            <w:color w:val="0000EE"/>
-            <w:u w:val="single"/>
-          </w:rPr>
-          <w:t>1 पतरस 2:9</w:t>
-        </w:r>
-      </w:hyperlink>
+      <w:r>
+        <w:rPr>
+          <w:lang w:val="hi_IN" w:bidi="hi_IN"/>
+        </w:rPr>
+        <w:t>1 पतरस 2:9</w:t>
+      </w:r>
       <w:r>
         <w:rPr>
           <w:lang w:val="hi_IN" w:bidi="hi_IN"/>
         </w:rPr>
         <w:t xml:space="preserve"> सिखाता है कि कलीसिया अब वही विशेष भूमिका निभाती है जो परमेश्वर ने कभी इस्राएल को दी थी। कलीसिया एक "चुना हुआ वंश" है (देखें </w:t>
       </w:r>
-      <w:hyperlink r:id="rId207">
-        <w:r>
-          <w:rPr>
-            <w:lang w:val="hi_IN" w:bidi="hi_IN"/>
-          </w:rPr>
-          <w:rPr>
-            <w:color w:val="0000EE"/>
-            <w:u w:val="single"/>
-          </w:rPr>
-          <w:t>व्य.वि. 7:6</w:t>
-        </w:r>
-      </w:hyperlink>
+      <w:r>
+        <w:rPr>
+          <w:lang w:val="hi_IN" w:bidi="hi_IN"/>
+        </w:rPr>
+        <w:t>व्य.वि. 7:6</w:t>
+      </w:r>
       <w:r>
         <w:rPr>
           <w:lang w:val="hi_IN" w:bidi="hi_IN"/>
         </w:rPr>
         <w:t xml:space="preserve">)। यह "राज-पदधारी, याजकों का समाज," "पवित्र लोग" है (देखें </w:t>
       </w:r>
-      <w:hyperlink r:id="rId208">
-        <w:r>
-          <w:rPr>
-            <w:lang w:val="hi_IN" w:bidi="hi_IN"/>
-          </w:rPr>
-          <w:rPr>
-            <w:color w:val="0000EE"/>
-            <w:u w:val="single"/>
-          </w:rPr>
-          <w:t>निर्ग 19:6</w:t>
-        </w:r>
-      </w:hyperlink>
+      <w:r>
+        <w:rPr>
+          <w:lang w:val="hi_IN" w:bidi="hi_IN"/>
+        </w:rPr>
+        <w:t>निर्ग 19:6</w:t>
+      </w:r>
       <w:r>
         <w:rPr>
           <w:lang w:val="hi_IN" w:bidi="hi_IN"/>
         </w:rPr>
         <w:t xml:space="preserve">)। यह "परमेश्वर की निज प्रजा" है (देखें </w:t>
       </w:r>
-      <w:hyperlink r:id="rId209">
-        <w:r>
-          <w:rPr>
-            <w:lang w:val="hi_IN" w:bidi="hi_IN"/>
-          </w:rPr>
-          <w:rPr>
-            <w:color w:val="0000EE"/>
-            <w:u w:val="single"/>
-          </w:rPr>
-          <w:t>निर्ग 19:5</w:t>
-        </w:r>
-      </w:hyperlink>
+      <w:r>
+        <w:rPr>
+          <w:lang w:val="hi_IN" w:bidi="hi_IN"/>
+        </w:rPr>
+        <w:t>निर्ग 19:5</w:t>
+      </w:r>
       <w:r>
         <w:rPr>
           <w:lang w:val="hi_IN" w:bidi="hi_IN"/>
@@ -5889,18 +4455,12 @@
         </w:rPr>
         <w:t>इस विशेष दर्जे के साथ यह ज़िम्मेदारी भी आती है कि हम जातियों के साथ परमेश्वर के विषय में सत्य को बाँटें। एक साथ उपासना करके और विभिन्न सेवकाइयों में सेवा करते हुए, हम "उसके गुण प्रगट" करें (</w:t>
       </w:r>
-      <w:hyperlink r:id="rId206">
-        <w:r>
-          <w:rPr>
-            <w:lang w:val="hi_IN" w:bidi="hi_IN"/>
-          </w:rPr>
-          <w:rPr>
-            <w:color w:val="0000EE"/>
-            <w:u w:val="single"/>
-          </w:rPr>
-          <w:t>1 पत 2:9</w:t>
-        </w:r>
-      </w:hyperlink>
+      <w:r>
+        <w:rPr>
+          <w:lang w:val="hi_IN" w:bidi="hi_IN"/>
+        </w:rPr>
+        <w:t>1 पत 2:9</w:t>
+      </w:r>
       <w:r>
         <w:rPr>
           <w:lang w:val="hi_IN" w:bidi="hi_IN"/>
@@ -5930,252 +4490,168 @@
           <w:lang w:val="hi_IN" w:bidi="hi_IN"/>
         </w:rPr>
       </w:r>
-      <w:hyperlink r:id="rId210">
-        <w:r>
-          <w:rPr>
-            <w:lang w:val="hi_IN" w:bidi="hi_IN"/>
-          </w:rPr>
-          <w:rPr>
-            <w:color w:val="0000EE"/>
-            <w:u w:val="single"/>
-          </w:rPr>
-          <w:t>उत्पत्ति 12:3</w:t>
-        </w:r>
-      </w:hyperlink>
-      <w:r>
-        <w:rPr>
-          <w:lang w:val="hi_IN" w:bidi="hi_IN"/>
-        </w:rPr>
-        <w:t xml:space="preserve">; </w:t>
-      </w:r>
-      <w:hyperlink r:id="rId211">
-        <w:r>
-          <w:rPr>
-            <w:lang w:val="hi_IN" w:bidi="hi_IN"/>
-          </w:rPr>
-          <w:rPr>
-            <w:color w:val="0000EE"/>
-            <w:u w:val="single"/>
-          </w:rPr>
-          <w:t>निर्गमन 19:4–6</w:t>
-        </w:r>
-      </w:hyperlink>
-      <w:r>
-        <w:rPr>
-          <w:lang w:val="hi_IN" w:bidi="hi_IN"/>
-        </w:rPr>
-        <w:t xml:space="preserve">; </w:t>
-      </w:r>
-      <w:hyperlink r:id="rId207">
-        <w:r>
-          <w:rPr>
-            <w:lang w:val="hi_IN" w:bidi="hi_IN"/>
-          </w:rPr>
-          <w:rPr>
-            <w:color w:val="0000EE"/>
-            <w:u w:val="single"/>
-          </w:rPr>
-          <w:t>व्यवस्थाविवरण 7:6</w:t>
-        </w:r>
-      </w:hyperlink>
-      <w:r>
-        <w:rPr>
-          <w:lang w:val="hi_IN" w:bidi="hi_IN"/>
-        </w:rPr>
-        <w:t xml:space="preserve">; </w:t>
-      </w:r>
-      <w:hyperlink r:id="rId212">
-        <w:r>
-          <w:rPr>
-            <w:lang w:val="hi_IN" w:bidi="hi_IN"/>
-          </w:rPr>
-          <w:rPr>
-            <w:color w:val="0000EE"/>
-            <w:u w:val="single"/>
-          </w:rPr>
-          <w:t>2 इतिहास 5:13–14</w:t>
-        </w:r>
-      </w:hyperlink>
-      <w:r>
-        <w:rPr>
-          <w:lang w:val="hi_IN" w:bidi="hi_IN"/>
-        </w:rPr>
-        <w:t xml:space="preserve">; </w:t>
-      </w:r>
-      <w:hyperlink r:id="rId213">
-        <w:r>
-          <w:rPr>
-            <w:lang w:val="hi_IN" w:bidi="hi_IN"/>
-          </w:rPr>
-          <w:rPr>
-            <w:color w:val="0000EE"/>
-            <w:u w:val="single"/>
-          </w:rPr>
-          <w:t>यशायाह 11:1–16</w:t>
-        </w:r>
-      </w:hyperlink>
-      <w:r>
-        <w:rPr>
-          <w:lang w:val="hi_IN" w:bidi="hi_IN"/>
-        </w:rPr>
-        <w:t xml:space="preserve">; </w:t>
-      </w:r>
-      <w:hyperlink r:id="rId205">
-        <w:r>
-          <w:rPr>
-            <w:lang w:val="hi_IN" w:bidi="hi_IN"/>
-          </w:rPr>
-          <w:rPr>
-            <w:color w:val="0000EE"/>
-            <w:u w:val="single"/>
-          </w:rPr>
-          <w:t>यूहन्ना 1:14</w:t>
-        </w:r>
-      </w:hyperlink>
-      <w:r>
-        <w:rPr>
-          <w:lang w:val="hi_IN" w:bidi="hi_IN"/>
-        </w:rPr>
-        <w:t xml:space="preserve">; </w:t>
-      </w:r>
-      <w:hyperlink r:id="rId214">
-        <w:r>
-          <w:rPr>
-            <w:lang w:val="hi_IN" w:bidi="hi_IN"/>
-          </w:rPr>
-          <w:rPr>
-            <w:color w:val="0000EE"/>
-            <w:u w:val="single"/>
-          </w:rPr>
-          <w:t>1 कुरिन्थियों 3:9–17</w:t>
-        </w:r>
-      </w:hyperlink>
-      <w:r>
-        <w:rPr>
-          <w:lang w:val="hi_IN" w:bidi="hi_IN"/>
-        </w:rPr>
-        <w:t xml:space="preserve">; </w:t>
-      </w:r>
-      <w:hyperlink r:id="rId215">
-        <w:r>
-          <w:rPr>
-            <w:lang w:val="hi_IN" w:bidi="hi_IN"/>
-          </w:rPr>
-          <w:rPr>
-            <w:color w:val="0000EE"/>
-            <w:u w:val="single"/>
-          </w:rPr>
-          <w:t>6:19</w:t>
-        </w:r>
-      </w:hyperlink>
-      <w:r>
-        <w:rPr>
-          <w:lang w:val="hi_IN" w:bidi="hi_IN"/>
-        </w:rPr>
-        <w:t xml:space="preserve">; </w:t>
-      </w:r>
-      <w:hyperlink r:id="rId216">
-        <w:r>
-          <w:rPr>
-            <w:lang w:val="hi_IN" w:bidi="hi_IN"/>
-          </w:rPr>
-          <w:rPr>
-            <w:color w:val="0000EE"/>
-            <w:u w:val="single"/>
-          </w:rPr>
-          <w:t>2 कुरिन्थियों 6:16–18</w:t>
-        </w:r>
-      </w:hyperlink>
-      <w:r>
-        <w:rPr>
-          <w:lang w:val="hi_IN" w:bidi="hi_IN"/>
-        </w:rPr>
-        <w:t xml:space="preserve">; </w:t>
-      </w:r>
-      <w:hyperlink r:id="rId217">
-        <w:r>
-          <w:rPr>
-            <w:lang w:val="hi_IN" w:bidi="hi_IN"/>
-          </w:rPr>
-          <w:rPr>
-            <w:color w:val="0000EE"/>
-            <w:u w:val="single"/>
-          </w:rPr>
-          <w:t>इफिसियों 2:19–22</w:t>
-        </w:r>
-      </w:hyperlink>
-      <w:r>
-        <w:rPr>
-          <w:lang w:val="hi_IN" w:bidi="hi_IN"/>
-        </w:rPr>
-        <w:t xml:space="preserve">; </w:t>
-      </w:r>
-      <w:hyperlink r:id="rId218">
-        <w:r>
-          <w:rPr>
-            <w:lang w:val="hi_IN" w:bidi="hi_IN"/>
-          </w:rPr>
-          <w:rPr>
-            <w:color w:val="0000EE"/>
-            <w:u w:val="single"/>
-          </w:rPr>
-          <w:t>1 पतरस 2:4–10</w:t>
-        </w:r>
-      </w:hyperlink>
-      <w:r>
-        <w:rPr>
-          <w:lang w:val="hi_IN" w:bidi="hi_IN"/>
-        </w:rPr>
-        <w:t xml:space="preserve">; </w:t>
-      </w:r>
-      <w:hyperlink r:id="rId219">
-        <w:r>
-          <w:rPr>
-            <w:lang w:val="hi_IN" w:bidi="hi_IN"/>
-          </w:rPr>
-          <w:rPr>
-            <w:color w:val="0000EE"/>
-            <w:u w:val="single"/>
-          </w:rPr>
-          <w:t>प्रकाशितवाक्य 3:12</w:t>
-        </w:r>
-      </w:hyperlink>
-      <w:r>
-        <w:rPr>
-          <w:lang w:val="hi_IN" w:bidi="hi_IN"/>
-        </w:rPr>
-        <w:t xml:space="preserve">; </w:t>
-      </w:r>
-      <w:hyperlink r:id="rId220">
-        <w:r>
-          <w:rPr>
-            <w:lang w:val="hi_IN" w:bidi="hi_IN"/>
-          </w:rPr>
-          <w:rPr>
-            <w:color w:val="0000EE"/>
-            <w:u w:val="single"/>
-          </w:rPr>
-          <w:t>21:1–3</w:t>
-        </w:r>
-      </w:hyperlink>
+      <w:r>
+        <w:rPr>
+          <w:lang w:val="hi_IN" w:bidi="hi_IN"/>
+        </w:rPr>
+        <w:t>उत्पत्ति 12:3</w:t>
+      </w:r>
+      <w:r>
+        <w:rPr>
+          <w:lang w:val="hi_IN" w:bidi="hi_IN"/>
+        </w:rPr>
+        <w:t xml:space="preserve">; </w:t>
+      </w:r>
+      <w:r>
+        <w:rPr>
+          <w:lang w:val="hi_IN" w:bidi="hi_IN"/>
+        </w:rPr>
+        <w:t>निर्गमन 19:4–6</w:t>
+      </w:r>
+      <w:r>
+        <w:rPr>
+          <w:lang w:val="hi_IN" w:bidi="hi_IN"/>
+        </w:rPr>
+        <w:t xml:space="preserve">; </w:t>
+      </w:r>
+      <w:r>
+        <w:rPr>
+          <w:lang w:val="hi_IN" w:bidi="hi_IN"/>
+        </w:rPr>
+        <w:t>व्यवस्थाविवरण 7:6</w:t>
+      </w:r>
+      <w:r>
+        <w:rPr>
+          <w:lang w:val="hi_IN" w:bidi="hi_IN"/>
+        </w:rPr>
+        <w:t xml:space="preserve">; </w:t>
+      </w:r>
+      <w:r>
+        <w:rPr>
+          <w:lang w:val="hi_IN" w:bidi="hi_IN"/>
+        </w:rPr>
+        <w:t>2 इतिहास 5:13–14</w:t>
+      </w:r>
+      <w:r>
+        <w:rPr>
+          <w:lang w:val="hi_IN" w:bidi="hi_IN"/>
+        </w:rPr>
+        <w:t xml:space="preserve">; </w:t>
+      </w:r>
+      <w:r>
+        <w:rPr>
+          <w:lang w:val="hi_IN" w:bidi="hi_IN"/>
+        </w:rPr>
+        <w:t>यशायाह 11:1–16</w:t>
+      </w:r>
+      <w:r>
+        <w:rPr>
+          <w:lang w:val="hi_IN" w:bidi="hi_IN"/>
+        </w:rPr>
+        <w:t xml:space="preserve">; </w:t>
+      </w:r>
+      <w:r>
+        <w:rPr>
+          <w:lang w:val="hi_IN" w:bidi="hi_IN"/>
+        </w:rPr>
+        <w:t>यूहन्ना 1:14</w:t>
+      </w:r>
+      <w:r>
+        <w:rPr>
+          <w:lang w:val="hi_IN" w:bidi="hi_IN"/>
+        </w:rPr>
+        <w:t xml:space="preserve">; </w:t>
+      </w:r>
+      <w:r>
+        <w:rPr>
+          <w:lang w:val="hi_IN" w:bidi="hi_IN"/>
+        </w:rPr>
+        <w:t>1 कुरिन्थियों 3:9–17</w:t>
+      </w:r>
+      <w:r>
+        <w:rPr>
+          <w:lang w:val="hi_IN" w:bidi="hi_IN"/>
+        </w:rPr>
+        <w:t xml:space="preserve">; </w:t>
+      </w:r>
+      <w:r>
+        <w:rPr>
+          <w:lang w:val="hi_IN" w:bidi="hi_IN"/>
+        </w:rPr>
+        <w:t>6:19</w:t>
+      </w:r>
+      <w:r>
+        <w:rPr>
+          <w:lang w:val="hi_IN" w:bidi="hi_IN"/>
+        </w:rPr>
+        <w:t xml:space="preserve">; </w:t>
+      </w:r>
+      <w:r>
+        <w:rPr>
+          <w:lang w:val="hi_IN" w:bidi="hi_IN"/>
+        </w:rPr>
+        <w:t>2 कुरिन्थियों 6:16–18</w:t>
+      </w:r>
+      <w:r>
+        <w:rPr>
+          <w:lang w:val="hi_IN" w:bidi="hi_IN"/>
+        </w:rPr>
+        <w:t xml:space="preserve">; </w:t>
+      </w:r>
+      <w:r>
+        <w:rPr>
+          <w:lang w:val="hi_IN" w:bidi="hi_IN"/>
+        </w:rPr>
+        <w:t>इफिसियों 2:19–22</w:t>
+      </w:r>
+      <w:r>
+        <w:rPr>
+          <w:lang w:val="hi_IN" w:bidi="hi_IN"/>
+        </w:rPr>
+        <w:t xml:space="preserve">; </w:t>
+      </w:r>
+      <w:r>
+        <w:rPr>
+          <w:lang w:val="hi_IN" w:bidi="hi_IN"/>
+        </w:rPr>
+        <w:t>1 पतरस 2:4–10</w:t>
+      </w:r>
+      <w:r>
+        <w:rPr>
+          <w:lang w:val="hi_IN" w:bidi="hi_IN"/>
+        </w:rPr>
+        <w:t xml:space="preserve">; </w:t>
+      </w:r>
+      <w:r>
+        <w:rPr>
+          <w:lang w:val="hi_IN" w:bidi="hi_IN"/>
+        </w:rPr>
+        <w:t>प्रकाशितवाक्य 3:12</w:t>
+      </w:r>
+      <w:r>
+        <w:rPr>
+          <w:lang w:val="hi_IN" w:bidi="hi_IN"/>
+        </w:rPr>
+        <w:t xml:space="preserve">; </w:t>
+      </w:r>
+      <w:r>
+        <w:rPr>
+          <w:lang w:val="hi_IN" w:bidi="hi_IN"/>
+        </w:rPr>
+        <w:t>21:1–3</w:t>
+      </w:r>
       <w:r>
         <w:rPr>
           <w:lang w:val="hi_IN" w:bidi="hi_IN"/>
         </w:rPr>
         <w:t xml:space="preserve">, </w:t>
       </w:r>
-      <w:hyperlink r:id="rId221">
-        <w:r>
-          <w:rPr>
-            <w:lang w:val="hi_IN" w:bidi="hi_IN"/>
-          </w:rPr>
-          <w:rPr>
-            <w:color w:val="0000EE"/>
-            <w:u w:val="single"/>
-          </w:rPr>
-          <w:t>22</w:t>
-        </w:r>
-      </w:hyperlink>
+      <w:r>
+        <w:rPr>
+          <w:lang w:val="hi_IN" w:bidi="hi_IN"/>
+        </w:rPr>
+        <w:t>22</w:t>
+      </w:r>
       <w:r>
         <w:rPr>
           <w:lang w:val="hi_IN" w:bidi="hi_IN"/>
@@ -6224,108 +4700,72 @@
         </w:rPr>
         <w:t>परमेश्वर ने भविष्यद्वक्ता नहेम्याह को एक शक्तिशाली फारसी राजा के सम्मुख अनुग्रह प्रदान किया। राजा ने नहेम्याह के सभी अनुरोधों को स्वीकार किया (</w:t>
       </w:r>
-      <w:hyperlink r:id="rId222">
-        <w:r>
-          <w:rPr>
-            <w:lang w:val="hi_IN" w:bidi="hi_IN"/>
-          </w:rPr>
-          <w:rPr>
-            <w:color w:val="0000EE"/>
-            <w:u w:val="single"/>
-          </w:rPr>
-          <w:t>नहे 1:11</w:t>
-        </w:r>
-      </w:hyperlink>
-      <w:r>
-        <w:rPr>
-          <w:lang w:val="hi_IN" w:bidi="hi_IN"/>
-        </w:rPr>
-        <w:t xml:space="preserve">; </w:t>
-      </w:r>
-      <w:hyperlink r:id="rId223">
-        <w:r>
-          <w:rPr>
-            <w:lang w:val="hi_IN" w:bidi="hi_IN"/>
-          </w:rPr>
-          <w:rPr>
-            <w:color w:val="0000EE"/>
-            <w:u w:val="single"/>
-          </w:rPr>
-          <w:t>2:8</w:t>
-        </w:r>
-      </w:hyperlink>
+      <w:r>
+        <w:rPr>
+          <w:lang w:val="hi_IN" w:bidi="hi_IN"/>
+        </w:rPr>
+        <w:t>नहे 1:11</w:t>
+      </w:r>
+      <w:r>
+        <w:rPr>
+          <w:lang w:val="hi_IN" w:bidi="hi_IN"/>
+        </w:rPr>
+        <w:t xml:space="preserve">; </w:t>
+      </w:r>
+      <w:r>
+        <w:rPr>
+          <w:lang w:val="hi_IN" w:bidi="hi_IN"/>
+        </w:rPr>
+        <w:t>2:8</w:t>
+      </w:r>
       <w:r>
         <w:rPr>
           <w:lang w:val="hi_IN" w:bidi="hi_IN"/>
         </w:rPr>
         <w:t xml:space="preserve">, </w:t>
       </w:r>
-      <w:hyperlink r:id="rId224">
-        <w:r>
-          <w:rPr>
-            <w:lang w:val="hi_IN" w:bidi="hi_IN"/>
-          </w:rPr>
-          <w:rPr>
-            <w:color w:val="0000EE"/>
-            <w:u w:val="single"/>
-          </w:rPr>
-          <w:t>18</w:t>
-        </w:r>
-      </w:hyperlink>
+      <w:r>
+        <w:rPr>
+          <w:lang w:val="hi_IN" w:bidi="hi_IN"/>
+        </w:rPr>
+        <w:t>18</w:t>
+      </w:r>
       <w:r>
         <w:rPr>
           <w:lang w:val="hi_IN" w:bidi="hi_IN"/>
         </w:rPr>
         <w:t>)। नहेम्याह ने फिर आत्मविश्वास के साथ यरूशलेम की दीवारों के पुनर्निर्माण की अपनी साहसी योजना साझा की। यरूशलेम के लोगों ने विश्वास किया कि परमेश्वर उनकी सफलता में सहायता करेंगे और उन्हें दुश्मनों से बचाएंगे (</w:t>
       </w:r>
-      <w:hyperlink r:id="rId224">
-        <w:r>
-          <w:rPr>
-            <w:lang w:val="hi_IN" w:bidi="hi_IN"/>
-          </w:rPr>
-          <w:rPr>
-            <w:color w:val="0000EE"/>
-            <w:u w:val="single"/>
-          </w:rPr>
-          <w:t>2:18</w:t>
-        </w:r>
-      </w:hyperlink>
-      <w:r>
-        <w:rPr>
-          <w:lang w:val="hi_IN" w:bidi="hi_IN"/>
-        </w:rPr>
-        <w:t xml:space="preserve">; </w:t>
-      </w:r>
-      <w:hyperlink r:id="rId225">
-        <w:r>
-          <w:rPr>
-            <w:lang w:val="hi_IN" w:bidi="hi_IN"/>
-          </w:rPr>
-          <w:rPr>
-            <w:color w:val="0000EE"/>
-            <w:u w:val="single"/>
-          </w:rPr>
-          <w:t>4:4–5</w:t>
-        </w:r>
-      </w:hyperlink>
+      <w:r>
+        <w:rPr>
+          <w:lang w:val="hi_IN" w:bidi="hi_IN"/>
+        </w:rPr>
+        <w:t>2:18</w:t>
+      </w:r>
+      <w:r>
+        <w:rPr>
+          <w:lang w:val="hi_IN" w:bidi="hi_IN"/>
+        </w:rPr>
+        <w:t xml:space="preserve">; </w:t>
+      </w:r>
+      <w:r>
+        <w:rPr>
+          <w:lang w:val="hi_IN" w:bidi="hi_IN"/>
+        </w:rPr>
+        <w:t>4:4–5</w:t>
+      </w:r>
       <w:r>
         <w:rPr>
           <w:lang w:val="hi_IN" w:bidi="hi_IN"/>
         </w:rPr>
         <w:t xml:space="preserve">, </w:t>
       </w:r>
-      <w:hyperlink r:id="rId226">
-        <w:r>
-          <w:rPr>
-            <w:lang w:val="hi_IN" w:bidi="hi_IN"/>
-          </w:rPr>
-          <w:rPr>
-            <w:color w:val="0000EE"/>
-            <w:u w:val="single"/>
-          </w:rPr>
-          <w:t>9</w:t>
-        </w:r>
-      </w:hyperlink>
+      <w:r>
+        <w:rPr>
+          <w:lang w:val="hi_IN" w:bidi="hi_IN"/>
+        </w:rPr>
+        <w:t>9</w:t>
+      </w:r>
       <w:r>
         <w:rPr>
           <w:lang w:val="hi_IN" w:bidi="hi_IN"/>
@@ -6346,54 +4786,36 @@
         </w:rPr>
         <w:t>उन्होंने विरोध के बावजूद अपना कार्य जारी रखा। उन्हें पता था कि परमेश्वर अपने लोगों के लिए युद्ध करते हैं और दुष्ट योजनाओं को विफल करते हैं (</w:t>
       </w:r>
-      <w:hyperlink r:id="rId227">
-        <w:r>
-          <w:rPr>
-            <w:lang w:val="hi_IN" w:bidi="hi_IN"/>
-          </w:rPr>
-          <w:rPr>
-            <w:color w:val="0000EE"/>
-            <w:u w:val="single"/>
-          </w:rPr>
-          <w:t>4:14–15</w:t>
-        </w:r>
-      </w:hyperlink>
+      <w:r>
+        <w:rPr>
+          <w:lang w:val="hi_IN" w:bidi="hi_IN"/>
+        </w:rPr>
+        <w:t>4:14–15</w:t>
+      </w:r>
       <w:r>
         <w:rPr>
           <w:lang w:val="hi_IN" w:bidi="hi_IN"/>
         </w:rPr>
         <w:t xml:space="preserve">, </w:t>
       </w:r>
-      <w:hyperlink r:id="rId228">
-        <w:r>
-          <w:rPr>
-            <w:lang w:val="hi_IN" w:bidi="hi_IN"/>
-          </w:rPr>
-          <w:rPr>
-            <w:color w:val="0000EE"/>
-            <w:u w:val="single"/>
-          </w:rPr>
-          <w:t>20</w:t>
-        </w:r>
-      </w:hyperlink>
+      <w:r>
+        <w:rPr>
+          <w:lang w:val="hi_IN" w:bidi="hi_IN"/>
+        </w:rPr>
+        <w:t>20</w:t>
+      </w:r>
       <w:r>
         <w:rPr>
           <w:lang w:val="hi_IN" w:bidi="hi_IN"/>
         </w:rPr>
         <w:t>)। जब उन्होंने दीवारों को पूरा किया, तो नहेम्याह ने स्वीकार किया कि यह चुनौतीपूर्ण परियोजना केवल परमेश्वर की सहायता से ही सफल हो सकी (</w:t>
       </w:r>
-      <w:hyperlink r:id="rId229">
-        <w:r>
-          <w:rPr>
-            <w:lang w:val="hi_IN" w:bidi="hi_IN"/>
-          </w:rPr>
-          <w:rPr>
-            <w:color w:val="0000EE"/>
-            <w:u w:val="single"/>
-          </w:rPr>
-          <w:t>6:16</w:t>
-        </w:r>
-      </w:hyperlink>
+      <w:r>
+        <w:rPr>
+          <w:lang w:val="hi_IN" w:bidi="hi_IN"/>
+        </w:rPr>
+        <w:t>6:16</w:t>
+      </w:r>
       <w:r>
         <w:rPr>
           <w:lang w:val="hi_IN" w:bidi="hi_IN"/>
@@ -6414,72 +4836,48 @@
         </w:rPr>
         <w:t xml:space="preserve">नहेम्याह की पुस्तक यह दर्शाती है कि परमेश्वर सर्वशक्तिमान हैं और वह अपनी योजनाओं को व्यक्तिगत जीवन और जातियों में पूरा कर सकते हैं। </w:t>
       </w:r>
-      <w:hyperlink r:id="rId230">
-        <w:r>
-          <w:rPr>
-            <w:lang w:val="hi_IN" w:bidi="hi_IN"/>
-          </w:rPr>
-          <w:rPr>
-            <w:color w:val="0000EE"/>
-            <w:u w:val="single"/>
-          </w:rPr>
-          <w:t>नहेम्याह 9</w:t>
-        </w:r>
-      </w:hyperlink>
+      <w:r>
+        <w:rPr>
+          <w:lang w:val="hi_IN" w:bidi="hi_IN"/>
+        </w:rPr>
+        <w:t>नहेम्याह 9</w:t>
+      </w:r>
       <w:r>
         <w:rPr>
           <w:lang w:val="hi_IN" w:bidi="hi_IN"/>
         </w:rPr>
         <w:t xml:space="preserve"> में प्रार्थना परमेश्वर के शक्तिशाली कार्यों की प्रशंसा करती है। परमेश्वर ने आकाश और पृथ्वी की रचना की, अब्राम को ऊर से बुलाया, और इस्राएल को भूमि दी (</w:t>
       </w:r>
-      <w:hyperlink r:id="rId231">
-        <w:r>
-          <w:rPr>
-            <w:lang w:val="hi_IN" w:bidi="hi_IN"/>
-          </w:rPr>
-          <w:rPr>
-            <w:color w:val="0000EE"/>
-            <w:u w:val="single"/>
-          </w:rPr>
-          <w:t>9:6</w:t>
-        </w:r>
-      </w:hyperlink>
-      <w:r>
-        <w:rPr>
-          <w:lang w:val="hi_IN" w:bidi="hi_IN"/>
-        </w:rPr>
-        <w:t xml:space="preserve">; </w:t>
-      </w:r>
-      <w:hyperlink r:id="rId232">
-        <w:r>
-          <w:rPr>
-            <w:lang w:val="hi_IN" w:bidi="hi_IN"/>
-          </w:rPr>
-          <w:rPr>
-            <w:color w:val="0000EE"/>
-            <w:u w:val="single"/>
-          </w:rPr>
-          <w:t>7–8</w:t>
-        </w:r>
-      </w:hyperlink>
+      <w:r>
+        <w:rPr>
+          <w:lang w:val="hi_IN" w:bidi="hi_IN"/>
+        </w:rPr>
+        <w:t>9:6</w:t>
+      </w:r>
+      <w:r>
+        <w:rPr>
+          <w:lang w:val="hi_IN" w:bidi="hi_IN"/>
+        </w:rPr>
+        <w:t xml:space="preserve">; </w:t>
+      </w:r>
+      <w:r>
+        <w:rPr>
+          <w:lang w:val="hi_IN" w:bidi="hi_IN"/>
+        </w:rPr>
+        <w:t>7–8</w:t>
+      </w:r>
       <w:r>
         <w:rPr>
           <w:lang w:val="hi_IN" w:bidi="hi_IN"/>
         </w:rPr>
         <w:t xml:space="preserve">, </w:t>
       </w:r>
-      <w:hyperlink r:id="rId233">
-        <w:r>
-          <w:rPr>
-            <w:lang w:val="hi_IN" w:bidi="hi_IN"/>
-          </w:rPr>
-          <w:rPr>
-            <w:color w:val="0000EE"/>
-            <w:u w:val="single"/>
-          </w:rPr>
-          <w:t>22–25</w:t>
-        </w:r>
-      </w:hyperlink>
+      <w:r>
+        <w:rPr>
+          <w:lang w:val="hi_IN" w:bidi="hi_IN"/>
+        </w:rPr>
+        <w:t>22–25</w:t>
+      </w:r>
       <w:r>
         <w:rPr>
           <w:lang w:val="hi_IN" w:bidi="hi_IN"/>
@@ -6500,18 +4898,12 @@
         </w:rPr>
         <w:t>परमेश्वर ने अपने लोगों और सृष्टि पर अपनी शक्ति का प्रदर्शन किया ताकि वे अपने लोगों की देखभाल तीन मुख्य तरीकों से दिखा सकें (</w:t>
       </w:r>
-      <w:hyperlink r:id="rId234">
-        <w:r>
-          <w:rPr>
-            <w:lang w:val="hi_IN" w:bidi="hi_IN"/>
-          </w:rPr>
-          <w:rPr>
-            <w:color w:val="0000EE"/>
-            <w:u w:val="single"/>
-          </w:rPr>
-          <w:t>9:9–15</w:t>
-        </w:r>
-      </w:hyperlink>
+      <w:r>
+        <w:rPr>
+          <w:lang w:val="hi_IN" w:bidi="hi_IN"/>
+        </w:rPr>
+        <w:t>9:9–15</w:t>
+      </w:r>
       <w:r>
         <w:rPr>
           <w:lang w:val="hi_IN" w:bidi="hi_IN"/>
@@ -6590,36 +4982,24 @@
         </w:rPr>
         <w:t>प्रभु ने कई पीढ़ियों के पापों के कारण इस्राएलियों को बँधुआई में भेजा (</w:t>
       </w:r>
-      <w:hyperlink r:id="rId235">
-        <w:r>
-          <w:rPr>
-            <w:lang w:val="hi_IN" w:bidi="hi_IN"/>
-          </w:rPr>
-          <w:rPr>
-            <w:color w:val="0000EE"/>
-            <w:u w:val="single"/>
-          </w:rPr>
-          <w:t>नहे 9:32–37</w:t>
-        </w:r>
-      </w:hyperlink>
+      <w:r>
+        <w:rPr>
+          <w:lang w:val="hi_IN" w:bidi="hi_IN"/>
+        </w:rPr>
+        <w:t>नहे 9:32–37</w:t>
+      </w:r>
       <w:r>
         <w:rPr>
           <w:lang w:val="hi_IN" w:bidi="hi_IN"/>
         </w:rPr>
         <w:t>)। अब, वह उन्हें पुनः स्थापित करने के अपने वादे को पूरा कर रहे थे (</w:t>
       </w:r>
-      <w:hyperlink r:id="rId236">
-        <w:r>
-          <w:rPr>
-            <w:lang w:val="hi_IN" w:bidi="hi_IN"/>
-          </w:rPr>
-          <w:rPr>
-            <w:color w:val="0000EE"/>
-            <w:u w:val="single"/>
-          </w:rPr>
-          <w:t>1:8–9</w:t>
-        </w:r>
-      </w:hyperlink>
+      <w:r>
+        <w:rPr>
+          <w:lang w:val="hi_IN" w:bidi="hi_IN"/>
+        </w:rPr>
+        <w:t>1:8–9</w:t>
+      </w:r>
       <w:r>
         <w:rPr>
           <w:lang w:val="hi_IN" w:bidi="hi_IN"/>
@@ -6640,108 +5020,72 @@
         </w:rPr>
         <w:t>परमेश्वर में यही विश्वास अब्राम को ऊर छोड़ने और एक पराए देश में जाने के लिए प्रेरित करता है (</w:t>
       </w:r>
-      <w:hyperlink r:id="rId237">
-        <w:r>
-          <w:rPr>
-            <w:lang w:val="hi_IN" w:bidi="hi_IN"/>
-          </w:rPr>
-          <w:rPr>
-            <w:color w:val="0000EE"/>
-            <w:u w:val="single"/>
-          </w:rPr>
-          <w:t>उत 12:1–3</w:t>
-        </w:r>
-      </w:hyperlink>
-      <w:r>
-        <w:rPr>
-          <w:lang w:val="hi_IN" w:bidi="hi_IN"/>
-        </w:rPr>
-        <w:t xml:space="preserve">; </w:t>
-      </w:r>
-      <w:hyperlink r:id="rId238">
-        <w:r>
-          <w:rPr>
-            <w:lang w:val="hi_IN" w:bidi="hi_IN"/>
-          </w:rPr>
-          <w:rPr>
-            <w:color w:val="0000EE"/>
-            <w:u w:val="single"/>
-          </w:rPr>
-          <w:t>इब्रा 11:8–10</w:t>
-        </w:r>
-      </w:hyperlink>
+      <w:r>
+        <w:rPr>
+          <w:lang w:val="hi_IN" w:bidi="hi_IN"/>
+        </w:rPr>
+        <w:t>उत 12:1–3</w:t>
+      </w:r>
+      <w:r>
+        <w:rPr>
+          <w:lang w:val="hi_IN" w:bidi="hi_IN"/>
+        </w:rPr>
+        <w:t xml:space="preserve">; </w:t>
+      </w:r>
+      <w:r>
+        <w:rPr>
+          <w:lang w:val="hi_IN" w:bidi="hi_IN"/>
+        </w:rPr>
+        <w:t>इब्रा 11:8–10</w:t>
+      </w:r>
       <w:r>
         <w:rPr>
           <w:lang w:val="hi_IN" w:bidi="hi_IN"/>
         </w:rPr>
         <w:t>)। इसी ने राहाब को परमेश्वर पर भरोसा करने के लिए प्रेरित किया (</w:t>
       </w:r>
-      <w:hyperlink r:id="rId239">
-        <w:r>
-          <w:rPr>
-            <w:lang w:val="hi_IN" w:bidi="hi_IN"/>
-          </w:rPr>
-          <w:rPr>
-            <w:color w:val="0000EE"/>
-            <w:u w:val="single"/>
-          </w:rPr>
-          <w:t>यहो 2:9–14</w:t>
-        </w:r>
-      </w:hyperlink>
-      <w:r>
-        <w:rPr>
-          <w:lang w:val="hi_IN" w:bidi="hi_IN"/>
-        </w:rPr>
-        <w:t xml:space="preserve">; </w:t>
-      </w:r>
-      <w:hyperlink r:id="rId240">
-        <w:r>
-          <w:rPr>
-            <w:lang w:val="hi_IN" w:bidi="hi_IN"/>
-          </w:rPr>
-          <w:rPr>
-            <w:color w:val="0000EE"/>
-            <w:u w:val="single"/>
-          </w:rPr>
-          <w:t>इब्रा 11:31</w:t>
-        </w:r>
-      </w:hyperlink>
+      <w:r>
+        <w:rPr>
+          <w:lang w:val="hi_IN" w:bidi="hi_IN"/>
+        </w:rPr>
+        <w:t>यहो 2:9–14</w:t>
+      </w:r>
+      <w:r>
+        <w:rPr>
+          <w:lang w:val="hi_IN" w:bidi="hi_IN"/>
+        </w:rPr>
+        <w:t xml:space="preserve">; </w:t>
+      </w:r>
+      <w:r>
+        <w:rPr>
+          <w:lang w:val="hi_IN" w:bidi="hi_IN"/>
+        </w:rPr>
+        <w:t>इब्रा 11:31</w:t>
+      </w:r>
       <w:r>
         <w:rPr>
           <w:lang w:val="hi_IN" w:bidi="hi_IN"/>
         </w:rPr>
         <w:t>)। इसी ने राजा हिजकिय्याह को अश्शूर के राजा सन्हेरीब का विरोध करने के लिए प्रेरित किया (</w:t>
       </w:r>
-      <w:hyperlink r:id="rId241">
-        <w:r>
-          <w:rPr>
-            <w:lang w:val="hi_IN" w:bidi="hi_IN"/>
-          </w:rPr>
-          <w:rPr>
-            <w:color w:val="0000EE"/>
-            <w:u w:val="single"/>
-          </w:rPr>
-          <w:t>2 रा 18:1–19:37</w:t>
-        </w:r>
-      </w:hyperlink>
+      <w:r>
+        <w:rPr>
+          <w:lang w:val="hi_IN" w:bidi="hi_IN"/>
+        </w:rPr>
+        <w:t>2 रा 18:1–19:37</w:t>
+      </w:r>
       <w:r>
         <w:rPr>
           <w:lang w:val="hi_IN" w:bidi="hi_IN"/>
         </w:rPr>
         <w:t>)। आत्मविश्वास तब आता है जब लोग विश्वास करते हैं कि परमेश्वर अपने वादों को पूरा करेंगे और उनके जीवन में शुरू किए गए कार्य को पूरा करेंगे (</w:t>
       </w:r>
-      <w:hyperlink r:id="rId242">
-        <w:r>
-          <w:rPr>
-            <w:lang w:val="hi_IN" w:bidi="hi_IN"/>
-          </w:rPr>
-          <w:rPr>
-            <w:color w:val="0000EE"/>
-            <w:u w:val="single"/>
-          </w:rPr>
-          <w:t>फिलि 1:6</w:t>
-        </w:r>
-      </w:hyperlink>
+      <w:r>
+        <w:rPr>
+          <w:lang w:val="hi_IN" w:bidi="hi_IN"/>
+        </w:rPr>
+        <w:t>फिलि 1:6</w:t>
+      </w:r>
       <w:r>
         <w:rPr>
           <w:lang w:val="hi_IN" w:bidi="hi_IN"/>
@@ -6771,540 +5115,360 @@
           <w:lang w:val="hi_IN" w:bidi="hi_IN"/>
         </w:rPr>
       </w:r>
-      <w:hyperlink r:id="rId243">
-        <w:r>
-          <w:rPr>
-            <w:lang w:val="hi_IN" w:bidi="hi_IN"/>
-          </w:rPr>
-          <w:rPr>
-            <w:color w:val="0000EE"/>
-            <w:u w:val="single"/>
-          </w:rPr>
-          <w:t>उत्पत्ति 12:1–4</w:t>
-        </w:r>
-      </w:hyperlink>
-      <w:r>
-        <w:rPr>
-          <w:lang w:val="hi_IN" w:bidi="hi_IN"/>
-        </w:rPr>
-        <w:t xml:space="preserve">; </w:t>
-      </w:r>
-      <w:hyperlink r:id="rId244">
-        <w:r>
-          <w:rPr>
-            <w:lang w:val="hi_IN" w:bidi="hi_IN"/>
-          </w:rPr>
-          <w:rPr>
-            <w:color w:val="0000EE"/>
-            <w:u w:val="single"/>
-          </w:rPr>
-          <w:t>यहोशू 1:10–18</w:t>
-        </w:r>
-      </w:hyperlink>
-      <w:r>
-        <w:rPr>
-          <w:lang w:val="hi_IN" w:bidi="hi_IN"/>
-        </w:rPr>
-        <w:t xml:space="preserve">; </w:t>
-      </w:r>
-      <w:hyperlink r:id="rId239">
-        <w:r>
-          <w:rPr>
-            <w:lang w:val="hi_IN" w:bidi="hi_IN"/>
-          </w:rPr>
-          <w:rPr>
-            <w:color w:val="0000EE"/>
-            <w:u w:val="single"/>
-          </w:rPr>
-          <w:t>2:9–14</w:t>
-        </w:r>
-      </w:hyperlink>
-      <w:r>
-        <w:rPr>
-          <w:lang w:val="hi_IN" w:bidi="hi_IN"/>
-        </w:rPr>
-        <w:t xml:space="preserve">; </w:t>
-      </w:r>
-      <w:hyperlink r:id="rId241">
-        <w:r>
-          <w:rPr>
-            <w:lang w:val="hi_IN" w:bidi="hi_IN"/>
-          </w:rPr>
-          <w:rPr>
-            <w:color w:val="0000EE"/>
-            <w:u w:val="single"/>
-          </w:rPr>
-          <w:t>2 राजा 18:1–19:37</w:t>
-        </w:r>
-      </w:hyperlink>
-      <w:r>
-        <w:rPr>
-          <w:lang w:val="hi_IN" w:bidi="hi_IN"/>
-        </w:rPr>
-        <w:t xml:space="preserve">; </w:t>
-      </w:r>
-      <w:hyperlink r:id="rId236">
-        <w:r>
-          <w:rPr>
-            <w:lang w:val="hi_IN" w:bidi="hi_IN"/>
-          </w:rPr>
-          <w:rPr>
-            <w:color w:val="0000EE"/>
-            <w:u w:val="single"/>
-          </w:rPr>
-          <w:t>नहेमायाह 1:8–9</w:t>
-        </w:r>
-      </w:hyperlink>
+      <w:r>
+        <w:rPr>
+          <w:lang w:val="hi_IN" w:bidi="hi_IN"/>
+        </w:rPr>
+        <w:t>उत्पत्ति 12:1–4</w:t>
+      </w:r>
+      <w:r>
+        <w:rPr>
+          <w:lang w:val="hi_IN" w:bidi="hi_IN"/>
+        </w:rPr>
+        <w:t xml:space="preserve">; </w:t>
+      </w:r>
+      <w:r>
+        <w:rPr>
+          <w:lang w:val="hi_IN" w:bidi="hi_IN"/>
+        </w:rPr>
+        <w:t>यहोशू 1:10–18</w:t>
+      </w:r>
+      <w:r>
+        <w:rPr>
+          <w:lang w:val="hi_IN" w:bidi="hi_IN"/>
+        </w:rPr>
+        <w:t xml:space="preserve">; </w:t>
+      </w:r>
+      <w:r>
+        <w:rPr>
+          <w:lang w:val="hi_IN" w:bidi="hi_IN"/>
+        </w:rPr>
+        <w:t>2:9–14</w:t>
+      </w:r>
+      <w:r>
+        <w:rPr>
+          <w:lang w:val="hi_IN" w:bidi="hi_IN"/>
+        </w:rPr>
+        <w:t xml:space="preserve">; </w:t>
+      </w:r>
+      <w:r>
+        <w:rPr>
+          <w:lang w:val="hi_IN" w:bidi="hi_IN"/>
+        </w:rPr>
+        <w:t>2 राजा 18:1–19:37</w:t>
+      </w:r>
+      <w:r>
+        <w:rPr>
+          <w:lang w:val="hi_IN" w:bidi="hi_IN"/>
+        </w:rPr>
+        <w:t xml:space="preserve">; </w:t>
+      </w:r>
+      <w:r>
+        <w:rPr>
+          <w:lang w:val="hi_IN" w:bidi="hi_IN"/>
+        </w:rPr>
+        <w:t>नहेमायाह 1:8–9</w:t>
+      </w:r>
       <w:r>
         <w:rPr>
           <w:lang w:val="hi_IN" w:bidi="hi_IN"/>
         </w:rPr>
         <w:t xml:space="preserve">, </w:t>
       </w:r>
-      <w:hyperlink r:id="rId222">
-        <w:r>
-          <w:rPr>
-            <w:lang w:val="hi_IN" w:bidi="hi_IN"/>
-          </w:rPr>
-          <w:rPr>
-            <w:color w:val="0000EE"/>
-            <w:u w:val="single"/>
-          </w:rPr>
-          <w:t>11</w:t>
-        </w:r>
-      </w:hyperlink>
-      <w:r>
-        <w:rPr>
-          <w:lang w:val="hi_IN" w:bidi="hi_IN"/>
-        </w:rPr>
-        <w:t xml:space="preserve">; </w:t>
-      </w:r>
-      <w:hyperlink r:id="rId223">
-        <w:r>
-          <w:rPr>
-            <w:lang w:val="hi_IN" w:bidi="hi_IN"/>
-          </w:rPr>
-          <w:rPr>
-            <w:color w:val="0000EE"/>
-            <w:u w:val="single"/>
-          </w:rPr>
-          <w:t>2:8</w:t>
-        </w:r>
-      </w:hyperlink>
+      <w:r>
+        <w:rPr>
+          <w:lang w:val="hi_IN" w:bidi="hi_IN"/>
+        </w:rPr>
+        <w:t>11</w:t>
+      </w:r>
+      <w:r>
+        <w:rPr>
+          <w:lang w:val="hi_IN" w:bidi="hi_IN"/>
+        </w:rPr>
+        <w:t xml:space="preserve">; </w:t>
+      </w:r>
+      <w:r>
+        <w:rPr>
+          <w:lang w:val="hi_IN" w:bidi="hi_IN"/>
+        </w:rPr>
+        <w:t>2:8</w:t>
+      </w:r>
       <w:r>
         <w:rPr>
           <w:lang w:val="hi_IN" w:bidi="hi_IN"/>
         </w:rPr>
         <w:t xml:space="preserve">, </w:t>
       </w:r>
-      <w:hyperlink r:id="rId224">
-        <w:r>
-          <w:rPr>
-            <w:lang w:val="hi_IN" w:bidi="hi_IN"/>
-          </w:rPr>
-          <w:rPr>
-            <w:color w:val="0000EE"/>
-            <w:u w:val="single"/>
-          </w:rPr>
-          <w:t>18</w:t>
-        </w:r>
-      </w:hyperlink>
+      <w:r>
+        <w:rPr>
+          <w:lang w:val="hi_IN" w:bidi="hi_IN"/>
+        </w:rPr>
+        <w:t>18</w:t>
+      </w:r>
       <w:r>
         <w:rPr>
           <w:lang w:val="hi_IN" w:bidi="hi_IN"/>
         </w:rPr>
         <w:t xml:space="preserve">, </w:t>
       </w:r>
-      <w:hyperlink r:id="rId245">
-        <w:r>
-          <w:rPr>
-            <w:lang w:val="hi_IN" w:bidi="hi_IN"/>
-          </w:rPr>
-          <w:rPr>
-            <w:color w:val="0000EE"/>
-            <w:u w:val="single"/>
-          </w:rPr>
-          <w:t>20</w:t>
-        </w:r>
-      </w:hyperlink>
-      <w:r>
-        <w:rPr>
-          <w:lang w:val="hi_IN" w:bidi="hi_IN"/>
-        </w:rPr>
-        <w:t xml:space="preserve">; </w:t>
-      </w:r>
-      <w:hyperlink r:id="rId225">
-        <w:r>
-          <w:rPr>
-            <w:lang w:val="hi_IN" w:bidi="hi_IN"/>
-          </w:rPr>
-          <w:rPr>
-            <w:color w:val="0000EE"/>
-            <w:u w:val="single"/>
-          </w:rPr>
-          <w:t>4:4–5</w:t>
-        </w:r>
-      </w:hyperlink>
+      <w:r>
+        <w:rPr>
+          <w:lang w:val="hi_IN" w:bidi="hi_IN"/>
+        </w:rPr>
+        <w:t>20</w:t>
+      </w:r>
+      <w:r>
+        <w:rPr>
+          <w:lang w:val="hi_IN" w:bidi="hi_IN"/>
+        </w:rPr>
+        <w:t xml:space="preserve">; </w:t>
+      </w:r>
+      <w:r>
+        <w:rPr>
+          <w:lang w:val="hi_IN" w:bidi="hi_IN"/>
+        </w:rPr>
+        <w:t>4:4–5</w:t>
+      </w:r>
       <w:r>
         <w:rPr>
           <w:lang w:val="hi_IN" w:bidi="hi_IN"/>
         </w:rPr>
         <w:t xml:space="preserve">, </w:t>
       </w:r>
-      <w:hyperlink r:id="rId226">
-        <w:r>
-          <w:rPr>
-            <w:lang w:val="hi_IN" w:bidi="hi_IN"/>
-          </w:rPr>
-          <w:rPr>
-            <w:color w:val="0000EE"/>
-            <w:u w:val="single"/>
-          </w:rPr>
-          <w:t>9</w:t>
-        </w:r>
-      </w:hyperlink>
+      <w:r>
+        <w:rPr>
+          <w:lang w:val="hi_IN" w:bidi="hi_IN"/>
+        </w:rPr>
+        <w:t>9</w:t>
+      </w:r>
       <w:r>
         <w:rPr>
           <w:lang w:val="hi_IN" w:bidi="hi_IN"/>
         </w:rPr>
         <w:t xml:space="preserve">, </w:t>
       </w:r>
-      <w:hyperlink r:id="rId227">
-        <w:r>
-          <w:rPr>
-            <w:lang w:val="hi_IN" w:bidi="hi_IN"/>
-          </w:rPr>
-          <w:rPr>
-            <w:color w:val="0000EE"/>
-            <w:u w:val="single"/>
-          </w:rPr>
-          <w:t>14–15</w:t>
-        </w:r>
-      </w:hyperlink>
+      <w:r>
+        <w:rPr>
+          <w:lang w:val="hi_IN" w:bidi="hi_IN"/>
+        </w:rPr>
+        <w:t>14–15</w:t>
+      </w:r>
       <w:r>
         <w:rPr>
           <w:lang w:val="hi_IN" w:bidi="hi_IN"/>
         </w:rPr>
         <w:t xml:space="preserve">, </w:t>
       </w:r>
-      <w:hyperlink r:id="rId228">
-        <w:r>
-          <w:rPr>
-            <w:lang w:val="hi_IN" w:bidi="hi_IN"/>
-          </w:rPr>
-          <w:rPr>
-            <w:color w:val="0000EE"/>
-            <w:u w:val="single"/>
-          </w:rPr>
-          <w:t>20</w:t>
-        </w:r>
-      </w:hyperlink>
-      <w:r>
-        <w:rPr>
-          <w:lang w:val="hi_IN" w:bidi="hi_IN"/>
-        </w:rPr>
-        <w:t xml:space="preserve">; </w:t>
-      </w:r>
-      <w:hyperlink r:id="rId229">
-        <w:r>
-          <w:rPr>
-            <w:lang w:val="hi_IN" w:bidi="hi_IN"/>
-          </w:rPr>
-          <w:rPr>
-            <w:color w:val="0000EE"/>
-            <w:u w:val="single"/>
-          </w:rPr>
-          <w:t>6:16</w:t>
-        </w:r>
-      </w:hyperlink>
-      <w:r>
-        <w:rPr>
-          <w:lang w:val="hi_IN" w:bidi="hi_IN"/>
-        </w:rPr>
-        <w:t xml:space="preserve">; </w:t>
-      </w:r>
-      <w:hyperlink r:id="rId246">
-        <w:r>
-          <w:rPr>
-            <w:lang w:val="hi_IN" w:bidi="hi_IN"/>
-          </w:rPr>
-          <w:rPr>
-            <w:color w:val="0000EE"/>
-            <w:u w:val="single"/>
-          </w:rPr>
-          <w:t>9:6–31</w:t>
-        </w:r>
-      </w:hyperlink>
-      <w:r>
-        <w:rPr>
-          <w:lang w:val="hi_IN" w:bidi="hi_IN"/>
-        </w:rPr>
-        <w:t xml:space="preserve">; </w:t>
-      </w:r>
-      <w:hyperlink r:id="rId247">
-        <w:r>
-          <w:rPr>
-            <w:lang w:val="hi_IN" w:bidi="hi_IN"/>
-          </w:rPr>
-          <w:rPr>
-            <w:color w:val="0000EE"/>
-            <w:u w:val="single"/>
-          </w:rPr>
-          <w:t>भजन संहिता 4:5</w:t>
-        </w:r>
-      </w:hyperlink>
-      <w:r>
-        <w:rPr>
-          <w:lang w:val="hi_IN" w:bidi="hi_IN"/>
-        </w:rPr>
-        <w:t xml:space="preserve">; </w:t>
-      </w:r>
-      <w:hyperlink r:id="rId248">
-        <w:r>
-          <w:rPr>
-            <w:lang w:val="hi_IN" w:bidi="hi_IN"/>
-          </w:rPr>
-          <w:rPr>
-            <w:color w:val="0000EE"/>
-            <w:u w:val="single"/>
-          </w:rPr>
-          <w:t>9:10</w:t>
-        </w:r>
-      </w:hyperlink>
-      <w:r>
-        <w:rPr>
-          <w:lang w:val="hi_IN" w:bidi="hi_IN"/>
-        </w:rPr>
-        <w:t xml:space="preserve">; </w:t>
-      </w:r>
-      <w:hyperlink r:id="rId249">
-        <w:r>
-          <w:rPr>
-            <w:lang w:val="hi_IN" w:bidi="hi_IN"/>
-          </w:rPr>
-          <w:rPr>
-            <w:color w:val="0000EE"/>
-            <w:u w:val="single"/>
-          </w:rPr>
-          <w:t>37:3</w:t>
-        </w:r>
-      </w:hyperlink>
-      <w:r>
-        <w:rPr>
-          <w:lang w:val="hi_IN" w:bidi="hi_IN"/>
-        </w:rPr>
-        <w:t xml:space="preserve">; </w:t>
-      </w:r>
-      <w:hyperlink r:id="rId250">
-        <w:r>
-          <w:rPr>
-            <w:lang w:val="hi_IN" w:bidi="hi_IN"/>
-          </w:rPr>
-          <w:rPr>
-            <w:color w:val="0000EE"/>
-            <w:u w:val="single"/>
-          </w:rPr>
-          <w:t>40:3</w:t>
-        </w:r>
-      </w:hyperlink>
-      <w:r>
-        <w:rPr>
-          <w:lang w:val="hi_IN" w:bidi="hi_IN"/>
-        </w:rPr>
-        <w:t xml:space="preserve">; </w:t>
-      </w:r>
-      <w:hyperlink r:id="rId251">
-        <w:r>
-          <w:rPr>
-            <w:lang w:val="hi_IN" w:bidi="hi_IN"/>
-          </w:rPr>
-          <w:rPr>
-            <w:color w:val="0000EE"/>
-            <w:u w:val="single"/>
-          </w:rPr>
-          <w:t>44:6–7</w:t>
-        </w:r>
-      </w:hyperlink>
-      <w:r>
-        <w:rPr>
-          <w:lang w:val="hi_IN" w:bidi="hi_IN"/>
-        </w:rPr>
-        <w:t xml:space="preserve">; </w:t>
-      </w:r>
-      <w:hyperlink r:id="rId252">
-        <w:r>
-          <w:rPr>
-            <w:lang w:val="hi_IN" w:bidi="hi_IN"/>
-          </w:rPr>
-          <w:rPr>
-            <w:color w:val="0000EE"/>
-            <w:u w:val="single"/>
-          </w:rPr>
-          <w:t>56:3–12</w:t>
-        </w:r>
-      </w:hyperlink>
-      <w:r>
-        <w:rPr>
-          <w:lang w:val="hi_IN" w:bidi="hi_IN"/>
-        </w:rPr>
-        <w:t xml:space="preserve">; </w:t>
-      </w:r>
-      <w:hyperlink r:id="rId253">
-        <w:r>
-          <w:rPr>
-            <w:lang w:val="hi_IN" w:bidi="hi_IN"/>
-          </w:rPr>
-          <w:rPr>
-            <w:color w:val="0000EE"/>
-            <w:u w:val="single"/>
-          </w:rPr>
-          <w:t>112:1–9</w:t>
-        </w:r>
-      </w:hyperlink>
-      <w:r>
-        <w:rPr>
-          <w:lang w:val="hi_IN" w:bidi="hi_IN"/>
-        </w:rPr>
-        <w:t xml:space="preserve">; </w:t>
-      </w:r>
-      <w:hyperlink r:id="rId254">
-        <w:r>
-          <w:rPr>
-            <w:lang w:val="hi_IN" w:bidi="hi_IN"/>
-          </w:rPr>
-          <w:rPr>
-            <w:color w:val="0000EE"/>
-            <w:u w:val="single"/>
-          </w:rPr>
-          <w:t>नीतिवचन 3:5–12</w:t>
-        </w:r>
-      </w:hyperlink>
-      <w:r>
-        <w:rPr>
-          <w:lang w:val="hi_IN" w:bidi="hi_IN"/>
-        </w:rPr>
-        <w:t xml:space="preserve">; </w:t>
-      </w:r>
-      <w:hyperlink r:id="rId255">
-        <w:r>
-          <w:rPr>
-            <w:lang w:val="hi_IN" w:bidi="hi_IN"/>
-          </w:rPr>
-          <w:rPr>
-            <w:color w:val="0000EE"/>
-            <w:u w:val="single"/>
-          </w:rPr>
-          <w:t>16:20</w:t>
-        </w:r>
-      </w:hyperlink>
-      <w:r>
-        <w:rPr>
-          <w:lang w:val="hi_IN" w:bidi="hi_IN"/>
-        </w:rPr>
-        <w:t xml:space="preserve">; </w:t>
-      </w:r>
-      <w:hyperlink r:id="rId256">
-        <w:r>
-          <w:rPr>
-            <w:lang w:val="hi_IN" w:bidi="hi_IN"/>
-          </w:rPr>
-          <w:rPr>
-            <w:color w:val="0000EE"/>
-            <w:u w:val="single"/>
-          </w:rPr>
-          <w:t>28:1</w:t>
-        </w:r>
-      </w:hyperlink>
+      <w:r>
+        <w:rPr>
+          <w:lang w:val="hi_IN" w:bidi="hi_IN"/>
+        </w:rPr>
+        <w:t>20</w:t>
+      </w:r>
+      <w:r>
+        <w:rPr>
+          <w:lang w:val="hi_IN" w:bidi="hi_IN"/>
+        </w:rPr>
+        <w:t xml:space="preserve">; </w:t>
+      </w:r>
+      <w:r>
+        <w:rPr>
+          <w:lang w:val="hi_IN" w:bidi="hi_IN"/>
+        </w:rPr>
+        <w:t>6:16</w:t>
+      </w:r>
+      <w:r>
+        <w:rPr>
+          <w:lang w:val="hi_IN" w:bidi="hi_IN"/>
+        </w:rPr>
+        <w:t xml:space="preserve">; </w:t>
+      </w:r>
+      <w:r>
+        <w:rPr>
+          <w:lang w:val="hi_IN" w:bidi="hi_IN"/>
+        </w:rPr>
+        <w:t>9:6–31</w:t>
+      </w:r>
+      <w:r>
+        <w:rPr>
+          <w:lang w:val="hi_IN" w:bidi="hi_IN"/>
+        </w:rPr>
+        <w:t xml:space="preserve">; </w:t>
+      </w:r>
+      <w:r>
+        <w:rPr>
+          <w:lang w:val="hi_IN" w:bidi="hi_IN"/>
+        </w:rPr>
+        <w:t>भजन संहिता 4:5</w:t>
+      </w:r>
+      <w:r>
+        <w:rPr>
+          <w:lang w:val="hi_IN" w:bidi="hi_IN"/>
+        </w:rPr>
+        <w:t xml:space="preserve">; </w:t>
+      </w:r>
+      <w:r>
+        <w:rPr>
+          <w:lang w:val="hi_IN" w:bidi="hi_IN"/>
+        </w:rPr>
+        <w:t>9:10</w:t>
+      </w:r>
+      <w:r>
+        <w:rPr>
+          <w:lang w:val="hi_IN" w:bidi="hi_IN"/>
+        </w:rPr>
+        <w:t xml:space="preserve">; </w:t>
+      </w:r>
+      <w:r>
+        <w:rPr>
+          <w:lang w:val="hi_IN" w:bidi="hi_IN"/>
+        </w:rPr>
+        <w:t>37:3</w:t>
+      </w:r>
+      <w:r>
+        <w:rPr>
+          <w:lang w:val="hi_IN" w:bidi="hi_IN"/>
+        </w:rPr>
+        <w:t xml:space="preserve">; </w:t>
+      </w:r>
+      <w:r>
+        <w:rPr>
+          <w:lang w:val="hi_IN" w:bidi="hi_IN"/>
+        </w:rPr>
+        <w:t>40:3</w:t>
+      </w:r>
+      <w:r>
+        <w:rPr>
+          <w:lang w:val="hi_IN" w:bidi="hi_IN"/>
+        </w:rPr>
+        <w:t xml:space="preserve">; </w:t>
+      </w:r>
+      <w:r>
+        <w:rPr>
+          <w:lang w:val="hi_IN" w:bidi="hi_IN"/>
+        </w:rPr>
+        <w:t>44:6–7</w:t>
+      </w:r>
+      <w:r>
+        <w:rPr>
+          <w:lang w:val="hi_IN" w:bidi="hi_IN"/>
+        </w:rPr>
+        <w:t xml:space="preserve">; </w:t>
+      </w:r>
+      <w:r>
+        <w:rPr>
+          <w:lang w:val="hi_IN" w:bidi="hi_IN"/>
+        </w:rPr>
+        <w:t>56:3–12</w:t>
+      </w:r>
+      <w:r>
+        <w:rPr>
+          <w:lang w:val="hi_IN" w:bidi="hi_IN"/>
+        </w:rPr>
+        <w:t xml:space="preserve">; </w:t>
+      </w:r>
+      <w:r>
+        <w:rPr>
+          <w:lang w:val="hi_IN" w:bidi="hi_IN"/>
+        </w:rPr>
+        <w:t>112:1–9</w:t>
+      </w:r>
+      <w:r>
+        <w:rPr>
+          <w:lang w:val="hi_IN" w:bidi="hi_IN"/>
+        </w:rPr>
+        <w:t xml:space="preserve">; </w:t>
+      </w:r>
+      <w:r>
+        <w:rPr>
+          <w:lang w:val="hi_IN" w:bidi="hi_IN"/>
+        </w:rPr>
+        <w:t>नीतिवचन 3:5–12</w:t>
+      </w:r>
+      <w:r>
+        <w:rPr>
+          <w:lang w:val="hi_IN" w:bidi="hi_IN"/>
+        </w:rPr>
+        <w:t xml:space="preserve">; </w:t>
+      </w:r>
+      <w:r>
+        <w:rPr>
+          <w:lang w:val="hi_IN" w:bidi="hi_IN"/>
+        </w:rPr>
+        <w:t>16:20</w:t>
+      </w:r>
+      <w:r>
+        <w:rPr>
+          <w:lang w:val="hi_IN" w:bidi="hi_IN"/>
+        </w:rPr>
+        <w:t xml:space="preserve">; </w:t>
+      </w:r>
+      <w:r>
+        <w:rPr>
+          <w:lang w:val="hi_IN" w:bidi="hi_IN"/>
+        </w:rPr>
+        <w:t>28:1</w:t>
+      </w:r>
       <w:r>
         <w:rPr>
           <w:lang w:val="hi_IN" w:bidi="hi_IN"/>
         </w:rPr>
         <w:t xml:space="preserve">, </w:t>
       </w:r>
-      <w:hyperlink r:id="rId257">
-        <w:r>
-          <w:rPr>
-            <w:lang w:val="hi_IN" w:bidi="hi_IN"/>
-          </w:rPr>
-          <w:rPr>
-            <w:color w:val="0000EE"/>
-            <w:u w:val="single"/>
-          </w:rPr>
-          <w:t>25</w:t>
-        </w:r>
-      </w:hyperlink>
-      <w:r>
-        <w:rPr>
-          <w:lang w:val="hi_IN" w:bidi="hi_IN"/>
-        </w:rPr>
-        <w:t xml:space="preserve">; </w:t>
-      </w:r>
-      <w:hyperlink r:id="rId48">
-        <w:r>
-          <w:rPr>
-            <w:lang w:val="hi_IN" w:bidi="hi_IN"/>
-          </w:rPr>
-          <w:rPr>
-            <w:color w:val="0000EE"/>
-            <w:u w:val="single"/>
-          </w:rPr>
-          <w:t>यशायाह 26:3</w:t>
-        </w:r>
-      </w:hyperlink>
-      <w:r>
-        <w:rPr>
-          <w:lang w:val="hi_IN" w:bidi="hi_IN"/>
-        </w:rPr>
-        <w:t xml:space="preserve">; </w:t>
-      </w:r>
-      <w:hyperlink r:id="rId238">
-        <w:r>
-          <w:rPr>
-            <w:lang w:val="hi_IN" w:bidi="hi_IN"/>
-          </w:rPr>
-          <w:rPr>
-            <w:color w:val="0000EE"/>
-            <w:u w:val="single"/>
-          </w:rPr>
-          <w:t>इब्रानियों 11:8–10</w:t>
-        </w:r>
-      </w:hyperlink>
+      <w:r>
+        <w:rPr>
+          <w:lang w:val="hi_IN" w:bidi="hi_IN"/>
+        </w:rPr>
+        <w:t>25</w:t>
+      </w:r>
+      <w:r>
+        <w:rPr>
+          <w:lang w:val="hi_IN" w:bidi="hi_IN"/>
+        </w:rPr>
+        <w:t xml:space="preserve">; </w:t>
+      </w:r>
+      <w:r>
+        <w:rPr>
+          <w:lang w:val="hi_IN" w:bidi="hi_IN"/>
+        </w:rPr>
+        <w:t>यशायाह 26:3</w:t>
+      </w:r>
+      <w:r>
+        <w:rPr>
+          <w:lang w:val="hi_IN" w:bidi="hi_IN"/>
+        </w:rPr>
+        <w:t xml:space="preserve">; </w:t>
+      </w:r>
+      <w:r>
+        <w:rPr>
+          <w:lang w:val="hi_IN" w:bidi="hi_IN"/>
+        </w:rPr>
+        <w:t>इब्रानियों 11:8–10</w:t>
+      </w:r>
       <w:r>
         <w:rPr>
           <w:lang w:val="hi_IN" w:bidi="hi_IN"/>
         </w:rPr>
         <w:t xml:space="preserve">, </w:t>
       </w:r>
-      <w:hyperlink r:id="rId240">
-        <w:r>
-          <w:rPr>
-            <w:lang w:val="hi_IN" w:bidi="hi_IN"/>
-          </w:rPr>
-          <w:rPr>
-            <w:color w:val="0000EE"/>
-            <w:u w:val="single"/>
-          </w:rPr>
-          <w:t>31</w:t>
-        </w:r>
-      </w:hyperlink>
-      <w:r>
-        <w:rPr>
-          <w:lang w:val="hi_IN" w:bidi="hi_IN"/>
-        </w:rPr>
-        <w:t xml:space="preserve">; </w:t>
-      </w:r>
-      <w:hyperlink r:id="rId258">
-        <w:r>
-          <w:rPr>
-            <w:lang w:val="hi_IN" w:bidi="hi_IN"/>
-          </w:rPr>
-          <w:rPr>
-            <w:color w:val="0000EE"/>
-            <w:u w:val="single"/>
-          </w:rPr>
-          <w:t>1 यूहन्ना 4:17</w:t>
-        </w:r>
-      </w:hyperlink>
+      <w:r>
+        <w:rPr>
+          <w:lang w:val="hi_IN" w:bidi="hi_IN"/>
+        </w:rPr>
+        <w:t>31</w:t>
+      </w:r>
+      <w:r>
+        <w:rPr>
+          <w:lang w:val="hi_IN" w:bidi="hi_IN"/>
+        </w:rPr>
+        <w:t xml:space="preserve">; </w:t>
+      </w:r>
+      <w:r>
+        <w:rPr>
+          <w:lang w:val="hi_IN" w:bidi="hi_IN"/>
+        </w:rPr>
+        <w:t>1 यूहन्ना 4:17</w:t>
+      </w:r>
       <w:r>
         <w:rPr>
           <w:lang w:val="hi_IN" w:bidi="hi_IN"/>
@@ -7409,18 +5573,12 @@
         </w:rPr>
         <w:t xml:space="preserve">बाइबल के लेखकों का मानना था कि वे वास्तविक घटनाओं का वर्णन कर रहे थे। वे उम्मीद करते थे कि पाठक उन्हें उसी प्रकार समझेंगे। </w:t>
       </w:r>
-      <w:hyperlink r:id="rId259">
-        <w:r>
-          <w:rPr>
-            <w:lang w:val="hi_IN" w:bidi="hi_IN"/>
-          </w:rPr>
-          <w:rPr>
-            <w:color w:val="0000EE"/>
-            <w:u w:val="single"/>
-          </w:rPr>
-          <w:t>निर्गमन 18:8–12</w:t>
-        </w:r>
-      </w:hyperlink>
+      <w:r>
+        <w:rPr>
+          <w:lang w:val="hi_IN" w:bidi="hi_IN"/>
+        </w:rPr>
+        <w:t>निर्गमन 18:8–12</w:t>
+      </w:r>
       <w:r>
         <w:rPr>
           <w:lang w:val="hi_IN" w:bidi="hi_IN"/>
@@ -7464,72 +5622,48 @@
           <w:lang w:val="hi_IN" w:bidi="hi_IN"/>
         </w:rPr>
       </w:r>
-      <w:hyperlink r:id="rId260">
-        <w:r>
-          <w:rPr>
-            <w:lang w:val="hi_IN" w:bidi="hi_IN"/>
-          </w:rPr>
-          <w:rPr>
-            <w:color w:val="0000EE"/>
-            <w:u w:val="single"/>
-          </w:rPr>
-          <w:t>निर्गमन 14:15–15:21</w:t>
-        </w:r>
-      </w:hyperlink>
-      <w:r>
-        <w:rPr>
-          <w:lang w:val="hi_IN" w:bidi="hi_IN"/>
-        </w:rPr>
-        <w:t xml:space="preserve">; </w:t>
-      </w:r>
-      <w:hyperlink r:id="rId259">
-        <w:r>
-          <w:rPr>
-            <w:lang w:val="hi_IN" w:bidi="hi_IN"/>
-          </w:rPr>
-          <w:rPr>
-            <w:color w:val="0000EE"/>
-            <w:u w:val="single"/>
-          </w:rPr>
-          <w:t>18:8–12</w:t>
-        </w:r>
-      </w:hyperlink>
-      <w:r>
-        <w:rPr>
-          <w:lang w:val="hi_IN" w:bidi="hi_IN"/>
-        </w:rPr>
-        <w:t xml:space="preserve">; </w:t>
-      </w:r>
-      <w:hyperlink r:id="rId261">
-        <w:r>
-          <w:rPr>
-            <w:lang w:val="hi_IN" w:bidi="hi_IN"/>
-          </w:rPr>
-          <w:rPr>
-            <w:color w:val="0000EE"/>
-            <w:u w:val="single"/>
-          </w:rPr>
-          <w:t>न्यायियों 11:12–27</w:t>
-        </w:r>
-      </w:hyperlink>
-      <w:r>
-        <w:rPr>
-          <w:lang w:val="hi_IN" w:bidi="hi_IN"/>
-        </w:rPr>
-        <w:t xml:space="preserve">; </w:t>
-      </w:r>
-      <w:hyperlink r:id="rId262">
-        <w:r>
-          <w:rPr>
-            <w:lang w:val="hi_IN" w:bidi="hi_IN"/>
-          </w:rPr>
-          <w:rPr>
-            <w:color w:val="0000EE"/>
-            <w:u w:val="single"/>
-          </w:rPr>
-          <w:t>प्रेरितों के काम 7:1–56</w:t>
-        </w:r>
-      </w:hyperlink>
+      <w:r>
+        <w:rPr>
+          <w:lang w:val="hi_IN" w:bidi="hi_IN"/>
+        </w:rPr>
+        <w:t>निर्गमन 14:15–15:21</w:t>
+      </w:r>
+      <w:r>
+        <w:rPr>
+          <w:lang w:val="hi_IN" w:bidi="hi_IN"/>
+        </w:rPr>
+        <w:t xml:space="preserve">; </w:t>
+      </w:r>
+      <w:r>
+        <w:rPr>
+          <w:lang w:val="hi_IN" w:bidi="hi_IN"/>
+        </w:rPr>
+        <w:t>18:8–12</w:t>
+      </w:r>
+      <w:r>
+        <w:rPr>
+          <w:lang w:val="hi_IN" w:bidi="hi_IN"/>
+        </w:rPr>
+        <w:t xml:space="preserve">; </w:t>
+      </w:r>
+      <w:r>
+        <w:rPr>
+          <w:lang w:val="hi_IN" w:bidi="hi_IN"/>
+        </w:rPr>
+        <w:t>न्यायियों 11:12–27</w:t>
+      </w:r>
+      <w:r>
+        <w:rPr>
+          <w:lang w:val="hi_IN" w:bidi="hi_IN"/>
+        </w:rPr>
+        <w:t xml:space="preserve">; </w:t>
+      </w:r>
+      <w:r>
+        <w:rPr>
+          <w:lang w:val="hi_IN" w:bidi="hi_IN"/>
+        </w:rPr>
+        <w:t>प्रेरितों के काम 7:1–56</w:t>
+      </w:r>
       <w:r>
         <w:rPr>
           <w:lang w:val="hi_IN" w:bidi="hi_IN"/>
@@ -7578,18 +5712,12 @@
         </w:rPr>
         <w:t>एक वाचा, दो समूहों या व्यक्तियों के बीच एक विशेष समझौता या वादा होती है। बाइबल में, वाचाएँ अक्सर परमेश्वर और मनुष्यों के बीच की जाती हैं। ये समझौते आमतौर पर वादे, दायित्व और कभी-कभी वाचा को याद रखने के लिए चिन्ह या प्रतीक शामिल करते हैं। पवित्रशास्त्र में वाचा का पहला स्पष्ट उल्लेख जल-प्रलय के तुरंत बाद दिखाई देता है (</w:t>
       </w:r>
-      <w:hyperlink r:id="rId263">
-        <w:r>
-          <w:rPr>
-            <w:lang w:val="hi_IN" w:bidi="hi_IN"/>
-          </w:rPr>
-          <w:rPr>
-            <w:color w:val="0000EE"/>
-            <w:u w:val="single"/>
-          </w:rPr>
-          <w:t>उत 9:1–17</w:t>
-        </w:r>
-      </w:hyperlink>
+      <w:r>
+        <w:rPr>
+          <w:lang w:val="hi_IN" w:bidi="hi_IN"/>
+        </w:rPr>
+        <w:t>उत 9:1–17</w:t>
+      </w:r>
       <w:r>
         <w:rPr>
           <w:lang w:val="hi_IN" w:bidi="hi_IN"/>
@@ -7610,18 +5738,12 @@
         </w:rPr>
         <w:t>परमेश्वर ने देखा कि मनुष्य की बुराई पृथ्वी पर बढ़ गई है और वे निरंतर बुरे कार्य कर रहे थे। इससे परमेश्वर खेदित हुए और पृथ्वी पर मनुष्य को बनाने से पछताए (</w:t>
       </w:r>
-      <w:hyperlink r:id="rId264">
-        <w:r>
-          <w:rPr>
-            <w:lang w:val="hi_IN" w:bidi="hi_IN"/>
-          </w:rPr>
-          <w:rPr>
-            <w:color w:val="0000EE"/>
-            <w:u w:val="single"/>
-          </w:rPr>
-          <w:t>उत 6:5–7</w:t>
-        </w:r>
-      </w:hyperlink>
+      <w:r>
+        <w:rPr>
+          <w:lang w:val="hi_IN" w:bidi="hi_IN"/>
+        </w:rPr>
+        <w:t>उत 6:5–7</w:t>
+      </w:r>
       <w:r>
         <w:rPr>
           <w:lang w:val="hi_IN" w:bidi="hi_IN"/>
@@ -7640,36 +5762,24 @@
         </w:rPr>
         <w:t xml:space="preserve"> (</w:t>
       </w:r>
-      <w:hyperlink r:id="rId265">
-        <w:r>
-          <w:rPr>
-            <w:lang w:val="hi_IN" w:bidi="hi_IN"/>
-          </w:rPr>
-          <w:rPr>
-            <w:color w:val="0000EE"/>
-            <w:u w:val="single"/>
-          </w:rPr>
-          <w:t>उत 6:11–13</w:t>
-        </w:r>
-      </w:hyperlink>
+      <w:r>
+        <w:rPr>
+          <w:lang w:val="hi_IN" w:bidi="hi_IN"/>
+        </w:rPr>
+        <w:t>उत 6:11–13</w:t>
+      </w:r>
       <w:r>
         <w:rPr>
           <w:lang w:val="hi_IN" w:bidi="hi_IN"/>
         </w:rPr>
         <w:t>), परन्तु परमेश्वर ने नूह पर अनुग्रह किया (</w:t>
       </w:r>
-      <w:hyperlink r:id="rId266">
-        <w:r>
-          <w:rPr>
-            <w:lang w:val="hi_IN" w:bidi="hi_IN"/>
-          </w:rPr>
-          <w:rPr>
-            <w:color w:val="0000EE"/>
-            <w:u w:val="single"/>
-          </w:rPr>
-          <w:t>6:8</w:t>
-        </w:r>
-      </w:hyperlink>
+      <w:r>
+        <w:rPr>
+          <w:lang w:val="hi_IN" w:bidi="hi_IN"/>
+        </w:rPr>
+        <w:t>6:8</w:t>
+      </w:r>
       <w:r>
         <w:rPr>
           <w:lang w:val="hi_IN" w:bidi="hi_IN"/>
@@ -7688,18 +5798,12 @@
         </w:rPr>
         <w:t xml:space="preserve"> से बच सकें (</w:t>
       </w:r>
-      <w:hyperlink r:id="rId267">
-        <w:r>
-          <w:rPr>
-            <w:lang w:val="hi_IN" w:bidi="hi_IN"/>
-          </w:rPr>
-          <w:rPr>
-            <w:color w:val="0000EE"/>
-            <w:u w:val="single"/>
-          </w:rPr>
-          <w:t>6:13–17</w:t>
-        </w:r>
-      </w:hyperlink>
+      <w:r>
+        <w:rPr>
+          <w:lang w:val="hi_IN" w:bidi="hi_IN"/>
+        </w:rPr>
+        <w:t>6:13–17</w:t>
+      </w:r>
       <w:r>
         <w:rPr>
           <w:lang w:val="hi_IN" w:bidi="hi_IN"/>
@@ -7718,36 +5822,24 @@
         </w:rPr>
         <w:t xml:space="preserve"> (</w:t>
       </w:r>
-      <w:hyperlink r:id="rId268">
-        <w:r>
-          <w:rPr>
-            <w:lang w:val="hi_IN" w:bidi="hi_IN"/>
-          </w:rPr>
-          <w:rPr>
-            <w:color w:val="0000EE"/>
-            <w:u w:val="single"/>
-          </w:rPr>
-          <w:t>6:1–7</w:t>
-        </w:r>
-      </w:hyperlink>
-      <w:r>
-        <w:rPr>
-          <w:lang w:val="hi_IN" w:bidi="hi_IN"/>
-        </w:rPr>
-        <w:t xml:space="preserve">; </w:t>
-      </w:r>
-      <w:hyperlink r:id="rId269">
-        <w:r>
-          <w:rPr>
-            <w:lang w:val="hi_IN" w:bidi="hi_IN"/>
-          </w:rPr>
-          <w:rPr>
-            <w:color w:val="0000EE"/>
-            <w:u w:val="single"/>
-          </w:rPr>
-          <w:t>9:8–13</w:t>
-        </w:r>
-      </w:hyperlink>
+      <w:r>
+        <w:rPr>
+          <w:lang w:val="hi_IN" w:bidi="hi_IN"/>
+        </w:rPr>
+        <w:t>6:1–7</w:t>
+      </w:r>
+      <w:r>
+        <w:rPr>
+          <w:lang w:val="hi_IN" w:bidi="hi_IN"/>
+        </w:rPr>
+        <w:t xml:space="preserve">; </w:t>
+      </w:r>
+      <w:r>
+        <w:rPr>
+          <w:lang w:val="hi_IN" w:bidi="hi_IN"/>
+        </w:rPr>
+        <w:t>9:8–13</w:t>
+      </w:r>
       <w:r>
         <w:rPr>
           <w:lang w:val="hi_IN" w:bidi="hi_IN"/>
@@ -7798,36 +5890,24 @@
         </w:rPr>
         <w:t>(</w:t>
       </w:r>
-      <w:hyperlink r:id="rId270">
-        <w:r>
-          <w:rPr>
-            <w:lang w:val="hi_IN" w:bidi="hi_IN"/>
-          </w:rPr>
-          <w:rPr>
-            <w:color w:val="0000EE"/>
-            <w:u w:val="single"/>
-          </w:rPr>
-          <w:t>उत 6:18</w:t>
-        </w:r>
-      </w:hyperlink>
+      <w:r>
+        <w:rPr>
+          <w:lang w:val="hi_IN" w:bidi="hi_IN"/>
+        </w:rPr>
+        <w:t>उत 6:18</w:t>
+      </w:r>
       <w:r>
         <w:rPr>
           <w:lang w:val="hi_IN" w:bidi="hi_IN"/>
         </w:rPr>
         <w:t>)। परमेश्वर के वादे में नूह को एक जहाज बनाने की आज्ञा शामिल थी (</w:t>
       </w:r>
-      <w:hyperlink r:id="rId271">
-        <w:r>
-          <w:rPr>
-            <w:lang w:val="hi_IN" w:bidi="hi_IN"/>
-          </w:rPr>
-          <w:rPr>
-            <w:color w:val="0000EE"/>
-            <w:u w:val="single"/>
-          </w:rPr>
-          <w:t>6:14</w:t>
-        </w:r>
-      </w:hyperlink>
+      <w:r>
+        <w:rPr>
+          <w:lang w:val="hi_IN" w:bidi="hi_IN"/>
+        </w:rPr>
+        <w:t>6:14</w:t>
+      </w:r>
       <w:r>
         <w:rPr>
           <w:lang w:val="hi_IN" w:bidi="hi_IN"/>
@@ -7846,36 +5926,24 @@
         </w:rPr>
         <w:t xml:space="preserve"> (</w:t>
       </w:r>
-      <w:hyperlink r:id="rId272">
-        <w:r>
-          <w:rPr>
-            <w:lang w:val="hi_IN" w:bidi="hi_IN"/>
-          </w:rPr>
-          <w:rPr>
-            <w:color w:val="0000EE"/>
-            <w:u w:val="single"/>
-          </w:rPr>
-          <w:t>6:22</w:t>
-        </w:r>
-      </w:hyperlink>
-      <w:r>
-        <w:rPr>
-          <w:lang w:val="hi_IN" w:bidi="hi_IN"/>
-        </w:rPr>
-        <w:t xml:space="preserve">; </w:t>
-      </w:r>
-      <w:hyperlink r:id="rId273">
-        <w:r>
-          <w:rPr>
-            <w:lang w:val="hi_IN" w:bidi="hi_IN"/>
-          </w:rPr>
-          <w:rPr>
-            <w:color w:val="0000EE"/>
-            <w:u w:val="single"/>
-          </w:rPr>
-          <w:t>7:5</w:t>
-        </w:r>
-      </w:hyperlink>
+      <w:r>
+        <w:rPr>
+          <w:lang w:val="hi_IN" w:bidi="hi_IN"/>
+        </w:rPr>
+        <w:t>6:22</w:t>
+      </w:r>
+      <w:r>
+        <w:rPr>
+          <w:lang w:val="hi_IN" w:bidi="hi_IN"/>
+        </w:rPr>
+        <w:t xml:space="preserve">; </w:t>
+      </w:r>
+      <w:r>
+        <w:rPr>
+          <w:lang w:val="hi_IN" w:bidi="hi_IN"/>
+        </w:rPr>
+        <w:t>7:5</w:t>
+      </w:r>
       <w:r>
         <w:rPr>
           <w:lang w:val="hi_IN" w:bidi="hi_IN"/>
@@ -7896,54 +5964,36 @@
         </w:rPr>
         <w:t>जल-प्रलय के बाद, नूह ने परमेश्वर को एक भेंट चढ़ाई (</w:t>
       </w:r>
-      <w:hyperlink r:id="rId274">
-        <w:r>
-          <w:rPr>
-            <w:lang w:val="hi_IN" w:bidi="hi_IN"/>
-          </w:rPr>
-          <w:rPr>
-            <w:color w:val="0000EE"/>
-            <w:u w:val="single"/>
-          </w:rPr>
-          <w:t>उत 8:20–22</w:t>
-        </w:r>
-      </w:hyperlink>
+      <w:r>
+        <w:rPr>
+          <w:lang w:val="hi_IN" w:bidi="hi_IN"/>
+        </w:rPr>
+        <w:t>उत 8:20–22</w:t>
+      </w:r>
       <w:r>
         <w:rPr>
           <w:lang w:val="hi_IN" w:bidi="hi_IN"/>
         </w:rPr>
         <w:t>)। परमेश्वर ने फिर नूह के साथ अपनी वाचा को स्पष्ट किया। यह वाचा सार्वभौमिक थी, जिसमें मनुष्य और सभी जीवित प्राणी शामिल थे (</w:t>
       </w:r>
-      <w:hyperlink r:id="rId275">
-        <w:r>
-          <w:rPr>
-            <w:lang w:val="hi_IN" w:bidi="hi_IN"/>
-          </w:rPr>
-          <w:rPr>
-            <w:color w:val="0000EE"/>
-            <w:u w:val="single"/>
-          </w:rPr>
-          <w:t>9:8–10</w:t>
-        </w:r>
-      </w:hyperlink>
+      <w:r>
+        <w:rPr>
+          <w:lang w:val="hi_IN" w:bidi="hi_IN"/>
+        </w:rPr>
+        <w:t>9:8–10</w:t>
+      </w:r>
       <w:r>
         <w:rPr>
           <w:lang w:val="hi_IN" w:bidi="hi_IN"/>
         </w:rPr>
         <w:t>)। परमेश्वर ने वादा किया कि वह संसार पर न्याय के रूप में फिर कभी जल-प्रलय नहीं भेजेंगे (</w:t>
       </w:r>
-      <w:hyperlink r:id="rId276">
-        <w:r>
-          <w:rPr>
-            <w:lang w:val="hi_IN" w:bidi="hi_IN"/>
-          </w:rPr>
-          <w:rPr>
-            <w:color w:val="0000EE"/>
-            <w:u w:val="single"/>
-          </w:rPr>
-          <w:t>9:15</w:t>
-        </w:r>
-      </w:hyperlink>
+      <w:r>
+        <w:rPr>
+          <w:lang w:val="hi_IN" w:bidi="hi_IN"/>
+        </w:rPr>
+        <w:t>9:15</w:t>
+      </w:r>
       <w:r>
         <w:rPr>
           <w:lang w:val="hi_IN" w:bidi="hi_IN"/>
@@ -7970,72 +6020,48 @@
         </w:rPr>
         <w:t xml:space="preserve"> भले ही लोग अपनी दुष्टता के लिए दण्ड के पात्र हैं, परमेश्वर पूर्ण विनाश को रोकते हैं। परमेश्वर की वाचा नूह के साथ हर जीवित प्राणी के साथ एक निकट संबंध स्थापित नहीं करती। इसके बजाय, यह नैतिक और सांसारिक जीवन को परमेश्वर के इरादे के अनुसार पुनः स्थापित करती है (</w:t>
       </w:r>
-      <w:hyperlink r:id="rId277">
-        <w:r>
-          <w:rPr>
-            <w:lang w:val="hi_IN" w:bidi="hi_IN"/>
-          </w:rPr>
-          <w:rPr>
-            <w:color w:val="0000EE"/>
-            <w:u w:val="single"/>
-          </w:rPr>
-          <w:t>उत 9:1–7</w:t>
-        </w:r>
-      </w:hyperlink>
+      <w:r>
+        <w:rPr>
+          <w:lang w:val="hi_IN" w:bidi="hi_IN"/>
+        </w:rPr>
+        <w:t>उत 9:1–7</w:t>
+      </w:r>
       <w:r>
         <w:rPr>
           <w:lang w:val="hi_IN" w:bidi="hi_IN"/>
         </w:rPr>
         <w:t>)। इसने भविष्य में एक अधिक घनिष्ठ वाचा के लिए मार्ग प्रशस्त किया (</w:t>
       </w:r>
-      <w:hyperlink r:id="rId278">
-        <w:r>
-          <w:rPr>
-            <w:lang w:val="hi_IN" w:bidi="hi_IN"/>
-          </w:rPr>
-          <w:rPr>
-            <w:color w:val="0000EE"/>
-            <w:u w:val="single"/>
-          </w:rPr>
-          <w:t>17:1–21</w:t>
-        </w:r>
-      </w:hyperlink>
+      <w:r>
+        <w:rPr>
+          <w:lang w:val="hi_IN" w:bidi="hi_IN"/>
+        </w:rPr>
+        <w:t>17:1–21</w:t>
+      </w:r>
       <w:r>
         <w:rPr>
           <w:lang w:val="hi_IN" w:bidi="hi_IN"/>
         </w:rPr>
         <w:t>)। यद्यपि वे गलत करते हैं, लोग परमेश्वर के संसार में रह सकते हैं और अपने जीवन के दौरान सृष्टिकर्ता के साथ एक गहरा संबंध खोज सकते हैं। परमेश्वर की बाद की वाचाओं ने सभी के लिए उनके साथ एक निकट संबंध उपलब्ध कराया (</w:t>
       </w:r>
-      <w:hyperlink r:id="rId279">
-        <w:r>
-          <w:rPr>
-            <w:lang w:val="hi_IN" w:bidi="hi_IN"/>
-          </w:rPr>
-          <w:rPr>
-            <w:color w:val="0000EE"/>
-            <w:u w:val="single"/>
-          </w:rPr>
-          <w:t>प्रेरि 2:22–40</w:t>
-        </w:r>
-      </w:hyperlink>
-      <w:r>
-        <w:rPr>
-          <w:lang w:val="hi_IN" w:bidi="hi_IN"/>
-        </w:rPr>
-        <w:t xml:space="preserve">; </w:t>
-      </w:r>
-      <w:hyperlink r:id="rId280">
-        <w:r>
-          <w:rPr>
-            <w:lang w:val="hi_IN" w:bidi="hi_IN"/>
-          </w:rPr>
-          <w:rPr>
-            <w:color w:val="0000EE"/>
-            <w:u w:val="single"/>
-          </w:rPr>
-          <w:t>3:17–26</w:t>
-        </w:r>
-      </w:hyperlink>
+      <w:r>
+        <w:rPr>
+          <w:lang w:val="hi_IN" w:bidi="hi_IN"/>
+        </w:rPr>
+        <w:t>प्रेरि 2:22–40</w:t>
+      </w:r>
+      <w:r>
+        <w:rPr>
+          <w:lang w:val="hi_IN" w:bidi="hi_IN"/>
+        </w:rPr>
+        <w:t xml:space="preserve">; </w:t>
+      </w:r>
+      <w:r>
+        <w:rPr>
+          <w:lang w:val="hi_IN" w:bidi="hi_IN"/>
+        </w:rPr>
+        <w:t>3:17–26</w:t>
+      </w:r>
       <w:r>
         <w:rPr>
           <w:lang w:val="hi_IN" w:bidi="hi_IN"/>
@@ -8065,72 +6091,48 @@
           <w:lang w:val="hi_IN" w:bidi="hi_IN"/>
         </w:rPr>
       </w:r>
-      <w:hyperlink r:id="rId263">
-        <w:r>
-          <w:rPr>
-            <w:lang w:val="hi_IN" w:bidi="hi_IN"/>
-          </w:rPr>
-          <w:rPr>
-            <w:color w:val="0000EE"/>
-            <w:u w:val="single"/>
-          </w:rPr>
-          <w:t>उत्पत्ति 9:1–17</w:t>
-        </w:r>
-      </w:hyperlink>
-      <w:r>
-        <w:rPr>
-          <w:lang w:val="hi_IN" w:bidi="hi_IN"/>
-        </w:rPr>
-        <w:t xml:space="preserve">; </w:t>
-      </w:r>
-      <w:hyperlink r:id="rId281">
-        <w:r>
-          <w:rPr>
-            <w:lang w:val="hi_IN" w:bidi="hi_IN"/>
-          </w:rPr>
-          <w:rPr>
-            <w:color w:val="0000EE"/>
-            <w:u w:val="single"/>
-          </w:rPr>
-          <w:t>यहेजकेल 14:12–23</w:t>
-        </w:r>
-      </w:hyperlink>
-      <w:r>
-        <w:rPr>
-          <w:lang w:val="hi_IN" w:bidi="hi_IN"/>
-        </w:rPr>
-        <w:t xml:space="preserve">; </w:t>
-      </w:r>
-      <w:hyperlink r:id="rId282">
-        <w:r>
-          <w:rPr>
-            <w:lang w:val="hi_IN" w:bidi="hi_IN"/>
-          </w:rPr>
-          <w:rPr>
-            <w:color w:val="0000EE"/>
-            <w:u w:val="single"/>
-          </w:rPr>
-          <w:t>मत्ती 24:37–39</w:t>
-        </w:r>
-      </w:hyperlink>
-      <w:r>
-        <w:rPr>
-          <w:lang w:val="hi_IN" w:bidi="hi_IN"/>
-        </w:rPr>
-        <w:t xml:space="preserve">; </w:t>
-      </w:r>
-      <w:hyperlink r:id="rId283">
-        <w:r>
-          <w:rPr>
-            <w:lang w:val="hi_IN" w:bidi="hi_IN"/>
-          </w:rPr>
-          <w:rPr>
-            <w:color w:val="0000EE"/>
-            <w:u w:val="single"/>
-          </w:rPr>
-          <w:t>इब्रानियों 11:7</w:t>
-        </w:r>
-      </w:hyperlink>
+      <w:r>
+        <w:rPr>
+          <w:lang w:val="hi_IN" w:bidi="hi_IN"/>
+        </w:rPr>
+        <w:t>उत्पत्ति 9:1–17</w:t>
+      </w:r>
+      <w:r>
+        <w:rPr>
+          <w:lang w:val="hi_IN" w:bidi="hi_IN"/>
+        </w:rPr>
+        <w:t xml:space="preserve">; </w:t>
+      </w:r>
+      <w:r>
+        <w:rPr>
+          <w:lang w:val="hi_IN" w:bidi="hi_IN"/>
+        </w:rPr>
+        <w:t>यहेजकेल 14:12–23</w:t>
+      </w:r>
+      <w:r>
+        <w:rPr>
+          <w:lang w:val="hi_IN" w:bidi="hi_IN"/>
+        </w:rPr>
+        <w:t xml:space="preserve">; </w:t>
+      </w:r>
+      <w:r>
+        <w:rPr>
+          <w:lang w:val="hi_IN" w:bidi="hi_IN"/>
+        </w:rPr>
+        <w:t>मत्ती 24:37–39</w:t>
+      </w:r>
+      <w:r>
+        <w:rPr>
+          <w:lang w:val="hi_IN" w:bidi="hi_IN"/>
+        </w:rPr>
+        <w:t xml:space="preserve">; </w:t>
+      </w:r>
+      <w:r>
+        <w:rPr>
+          <w:lang w:val="hi_IN" w:bidi="hi_IN"/>
+        </w:rPr>
+        <w:t>इब्रानियों 11:7</w:t>
+      </w:r>
       <w:r>
         <w:rPr>
           <w:lang w:val="hi_IN" w:bidi="hi_IN"/>
